--- a/04-滤波电路/02-高通滤波/有源高通滤波电路/有源高通滤波电路.docx
+++ b/04-滤波电路/02-高通滤波/有源高通滤波电路/有源高通滤波电路.docx
@@ -2935,6 +2935,20 @@
     </w:p>
     <w:bookmarkEnd w:id="28"/>
     <w:bookmarkEnd w:id="29"/>
+    <w:p>
+      <w:pPr>
+        <w:spacing w:before="360"/>
+        <w:jc w:val="center"/>
+      </w:pPr>
+      <w:r>
+        <w:rPr>
+          <w:rFonts w:ascii="Times New Roman" w:hAnsi="Times New Roman"/>
+          <w:color w:val="555555"/>
+          <w:sz w:val="21"/>
+        </w:rPr>
+        <w:t>材料收集者：杜文杰</w:t>
+      </w:r>
+    </w:p>
     <w:sectPr>
       <w:headerReference r:id="rId9" w:type="default"/>
       <w:footerReference r:id="rId10" w:type="default"/>

--- a/04-滤波电路/02-高通滤波/有源高通滤波电路/有源高通滤波电路.docx
+++ b/04-滤波电路/02-高通滤波/有源高通滤波电路/有源高通滤波电路.docx
@@ -1,6 +1,6 @@
 
 <file path=word/document.xml><?xml version="1.0" encoding="utf-8"?>
-<w:document xmlns:w="http://schemas.openxmlformats.org/wordprocessingml/2006/main" xmlns:m="http://schemas.openxmlformats.org/officeDocument/2006/math" xmlns:r="http://schemas.openxmlformats.org/officeDocument/2006/relationships" xmlns:o="urn:schemas-microsoft-com:office:office" xmlns:v="urn:schemas-microsoft-com:vml" xmlns:w10="urn:schemas-microsoft-com:office:word" xmlns:a="http://schemas.openxmlformats.org/drawingml/2006/main" xmlns:pic="http://schemas.openxmlformats.org/drawingml/2006/picture" xmlns:wp="http://schemas.openxmlformats.org/drawingml/2006/wordprocessingDrawing">
+<w:document xmlns:m="http://schemas.openxmlformats.org/officeDocument/2006/math" xmlns:r="http://schemas.openxmlformats.org/officeDocument/2006/relationships" xmlns:w="http://schemas.openxmlformats.org/wordprocessingml/2006/main" xmlns:o="urn:schemas-microsoft-com:office:office" xmlns:v="urn:schemas-microsoft-com:vml" xmlns:w10="urn:schemas-microsoft-com:office:word" xmlns:a="http://schemas.openxmlformats.org/drawingml/2006/main" xmlns:pic="http://schemas.openxmlformats.org/drawingml/2006/picture" xmlns:wp="http://schemas.openxmlformats.org/drawingml/2006/wordprocessingDrawing">
   <w:body>
     <w:bookmarkStart w:id="29" w:name="有源高通滤波电路"/>
     <w:p>
@@ -9,7 +9,7 @@
       </w:pPr>
       <w:r>
         <w:rPr>
-          <w:rFonts w:hint="eastAsia"/>
+          <w:rFonts w:hint="eastAsia" w:eastAsia="黑体"/>
         </w:rPr>
         <w:t xml:space="preserve">有源高通滤波电路</w:t>
       </w:r>
@@ -21,7 +21,7 @@
       </w:pPr>
       <w:r>
         <w:rPr>
-          <w:rFonts w:hint="eastAsia"/>
+          <w:rFonts w:hint="eastAsia" w:eastAsia="黑体"/>
         </w:rPr>
         <w:t xml:space="preserve">拓扑描述</w:t>
       </w:r>
@@ -32,16 +32,19 @@
       </w:pPr>
       <w:r>
         <w:rPr>
-          <w:rFonts w:hint="eastAsia"/>
+          <w:rFonts w:hint="eastAsia" w:eastAsia="黑体"/>
         </w:rPr>
         <w:t xml:space="preserve">由</w:t>
       </w:r>
       <w:r>
+        <w:rPr>
+          <w:rFonts w:eastAsia="黑体"/>
+        </w:rPr>
         <w:t xml:space="preserve"> </w:t>
       </w:r>
       <w:r>
         <w:rPr>
-          <w:rFonts w:hint="eastAsia"/>
+          <w:rFonts w:hint="eastAsia" w:eastAsia="黑体"/>
           <w:b/>
           <w:bCs/>
         </w:rPr>
@@ -49,17 +52,21 @@
       </w:r>
       <w:r>
         <w:rPr>
+          <w:rFonts w:eastAsia="黑体"/>
           <w:b/>
           <w:bCs/>
         </w:rPr>
         <w:t xml:space="preserve"> A1</w:t>
       </w:r>
       <w:r>
+        <w:rPr>
+          <w:rFonts w:eastAsia="黑体"/>
+        </w:rPr>
         <w:t xml:space="preserve">、</w:t>
       </w:r>
       <w:r>
         <w:rPr>
-          <w:rFonts w:hint="eastAsia"/>
+          <w:rFonts w:hint="eastAsia" w:eastAsia="黑体"/>
           <w:b/>
           <w:bCs/>
         </w:rPr>
@@ -67,6 +74,7 @@
       </w:r>
       <w:r>
         <w:rPr>
+          <w:rFonts w:eastAsia="黑体"/>
           <w:b/>
           <w:bCs/>
         </w:rPr>
@@ -78,11 +86,14 @@
         </m:r>
       </m:oMath>
       <w:r>
+        <w:rPr>
+          <w:rFonts w:eastAsia="黑体"/>
+        </w:rPr>
         <w:t xml:space="preserve">、</w:t>
       </w:r>
       <w:r>
         <w:rPr>
-          <w:rFonts w:hint="eastAsia"/>
+          <w:rFonts w:hint="eastAsia" w:eastAsia="黑体"/>
           <w:b/>
           <w:bCs/>
         </w:rPr>
@@ -90,6 +101,7 @@
       </w:r>
       <w:r>
         <w:rPr>
+          <w:rFonts w:eastAsia="黑体"/>
           <w:b/>
           <w:bCs/>
         </w:rPr>
@@ -101,20 +113,26 @@
         </m:r>
       </m:oMath>
       <w:r>
+        <w:rPr>
+          <w:rFonts w:eastAsia="黑体"/>
+        </w:rPr>
         <w:t xml:space="preserve"> </w:t>
       </w:r>
       <w:r>
         <w:rPr>
-          <w:rFonts w:hint="eastAsia"/>
+          <w:rFonts w:hint="eastAsia" w:eastAsia="黑体"/>
         </w:rPr>
         <w:t xml:space="preserve">与</w:t>
       </w:r>
       <w:r>
+        <w:rPr>
+          <w:rFonts w:eastAsia="黑体"/>
+        </w:rPr>
         <w:t xml:space="preserve"> </w:t>
       </w:r>
       <w:r>
         <w:rPr>
-          <w:rFonts w:hint="eastAsia"/>
+          <w:rFonts w:hint="eastAsia" w:eastAsia="黑体"/>
           <w:b/>
           <w:bCs/>
         </w:rPr>
@@ -122,6 +140,7 @@
       </w:r>
       <w:r>
         <w:rPr>
+          <w:rFonts w:eastAsia="黑体"/>
           <w:b/>
           <w:bCs/>
         </w:rPr>
@@ -143,6 +162,7 @@
       </m:oMath>
       <w:r>
         <w:rPr>
+          <w:rFonts w:eastAsia="黑体"/>
           <w:b/>
           <w:bCs/>
         </w:rPr>
@@ -163,15 +183,21 @@
         </m:sSub>
       </m:oMath>
       <w:r>
+        <w:rPr>
+          <w:rFonts w:eastAsia="黑体"/>
+        </w:rPr>
         <w:t xml:space="preserve"> </w:t>
       </w:r>
       <w:r>
         <w:rPr>
-          <w:rFonts w:hint="eastAsia"/>
+          <w:rFonts w:hint="eastAsia" w:eastAsia="黑体"/>
         </w:rPr>
         <w:t xml:space="preserve">组成的一阶有源高通滤波器（同相、带增益</w:t>
       </w:r>
       <w:r>
+        <w:rPr>
+          <w:rFonts w:eastAsia="黑体"/>
+        </w:rPr>
         <w:t xml:space="preserve"> </w:t>
       </w:r>
       <m:oMath>
@@ -180,26 +206,32 @@
         </m:r>
       </m:oMath>
       <w:r>
+        <w:rPr>
+          <w:rFonts w:eastAsia="黑体"/>
+        </w:rPr>
         <w:t xml:space="preserve"> </w:t>
       </w:r>
       <w:r>
         <w:rPr>
-          <w:rFonts w:hint="eastAsia"/>
+          <w:rFonts w:hint="eastAsia" w:eastAsia="黑体"/>
         </w:rPr>
         <w:t xml:space="preserve">形式）。电路共有</w:t>
       </w:r>
       <w:r>
+        <w:rPr>
+          <w:rFonts w:eastAsia="黑体"/>
+        </w:rPr>
         <w:t xml:space="preserve"> 4 </w:t>
       </w:r>
       <w:r>
         <w:rPr>
-          <w:rFonts w:hint="eastAsia"/>
+          <w:rFonts w:hint="eastAsia" w:eastAsia="黑体"/>
         </w:rPr>
         <w:t xml:space="preserve">个关键节点：</w:t>
       </w:r>
       <w:r>
         <w:rPr>
-          <w:rFonts w:hint="eastAsia"/>
+          <w:rFonts w:hint="eastAsia" w:eastAsia="黑体"/>
           <w:b/>
           <w:bCs/>
         </w:rPr>
@@ -207,6 +239,7 @@
       </w:r>
       <w:r>
         <w:rPr>
+          <w:rFonts w:eastAsia="黑体"/>
           <w:b/>
           <w:bCs/>
         </w:rPr>
@@ -214,7 +247,7 @@
       </w:r>
       <w:r>
         <w:rPr>
-          <w:rFonts w:hint="eastAsia"/>
+          <w:rFonts w:hint="eastAsia" w:eastAsia="黑体"/>
           <w:b/>
           <w:bCs/>
         </w:rPr>
@@ -222,11 +255,14 @@
       </w:r>
       <w:r>
         <w:rPr>
-          <w:rFonts w:hint="eastAsia"/>
+          <w:rFonts w:hint="eastAsia" w:eastAsia="黑体"/>
         </w:rPr>
         <w:t xml:space="preserve">（信号源</w:t>
       </w:r>
       <w:r>
+        <w:rPr>
+          <w:rFonts w:eastAsia="黑体"/>
+        </w:rPr>
         <w:t xml:space="preserve"> </w:t>
       </w:r>
       <m:oMath>
@@ -247,15 +283,21 @@
         </m:sSub>
       </m:oMath>
       <w:r>
+        <w:rPr>
+          <w:rFonts w:eastAsia="黑体"/>
+        </w:rPr>
         <w:t xml:space="preserve"> </w:t>
       </w:r>
       <w:r>
         <w:rPr>
-          <w:rFonts w:hint="eastAsia"/>
+          <w:rFonts w:hint="eastAsia" w:eastAsia="黑体"/>
         </w:rPr>
         <w:t xml:space="preserve">正端与</w:t>
       </w:r>
       <w:r>
+        <w:rPr>
+          <w:rFonts w:eastAsia="黑体"/>
+        </w:rPr>
         <w:t xml:space="preserve"> </w:t>
       </w:r>
       <m:oMath>
@@ -264,17 +306,20 @@
         </m:r>
       </m:oMath>
       <w:r>
+        <w:rPr>
+          <w:rFonts w:eastAsia="黑体"/>
+        </w:rPr>
         <w:t xml:space="preserve"> </w:t>
       </w:r>
       <w:r>
         <w:rPr>
-          <w:rFonts w:hint="eastAsia"/>
+          <w:rFonts w:hint="eastAsia" w:eastAsia="黑体"/>
         </w:rPr>
         <w:t xml:space="preserve">一端相连）；</w:t>
       </w:r>
       <w:r>
         <w:rPr>
-          <w:rFonts w:hint="eastAsia"/>
+          <w:rFonts w:hint="eastAsia" w:eastAsia="黑体"/>
           <w:b/>
           <w:bCs/>
         </w:rPr>
@@ -282,6 +327,7 @@
       </w:r>
       <w:r>
         <w:rPr>
+          <w:rFonts w:eastAsia="黑体"/>
           <w:b/>
           <w:bCs/>
         </w:rPr>
@@ -289,7 +335,7 @@
       </w:r>
       <w:r>
         <w:rPr>
-          <w:rFonts w:hint="eastAsia"/>
+          <w:rFonts w:hint="eastAsia" w:eastAsia="黑体"/>
           <w:b/>
           <w:bCs/>
         </w:rPr>
@@ -297,7 +343,7 @@
       </w:r>
       <w:r>
         <w:rPr>
-          <w:rFonts w:hint="eastAsia"/>
+          <w:rFonts w:hint="eastAsia" w:eastAsia="黑体"/>
         </w:rPr>
         <w:t xml:space="preserve">（</w:t>
       </w:r>
@@ -307,11 +353,14 @@
         </m:r>
       </m:oMath>
       <w:r>
+        <w:rPr>
+          <w:rFonts w:eastAsia="黑体"/>
+        </w:rPr>
         <w:t xml:space="preserve"> </w:t>
       </w:r>
       <w:r>
         <w:rPr>
-          <w:rFonts w:hint="eastAsia"/>
+          <w:rFonts w:hint="eastAsia" w:eastAsia="黑体"/>
         </w:rPr>
         <w:t xml:space="preserve">另一端、</w:t>
       </w:r>
@@ -321,35 +370,44 @@
         </m:r>
       </m:oMath>
       <w:r>
+        <w:rPr>
+          <w:rFonts w:eastAsia="黑体"/>
+        </w:rPr>
         <w:t xml:space="preserve"> </w:t>
       </w:r>
       <w:r>
         <w:rPr>
-          <w:rFonts w:hint="eastAsia"/>
+          <w:rFonts w:hint="eastAsia" w:eastAsia="黑体"/>
         </w:rPr>
         <w:t xml:space="preserve">一端与</w:t>
       </w:r>
       <w:r>
+        <w:rPr>
+          <w:rFonts w:eastAsia="黑体"/>
+        </w:rPr>
         <w:t xml:space="preserve"> A1 </w:t>
       </w:r>
       <w:r>
         <w:rPr>
-          <w:rFonts w:hint="eastAsia"/>
+          <w:rFonts w:hint="eastAsia" w:eastAsia="黑体"/>
         </w:rPr>
         <w:t xml:space="preserve">的同相输入端</w:t>
       </w:r>
       <w:r>
+        <w:rPr>
+          <w:rFonts w:eastAsia="黑体"/>
+        </w:rPr>
         <w:t xml:space="preserve"> IN+ </w:t>
       </w:r>
       <w:r>
         <w:rPr>
-          <w:rFonts w:hint="eastAsia"/>
+          <w:rFonts w:hint="eastAsia" w:eastAsia="黑体"/>
         </w:rPr>
         <w:t xml:space="preserve">相连）；</w:t>
       </w:r>
       <w:r>
         <w:rPr>
-          <w:rFonts w:hint="eastAsia"/>
+          <w:rFonts w:hint="eastAsia" w:eastAsia="黑体"/>
           <w:b/>
           <w:bCs/>
         </w:rPr>
@@ -357,6 +415,7 @@
       </w:r>
       <w:r>
         <w:rPr>
+          <w:rFonts w:eastAsia="黑体"/>
           <w:b/>
           <w:bCs/>
         </w:rPr>
@@ -364,7 +423,7 @@
       </w:r>
       <w:r>
         <w:rPr>
-          <w:rFonts w:hint="eastAsia"/>
+          <w:rFonts w:hint="eastAsia" w:eastAsia="黑体"/>
           <w:b/>
           <w:bCs/>
         </w:rPr>
@@ -372,20 +431,26 @@
       </w:r>
       <w:r>
         <w:rPr>
-          <w:rFonts w:hint="eastAsia"/>
+          <w:rFonts w:hint="eastAsia" w:eastAsia="黑体"/>
         </w:rPr>
         <w:t xml:space="preserve">（A1</w:t>
       </w:r>
       <w:r>
+        <w:rPr>
+          <w:rFonts w:eastAsia="黑体"/>
+        </w:rPr>
         <w:t xml:space="preserve"> </w:t>
       </w:r>
       <w:r>
         <w:rPr>
-          <w:rFonts w:hint="eastAsia"/>
+          <w:rFonts w:hint="eastAsia" w:eastAsia="黑体"/>
         </w:rPr>
         <w:t xml:space="preserve">的反相输入端</w:t>
       </w:r>
       <w:r>
+        <w:rPr>
+          <w:rFonts w:eastAsia="黑体"/>
+        </w:rPr>
         <w:t xml:space="preserve"> IN−、</w:t>
       </w:r>
       <m:oMath>
@@ -403,15 +468,21 @@
         </m:sSub>
       </m:oMath>
       <w:r>
+        <w:rPr>
+          <w:rFonts w:eastAsia="黑体"/>
+        </w:rPr>
         <w:t xml:space="preserve"> </w:t>
       </w:r>
       <w:r>
         <w:rPr>
-          <w:rFonts w:hint="eastAsia"/>
+          <w:rFonts w:hint="eastAsia" w:eastAsia="黑体"/>
         </w:rPr>
         <w:t xml:space="preserve">一端与</w:t>
       </w:r>
       <w:r>
+        <w:rPr>
+          <w:rFonts w:eastAsia="黑体"/>
+        </w:rPr>
         <w:t xml:space="preserve"> </w:t>
       </w:r>
       <m:oMath>
@@ -429,17 +500,20 @@
         </m:sSub>
       </m:oMath>
       <w:r>
+        <w:rPr>
+          <w:rFonts w:eastAsia="黑体"/>
+        </w:rPr>
         <w:t xml:space="preserve"> </w:t>
       </w:r>
       <w:r>
         <w:rPr>
-          <w:rFonts w:hint="eastAsia"/>
+          <w:rFonts w:hint="eastAsia" w:eastAsia="黑体"/>
         </w:rPr>
         <w:t xml:space="preserve">一端相连）；</w:t>
       </w:r>
       <w:r>
         <w:rPr>
-          <w:rFonts w:hint="eastAsia"/>
+          <w:rFonts w:hint="eastAsia" w:eastAsia="黑体"/>
           <w:b/>
           <w:bCs/>
         </w:rPr>
@@ -447,6 +521,7 @@
       </w:r>
       <w:r>
         <w:rPr>
+          <w:rFonts w:eastAsia="黑体"/>
           <w:b/>
           <w:bCs/>
         </w:rPr>
@@ -454,7 +529,7 @@
       </w:r>
       <w:r>
         <w:rPr>
-          <w:rFonts w:hint="eastAsia"/>
+          <w:rFonts w:hint="eastAsia" w:eastAsia="黑体"/>
           <w:b/>
           <w:bCs/>
         </w:rPr>
@@ -462,29 +537,38 @@
       </w:r>
       <w:r>
         <w:rPr>
-          <w:rFonts w:hint="eastAsia"/>
+          <w:rFonts w:hint="eastAsia" w:eastAsia="黑体"/>
         </w:rPr>
         <w:t xml:space="preserve">（A1</w:t>
       </w:r>
       <w:r>
+        <w:rPr>
+          <w:rFonts w:eastAsia="黑体"/>
+        </w:rPr>
         <w:t xml:space="preserve"> </w:t>
       </w:r>
       <w:r>
         <w:rPr>
-          <w:rFonts w:hint="eastAsia"/>
+          <w:rFonts w:hint="eastAsia" w:eastAsia="黑体"/>
         </w:rPr>
         <w:t xml:space="preserve">的输出端</w:t>
       </w:r>
       <w:r>
+        <w:rPr>
+          <w:rFonts w:eastAsia="黑体"/>
+        </w:rPr>
         <w:t xml:space="preserve"> OUT </w:t>
       </w:r>
       <w:r>
         <w:rPr>
-          <w:rFonts w:hint="eastAsia"/>
+          <w:rFonts w:hint="eastAsia" w:eastAsia="黑体"/>
         </w:rPr>
         <w:t xml:space="preserve">与</w:t>
       </w:r>
       <w:r>
+        <w:rPr>
+          <w:rFonts w:eastAsia="黑体"/>
+        </w:rPr>
         <w:t xml:space="preserve"> </w:t>
       </w:r>
       <m:oMath>
@@ -502,15 +586,21 @@
         </m:sSub>
       </m:oMath>
       <w:r>
+        <w:rPr>
+          <w:rFonts w:eastAsia="黑体"/>
+        </w:rPr>
         <w:t xml:space="preserve"> </w:t>
       </w:r>
       <w:r>
         <w:rPr>
-          <w:rFonts w:hint="eastAsia"/>
+          <w:rFonts w:hint="eastAsia" w:eastAsia="黑体"/>
         </w:rPr>
         <w:t xml:space="preserve">另一端相连，作为输出</w:t>
       </w:r>
       <w:r>
+        <w:rPr>
+          <w:rFonts w:eastAsia="黑体"/>
+        </w:rPr>
         <w:t xml:space="preserve"> </w:t>
       </w:r>
       <m:oMath>
@@ -535,16 +625,19 @@
       </m:oMath>
       <w:r>
         <w:rPr>
-          <w:rFonts w:hint="eastAsia"/>
+          <w:rFonts w:hint="eastAsia" w:eastAsia="黑体"/>
         </w:rPr>
         <w:t xml:space="preserve">）；另有</w:t>
       </w:r>
       <w:r>
+        <w:rPr>
+          <w:rFonts w:eastAsia="黑体"/>
+        </w:rPr>
         <w:t xml:space="preserve"> </w:t>
       </w:r>
       <w:r>
         <w:rPr>
-          <w:rFonts w:hint="eastAsia"/>
+          <w:rFonts w:hint="eastAsia" w:eastAsia="黑体"/>
           <w:b/>
           <w:bCs/>
         </w:rPr>
@@ -552,6 +645,7 @@
       </w:r>
       <w:r>
         <w:rPr>
+          <w:rFonts w:eastAsia="黑体"/>
           <w:b/>
           <w:bCs/>
         </w:rPr>
@@ -559,7 +653,7 @@
       </w:r>
       <w:r>
         <w:rPr>
-          <w:rFonts w:hint="eastAsia"/>
+          <w:rFonts w:hint="eastAsia" w:eastAsia="黑体"/>
         </w:rPr>
         <w:t xml:space="preserve">（</w:t>
       </w:r>
@@ -569,15 +663,21 @@
         </m:r>
       </m:oMath>
       <w:r>
+        <w:rPr>
+          <w:rFonts w:eastAsia="黑体"/>
+        </w:rPr>
         <w:t xml:space="preserve"> </w:t>
       </w:r>
       <w:r>
         <w:rPr>
-          <w:rFonts w:hint="eastAsia"/>
+          <w:rFonts w:hint="eastAsia" w:eastAsia="黑体"/>
         </w:rPr>
         <w:t xml:space="preserve">另一端与</w:t>
       </w:r>
       <w:r>
+        <w:rPr>
+          <w:rFonts w:eastAsia="黑体"/>
+        </w:rPr>
         <w:t xml:space="preserve"> </w:t>
       </w:r>
       <m:oMath>
@@ -595,11 +695,14 @@
         </m:sSub>
       </m:oMath>
       <w:r>
+        <w:rPr>
+          <w:rFonts w:eastAsia="黑体"/>
+        </w:rPr>
         <w:t xml:space="preserve"> </w:t>
       </w:r>
       <w:r>
         <w:rPr>
-          <w:rFonts w:hint="eastAsia"/>
+          <w:rFonts w:hint="eastAsia" w:eastAsia="黑体"/>
         </w:rPr>
         <w:t xml:space="preserve">另一端接地）。</w:t>
       </w:r>
@@ -608,7 +711,7 @@
       <w:pPr/>
       <w:r>
         <w:rPr>
-          <w:rFonts w:hint="eastAsia"/>
+          <w:rFonts w:hint="eastAsia" w:eastAsia="黑体"/>
         </w:rPr>
         <w:t xml:space="preserve">各元件管脚连接：</w:t>
       </w:r>
@@ -618,11 +721,14 @@
         </m:r>
       </m:oMath>
       <w:r>
+        <w:rPr>
+          <w:rFonts w:eastAsia="黑体"/>
+        </w:rPr>
         <w:t xml:space="preserve"> </w:t>
       </w:r>
       <w:r>
         <w:rPr>
-          <w:rFonts w:hint="eastAsia"/>
+          <w:rFonts w:hint="eastAsia" w:eastAsia="黑体"/>
         </w:rPr>
         <w:t xml:space="preserve">一端接输入节点、另一端接中间节点；</w:t>
       </w:r>
@@ -632,20 +738,26 @@
         </m:r>
       </m:oMath>
       <w:r>
+        <w:rPr>
+          <w:rFonts w:eastAsia="黑体"/>
+        </w:rPr>
         <w:t xml:space="preserve"> </w:t>
       </w:r>
       <w:r>
         <w:rPr>
-          <w:rFonts w:hint="eastAsia"/>
+          <w:rFonts w:hint="eastAsia" w:eastAsia="黑体"/>
         </w:rPr>
         <w:t xml:space="preserve">一端接中间节点、另一端接</w:t>
       </w:r>
       <w:r>
+        <w:rPr>
+          <w:rFonts w:eastAsia="黑体"/>
+        </w:rPr>
         <w:t xml:space="preserve"> </w:t>
       </w:r>
       <w:r>
         <w:rPr>
-          <w:rFonts w:hint="eastAsia"/>
+          <w:rFonts w:hint="eastAsia" w:eastAsia="黑体"/>
         </w:rPr>
         <w:t xml:space="preserve">GND；</w:t>
       </w:r>
@@ -664,11 +776,14 @@
         </m:sSub>
       </m:oMath>
       <w:r>
+        <w:rPr>
+          <w:rFonts w:eastAsia="黑体"/>
+        </w:rPr>
         <w:t xml:space="preserve"> </w:t>
       </w:r>
       <w:r>
         <w:rPr>
-          <w:rFonts w:hint="eastAsia"/>
+          <w:rFonts w:hint="eastAsia" w:eastAsia="黑体"/>
         </w:rPr>
         <w:t xml:space="preserve">一端接输出节点、另一端接反相输入端节点；</w:t>
       </w:r>
@@ -687,94 +802,125 @@
         </m:sSub>
       </m:oMath>
       <w:r>
+        <w:rPr>
+          <w:rFonts w:eastAsia="黑体"/>
+        </w:rPr>
         <w:t xml:space="preserve"> </w:t>
       </w:r>
       <w:r>
         <w:rPr>
-          <w:rFonts w:hint="eastAsia"/>
+          <w:rFonts w:hint="eastAsia" w:eastAsia="黑体"/>
         </w:rPr>
         <w:t xml:space="preserve">一端接反相输入端节点、另一端接</w:t>
       </w:r>
       <w:r>
+        <w:rPr>
+          <w:rFonts w:eastAsia="黑体"/>
+        </w:rPr>
         <w:t xml:space="preserve"> </w:t>
       </w:r>
       <w:r>
         <w:rPr>
-          <w:rFonts w:hint="eastAsia"/>
+          <w:rFonts w:hint="eastAsia" w:eastAsia="黑体"/>
         </w:rPr>
         <w:t xml:space="preserve">GND；</w:t>
       </w:r>
       <w:r>
         <w:rPr>
+          <w:rFonts w:eastAsia="黑体"/>
           <w:b/>
           <w:bCs/>
         </w:rPr>
         <w:t xml:space="preserve">A1</w:t>
       </w:r>
       <w:r>
+        <w:rPr>
+          <w:rFonts w:eastAsia="黑体"/>
+        </w:rPr>
         <w:t xml:space="preserve"> </w:t>
       </w:r>
       <w:r>
         <w:rPr>
-          <w:rFonts w:hint="eastAsia"/>
+          <w:rFonts w:hint="eastAsia" w:eastAsia="黑体"/>
         </w:rPr>
         <w:t xml:space="preserve">的</w:t>
       </w:r>
       <w:r>
+        <w:rPr>
+          <w:rFonts w:eastAsia="黑体"/>
+        </w:rPr>
         <w:t xml:space="preserve"> IN+ </w:t>
       </w:r>
       <w:r>
         <w:rPr>
-          <w:rFonts w:hint="eastAsia"/>
+          <w:rFonts w:hint="eastAsia" w:eastAsia="黑体"/>
         </w:rPr>
         <w:t xml:space="preserve">接中间节点、IN−</w:t>
       </w:r>
       <w:r>
+        <w:rPr>
+          <w:rFonts w:eastAsia="黑体"/>
+        </w:rPr>
         <w:t xml:space="preserve"> </w:t>
       </w:r>
       <w:r>
         <w:rPr>
-          <w:rFonts w:hint="eastAsia"/>
+          <w:rFonts w:hint="eastAsia" w:eastAsia="黑体"/>
         </w:rPr>
         <w:t xml:space="preserve">接反相输入端节点、OUT</w:t>
       </w:r>
       <w:r>
+        <w:rPr>
+          <w:rFonts w:eastAsia="黑体"/>
+        </w:rPr>
         <w:t xml:space="preserve"> </w:t>
       </w:r>
       <w:r>
         <w:rPr>
-          <w:rFonts w:hint="eastAsia"/>
+          <w:rFonts w:hint="eastAsia" w:eastAsia="黑体"/>
         </w:rPr>
         <w:t xml:space="preserve">接输出节点、正电源脚</w:t>
       </w:r>
       <w:r>
+        <w:rPr>
+          <w:rFonts w:eastAsia="黑体"/>
+        </w:rPr>
         <w:t xml:space="preserve"> V+ </w:t>
       </w:r>
       <w:r>
         <w:rPr>
-          <w:rFonts w:hint="eastAsia"/>
+          <w:rFonts w:hint="eastAsia" w:eastAsia="黑体"/>
         </w:rPr>
         <w:t xml:space="preserve">接</w:t>
       </w:r>
       <w:r>
+        <w:rPr>
+          <w:rFonts w:eastAsia="黑体"/>
+        </w:rPr>
         <w:t xml:space="preserve"> </w:t>
       </w:r>
       <w:r>
         <w:rPr>
-          <w:rFonts w:hint="eastAsia"/>
+          <w:rFonts w:hint="eastAsia" w:eastAsia="黑体"/>
         </w:rPr>
         <w:t xml:space="preserve">+VCC、负电源脚</w:t>
       </w:r>
       <w:r>
+        <w:rPr>
+          <w:rFonts w:eastAsia="黑体"/>
+        </w:rPr>
         <w:t xml:space="preserve"> V− </w:t>
       </w:r>
       <w:r>
         <w:rPr>
-          <w:rFonts w:hint="eastAsia"/>
+          <w:rFonts w:hint="eastAsia" w:eastAsia="黑体"/>
         </w:rPr>
         <w:t xml:space="preserve">接</w:t>
       </w:r>
       <w:r>
+        <w:rPr>
+          <w:rFonts w:eastAsia="黑体"/>
+        </w:rPr>
         <w:t xml:space="preserve"> −VEE。</w:t>
       </w:r>
     </w:p>
@@ -782,11 +928,14 @@
       <w:pPr/>
       <w:r>
         <w:rPr>
-          <w:rFonts w:hint="eastAsia"/>
+          <w:rFonts w:hint="eastAsia" w:eastAsia="黑体"/>
         </w:rPr>
         <w:t xml:space="preserve">由此构成”输入经</w:t>
       </w:r>
       <w:r>
+        <w:rPr>
+          <w:rFonts w:eastAsia="黑体"/>
+        </w:rPr>
         <w:t xml:space="preserve"> </w:t>
       </w:r>
       <m:oMath>
@@ -795,11 +944,14 @@
         </m:r>
       </m:oMath>
       <w:r>
+        <w:rPr>
+          <w:rFonts w:eastAsia="黑体"/>
+        </w:rPr>
         <w:t xml:space="preserve"> </w:t>
       </w:r>
       <w:r>
         <w:rPr>
-          <w:rFonts w:hint="eastAsia"/>
+          <w:rFonts w:hint="eastAsia" w:eastAsia="黑体"/>
         </w:rPr>
         <w:t xml:space="preserve">到同相端、</w:t>
       </w:r>
@@ -809,11 +961,14 @@
         </m:r>
       </m:oMath>
       <w:r>
+        <w:rPr>
+          <w:rFonts w:eastAsia="黑体"/>
+        </w:rPr>
         <w:t xml:space="preserve"> </w:t>
       </w:r>
       <w:r>
         <w:rPr>
-          <w:rFonts w:hint="eastAsia"/>
+          <w:rFonts w:hint="eastAsia" w:eastAsia="黑体"/>
         </w:rPr>
         <w:t xml:space="preserve">接同相端到地、</w:t>
       </w:r>
@@ -850,15 +1005,21 @@
         </m:sSub>
       </m:oMath>
       <w:r>
+        <w:rPr>
+          <w:rFonts w:eastAsia="黑体"/>
+        </w:rPr>
         <w:t xml:space="preserve"> </w:t>
       </w:r>
       <w:r>
         <w:rPr>
-          <w:rFonts w:hint="eastAsia"/>
+          <w:rFonts w:hint="eastAsia" w:eastAsia="黑体"/>
         </w:rPr>
         <w:t xml:space="preserve">设定增益”的一阶有源高通组态，通带增益</w:t>
       </w:r>
       <w:r>
+        <w:rPr>
+          <w:rFonts w:eastAsia="黑体"/>
+        </w:rPr>
         <w:t xml:space="preserve"> </w:t>
       </w:r>
       <m:oMath>
@@ -913,11 +1074,14 @@
       </m:oMath>
       <w:r>
         <w:rPr>
-          <w:rFonts w:hint="eastAsia"/>
+          <w:rFonts w:hint="eastAsia" w:eastAsia="黑体"/>
         </w:rPr>
         <w:t xml:space="preserve">，截止频率</w:t>
       </w:r>
       <w:r>
+        <w:rPr>
+          <w:rFonts w:eastAsia="黑体"/>
+        </w:rPr>
         <w:t xml:space="preserve"> </w:t>
       </w:r>
       <m:oMath>
@@ -975,16 +1139,19 @@
       </m:oMath>
       <w:r>
         <w:rPr>
-          <w:rFonts w:hint="eastAsia"/>
+          <w:rFonts w:hint="eastAsia" w:eastAsia="黑体"/>
         </w:rPr>
         <w:t xml:space="preserve">，并阻断直流、为后级提供低阻驱动；更高阶可由</w:t>
       </w:r>
       <w:r>
+        <w:rPr>
+          <w:rFonts w:eastAsia="黑体"/>
+        </w:rPr>
         <w:t xml:space="preserve"> Sallen-Key </w:t>
       </w:r>
       <w:r>
         <w:rPr>
-          <w:rFonts w:hint="eastAsia"/>
+          <w:rFonts w:hint="eastAsia" w:eastAsia="黑体"/>
         </w:rPr>
         <w:t xml:space="preserve">或多重反馈（MFB）结构实现。</w:t>
       </w:r>
@@ -997,7 +1164,7 @@
       </w:pPr>
       <w:r>
         <w:rPr>
-          <w:rFonts w:hint="eastAsia"/>
+          <w:rFonts w:hint="eastAsia" w:eastAsia="黑体"/>
         </w:rPr>
         <w:t xml:space="preserve">工作原理</w:t>
       </w:r>
@@ -1007,29 +1174,38 @@
         <w:pStyle w:val="FirstParagraph"/>
       </w:pPr>
       <w:r>
+        <w:rPr>
+          <w:rFonts w:eastAsia="黑体"/>
+        </w:rPr>
         <w:t xml:space="preserve">RC </w:t>
       </w:r>
       <w:r>
         <w:rPr>
-          <w:rFonts w:hint="eastAsia"/>
+          <w:rFonts w:hint="eastAsia" w:eastAsia="黑体"/>
         </w:rPr>
         <w:t xml:space="preserve">高通网络在低频衰减信号，运放放大量级并驱动后级。输入经</w:t>
       </w:r>
       <w:r>
+        <w:rPr>
+          <w:rFonts w:eastAsia="黑体"/>
+        </w:rPr>
         <w:t xml:space="preserve"> RC </w:t>
       </w:r>
       <w:r>
         <w:rPr>
-          <w:rFonts w:hint="eastAsia"/>
+          <w:rFonts w:hint="eastAsia" w:eastAsia="黑体"/>
         </w:rPr>
         <w:t xml:space="preserve">微分/耦合后由运放输出，通带（高频）内维持设定增益，阻带（低频）以</w:t>
       </w:r>
       <w:r>
+        <w:rPr>
+          <w:rFonts w:eastAsia="黑体"/>
+        </w:rPr>
         <w:t xml:space="preserve"> -20N </w:t>
       </w:r>
       <w:r>
         <w:rPr>
-          <w:rFonts w:hint="eastAsia"/>
+          <w:rFonts w:hint="eastAsia" w:eastAsia="黑体"/>
         </w:rPr>
         <w:t xml:space="preserve">dB/十倍频下降。</w:t>
       </w:r>
@@ -1042,7 +1218,7 @@
       </w:pPr>
       <w:r>
         <w:rPr>
-          <w:rFonts w:hint="eastAsia"/>
+          <w:rFonts w:hint="eastAsia" w:eastAsia="黑体"/>
         </w:rPr>
         <w:t xml:space="preserve">关键计算公式</w:t>
       </w:r>
@@ -1054,16 +1230,19 @@
       </w:pPr>
       <w:r>
         <w:rPr>
-          <w:rFonts w:hint="eastAsia"/>
+          <w:rFonts w:hint="eastAsia" w:eastAsia="黑体"/>
         </w:rPr>
         <w:t xml:space="preserve">一阶有源高通（同相，带增益</w:t>
       </w:r>
       <w:r>
+        <w:rPr>
+          <w:rFonts w:eastAsia="黑体"/>
+        </w:rPr>
         <w:t xml:space="preserve"> </w:t>
       </w:r>
       <w:r>
         <w:rPr>
-          <w:rFonts w:hint="eastAsia"/>
+          <w:rFonts w:hint="eastAsia" w:eastAsia="黑体"/>
         </w:rPr>
         <w:t xml:space="preserve">K）</w:t>
       </w:r>
@@ -1077,7 +1256,7 @@
       </w:pPr>
       <w:r>
         <w:rPr>
-          <w:rFonts w:hint="eastAsia"/>
+          <w:rFonts w:hint="eastAsia" w:eastAsia="黑体"/>
         </w:rPr>
         <w:t xml:space="preserve">截止频率：</w:t>
       </w:r>
@@ -1146,7 +1325,7 @@
       </w:pPr>
       <w:r>
         <w:rPr>
-          <w:rFonts w:hint="eastAsia"/>
+          <w:rFonts w:hint="eastAsia" w:eastAsia="黑体"/>
         </w:rPr>
         <w:t xml:space="preserve">传递函数：</w:t>
       </w:r>
@@ -1298,11 +1477,14 @@
       </w:pPr>
       <w:r>
         <w:rPr>
-          <w:rFonts w:hint="eastAsia"/>
+          <w:rFonts w:hint="eastAsia" w:eastAsia="黑体"/>
         </w:rPr>
         <w:t xml:space="preserve">二阶</w:t>
       </w:r>
       <w:r>
+        <w:rPr>
+          <w:rFonts w:eastAsia="黑体"/>
+        </w:rPr>
         <w:t xml:space="preserve"> Sallen-Key</w:t>
       </w:r>
     </w:p>
@@ -1315,7 +1497,7 @@
       </w:pPr>
       <w:r>
         <w:rPr>
-          <w:rFonts w:hint="eastAsia"/>
+          <w:rFonts w:hint="eastAsia" w:eastAsia="黑体"/>
         </w:rPr>
         <w:t xml:space="preserve">截止频率：</w:t>
       </w:r>
@@ -1434,7 +1616,7 @@
       </w:pPr>
       <w:r>
         <w:rPr>
-          <w:rFonts w:hint="eastAsia"/>
+          <w:rFonts w:hint="eastAsia" w:eastAsia="黑体"/>
         </w:rPr>
         <w:t xml:space="preserve">品质因数（</w:t>
       </w:r>
@@ -1481,7 +1663,7 @@
       </m:oMath>
       <w:r>
         <w:rPr>
-          <w:rFonts w:hint="eastAsia"/>
+          <w:rFonts w:hint="eastAsia" w:eastAsia="黑体"/>
         </w:rPr>
         <w:t xml:space="preserve">）：</w:t>
       </w:r>
@@ -1623,7 +1805,7 @@
             </w:pPr>
             <w:r>
               <w:rPr>
-                <w:rFonts w:hint="eastAsia"/>
+                <w:rFonts w:hint="eastAsia" w:eastAsia="黑体"/>
               </w:rPr>
               <w:t xml:space="preserve">符号</w:t>
             </w:r>
@@ -1637,7 +1819,7 @@
             </w:pPr>
             <w:r>
               <w:rPr>
-                <w:rFonts w:hint="eastAsia"/>
+                <w:rFonts w:hint="eastAsia" w:eastAsia="黑体"/>
               </w:rPr>
               <w:t xml:space="preserve">含义</w:t>
             </w:r>
@@ -1651,7 +1833,7 @@
             </w:pPr>
             <w:r>
               <w:rPr>
-                <w:rFonts w:hint="eastAsia"/>
+                <w:rFonts w:hint="eastAsia" w:eastAsia="黑体"/>
               </w:rPr>
               <w:t xml:space="preserve">单位</w:t>
             </w:r>
@@ -1707,6 +1889,9 @@
               </m:sSub>
             </m:oMath>
             <w:r>
+              <w:rPr>
+                <w:rFonts w:eastAsia="黑体"/>
+              </w:rPr>
               <w:t xml:space="preserve">​</w:t>
             </w:r>
           </w:p>
@@ -1719,7 +1904,7 @@
             </w:pPr>
             <w:r>
               <w:rPr>
-                <w:rFonts w:hint="eastAsia"/>
+                <w:rFonts w:hint="eastAsia" w:eastAsia="黑体"/>
               </w:rPr>
               <w:t xml:space="preserve">阻容网络电阻</w:t>
             </w:r>
@@ -1732,6 +1917,9 @@
               <w:pStyle w:val="Compact"/>
             </w:pPr>
             <w:r>
+              <w:rPr>
+                <w:rFonts w:eastAsia="黑体"/>
+              </w:rPr>
               <w:t xml:space="preserve">Ω</w:t>
             </w:r>
           </w:p>
@@ -1786,6 +1974,9 @@
               </m:sSub>
             </m:oMath>
             <w:r>
+              <w:rPr>
+                <w:rFonts w:eastAsia="黑体"/>
+              </w:rPr>
               <w:t xml:space="preserve">​</w:t>
             </w:r>
           </w:p>
@@ -1798,7 +1989,7 @@
             </w:pPr>
             <w:r>
               <w:rPr>
-                <w:rFonts w:hint="eastAsia"/>
+                <w:rFonts w:hint="eastAsia" w:eastAsia="黑体"/>
               </w:rPr>
               <w:t xml:space="preserve">阻容网络电容</w:t>
             </w:r>
@@ -1811,6 +2002,9 @@
               <w:pStyle w:val="Compact"/>
             </w:pPr>
             <w:r>
+              <w:rPr>
+                <w:rFonts w:eastAsia="黑体"/>
+              </w:rPr>
               <w:t xml:space="preserve">F</w:t>
             </w:r>
           </w:p>
@@ -1856,6 +2050,9 @@
               </m:sSub>
             </m:oMath>
             <w:r>
+              <w:rPr>
+                <w:rFonts w:eastAsia="黑体"/>
+              </w:rPr>
               <w:t xml:space="preserve">​</w:t>
             </w:r>
           </w:p>
@@ -1868,7 +2065,7 @@
             </w:pPr>
             <w:r>
               <w:rPr>
-                <w:rFonts w:hint="eastAsia"/>
+                <w:rFonts w:hint="eastAsia" w:eastAsia="黑体"/>
               </w:rPr>
               <w:t xml:space="preserve">增益设定电阻</w:t>
             </w:r>
@@ -1881,6 +2078,9 @@
               <w:pStyle w:val="Compact"/>
             </w:pPr>
             <w:r>
+              <w:rPr>
+                <w:rFonts w:eastAsia="黑体"/>
+              </w:rPr>
               <w:t xml:space="preserve">Ω</w:t>
             </w:r>
           </w:p>
@@ -1899,6 +2099,9 @@
               </m:r>
             </m:oMath>
             <w:r>
+              <w:rPr>
+                <w:rFonts w:eastAsia="黑体"/>
+              </w:rPr>
               <w:t xml:space="preserve">​</w:t>
             </w:r>
           </w:p>
@@ -1911,7 +2114,7 @@
             </w:pPr>
             <w:r>
               <w:rPr>
-                <w:rFonts w:hint="eastAsia"/>
+                <w:rFonts w:hint="eastAsia" w:eastAsia="黑体"/>
               </w:rPr>
               <w:t xml:space="preserve">通带增益</w:t>
             </w:r>
@@ -1925,7 +2128,7 @@
             </w:pPr>
             <w:r>
               <w:rPr>
-                <w:rFonts w:hint="eastAsia"/>
+                <w:rFonts w:hint="eastAsia" w:eastAsia="黑体"/>
               </w:rPr>
               <w:t xml:space="preserve">无量纲</w:t>
             </w:r>
@@ -1945,6 +2148,9 @@
               </m:r>
             </m:oMath>
             <w:r>
+              <w:rPr>
+                <w:rFonts w:eastAsia="黑体"/>
+              </w:rPr>
               <w:t xml:space="preserve">​</w:t>
             </w:r>
           </w:p>
@@ -1957,7 +2163,7 @@
             </w:pPr>
             <w:r>
               <w:rPr>
-                <w:rFonts w:hint="eastAsia"/>
+                <w:rFonts w:hint="eastAsia" w:eastAsia="黑体"/>
               </w:rPr>
               <w:t xml:space="preserve">品质因数</w:t>
             </w:r>
@@ -1971,7 +2177,7 @@
             </w:pPr>
             <w:r>
               <w:rPr>
-                <w:rFonts w:hint="eastAsia"/>
+                <w:rFonts w:hint="eastAsia" w:eastAsia="黑体"/>
               </w:rPr>
               <w:t xml:space="preserve">无量纲</w:t>
             </w:r>
@@ -2000,6 +2206,9 @@
               </m:sSub>
             </m:oMath>
             <w:r>
+              <w:rPr>
+                <w:rFonts w:eastAsia="黑体"/>
+              </w:rPr>
               <w:t xml:space="preserve">​</w:t>
             </w:r>
           </w:p>
@@ -2012,7 +2221,7 @@
             </w:pPr>
             <w:r>
               <w:rPr>
-                <w:rFonts w:hint="eastAsia"/>
+                <w:rFonts w:hint="eastAsia" w:eastAsia="黑体"/>
               </w:rPr>
               <w:t xml:space="preserve">截止频率</w:t>
             </w:r>
@@ -2025,6 +2234,9 @@
               <w:pStyle w:val="Compact"/>
             </w:pPr>
             <w:r>
+              <w:rPr>
+                <w:rFonts w:eastAsia="黑体"/>
+              </w:rPr>
               <w:t xml:space="preserve">Hz</w:t>
             </w:r>
           </w:p>
@@ -2040,7 +2252,7 @@
       </w:pPr>
       <w:r>
         <w:rPr>
-          <w:rFonts w:hint="eastAsia"/>
+          <w:rFonts w:hint="eastAsia" w:eastAsia="黑体"/>
         </w:rPr>
         <w:t xml:space="preserve">元件调整影响</w:t>
       </w:r>
@@ -2055,6 +2267,7 @@
       </w:pPr>
       <w:r>
         <w:rPr>
+          <w:rFonts w:eastAsia="黑体"/>
           <w:b/>
           <w:bCs/>
         </w:rPr>
@@ -2062,19 +2275,28 @@
       </w:r>
       <w:r>
         <w:rPr>
-          <w:rFonts w:hint="eastAsia"/>
+          <w:rFonts w:hint="eastAsia" w:eastAsia="黑体"/>
           <w:b/>
           <w:bCs/>
         </w:rPr>
         <w:t xml:space="preserve">增大</w:t>
       </w:r>
       <w:r>
+        <w:rPr>
+          <w:rFonts w:eastAsia="黑体"/>
+        </w:rPr>
         <w:t xml:space="preserve"> </w:t>
       </w:r>
       <w:r>
+        <w:rPr>
+          <w:rFonts w:eastAsia="黑体"/>
+        </w:rPr>
         <w:t xml:space="preserve">→</w:t>
       </w:r>
       <w:r>
+        <w:rPr>
+          <w:rFonts w:eastAsia="黑体"/>
+        </w:rPr>
         <w:t xml:space="preserve"> </w:t>
       </w:r>
       <m:oMath>
@@ -2092,11 +2314,14 @@
         </m:sSub>
       </m:oMath>
       <w:r>
+        <w:rPr>
+          <w:rFonts w:eastAsia="黑体"/>
+        </w:rPr>
         <w:t xml:space="preserve"> </w:t>
       </w:r>
       <w:r>
         <w:rPr>
-          <w:rFonts w:hint="eastAsia"/>
+          <w:rFonts w:hint="eastAsia" w:eastAsia="黑体"/>
         </w:rPr>
         <w:t xml:space="preserve">降低。</w:t>
       </w:r>
@@ -2111,7 +2336,7 @@
       </w:pPr>
       <w:r>
         <w:rPr>
-          <w:rFonts w:hint="eastAsia"/>
+          <w:rFonts w:hint="eastAsia" w:eastAsia="黑体"/>
           <w:b/>
           <w:bCs/>
         </w:rPr>
@@ -2119,6 +2344,7 @@
       </w:r>
       <w:r>
         <w:rPr>
+          <w:rFonts w:eastAsia="黑体"/>
           <w:b/>
           <w:bCs/>
         </w:rPr>
@@ -2126,21 +2352,27 @@
       </w:r>
       <w:r>
         <w:rPr>
-          <w:rFonts w:hint="eastAsia"/>
+          <w:rFonts w:hint="eastAsia" w:eastAsia="黑体"/>
           <w:b/>
           <w:bCs/>
         </w:rPr>
         <w:t xml:space="preserve">增大</w:t>
       </w:r>
       <w:r>
+        <w:rPr>
+          <w:rFonts w:eastAsia="黑体"/>
+        </w:rPr>
         <w:t xml:space="preserve"> </w:t>
       </w:r>
       <w:r>
+        <w:rPr>
+          <w:rFonts w:eastAsia="黑体"/>
+        </w:rPr>
         <w:t xml:space="preserve">→ Q </w:t>
       </w:r>
       <w:r>
         <w:rPr>
-          <w:rFonts w:hint="eastAsia"/>
+          <w:rFonts w:hint="eastAsia" w:eastAsia="黑体"/>
         </w:rPr>
         <w:t xml:space="preserve">升高，</w:t>
       </w:r>
@@ -2159,24 +2391,33 @@
         </m:sSub>
       </m:oMath>
       <w:r>
+        <w:rPr>
+          <w:rFonts w:eastAsia="黑体"/>
+        </w:rPr>
         <w:t xml:space="preserve"> </w:t>
       </w:r>
       <w:r>
         <w:rPr>
-          <w:rFonts w:hint="eastAsia"/>
+          <w:rFonts w:hint="eastAsia" w:eastAsia="黑体"/>
         </w:rPr>
         <w:t xml:space="preserve">处出现峰值（Sallen-Key</w:t>
       </w:r>
       <w:r>
+        <w:rPr>
+          <w:rFonts w:eastAsia="黑体"/>
+        </w:rPr>
         <w:t xml:space="preserve"> </w:t>
       </w:r>
       <w:r>
         <w:rPr>
-          <w:rFonts w:hint="eastAsia"/>
+          <w:rFonts w:hint="eastAsia" w:eastAsia="黑体"/>
         </w:rPr>
         <w:t xml:space="preserve">中</w:t>
       </w:r>
       <w:r>
+        <w:rPr>
+          <w:rFonts w:eastAsia="黑体"/>
+        </w:rPr>
         <w:t xml:space="preserve"> </w:t>
       </w:r>
       <m:oMath>
@@ -2194,11 +2435,14 @@
         </m:r>
       </m:oMath>
       <w:r>
+        <w:rPr>
+          <w:rFonts w:eastAsia="黑体"/>
+        </w:rPr>
         <w:t xml:space="preserve"> </w:t>
       </w:r>
       <w:r>
         <w:rPr>
-          <w:rFonts w:hint="eastAsia"/>
+          <w:rFonts w:hint="eastAsia" w:eastAsia="黑体"/>
         </w:rPr>
         <w:t xml:space="preserve">时趋于自激）。</w:t>
       </w:r>
@@ -2227,6 +2471,7 @@
       </m:oMath>
       <w:r>
         <w:rPr>
+          <w:rFonts w:eastAsia="黑体"/>
           <w:b/>
           <w:bCs/>
         </w:rPr>
@@ -2234,30 +2479,39 @@
       </w:r>
       <w:r>
         <w:rPr>
-          <w:rFonts w:hint="eastAsia"/>
+          <w:rFonts w:hint="eastAsia" w:eastAsia="黑体"/>
           <w:b/>
           <w:bCs/>
         </w:rPr>
         <w:t xml:space="preserve">增大</w:t>
       </w:r>
       <w:r>
+        <w:rPr>
+          <w:rFonts w:eastAsia="黑体"/>
+        </w:rPr>
         <w:t xml:space="preserve"> </w:t>
       </w:r>
       <w:r>
+        <w:rPr>
+          <w:rFonts w:eastAsia="黑体"/>
+        </w:rPr>
         <w:t xml:space="preserve">→ </w:t>
       </w:r>
       <w:r>
         <w:rPr>
-          <w:rFonts w:hint="eastAsia"/>
+          <w:rFonts w:hint="eastAsia" w:eastAsia="黑体"/>
         </w:rPr>
         <w:t xml:space="preserve">通带增益升高但</w:t>
       </w:r>
       <w:r>
+        <w:rPr>
+          <w:rFonts w:eastAsia="黑体"/>
+        </w:rPr>
         <w:t xml:space="preserve"> Q </w:t>
       </w:r>
       <w:r>
         <w:rPr>
-          <w:rFonts w:hint="eastAsia"/>
+          <w:rFonts w:hint="eastAsia" w:eastAsia="黑体"/>
         </w:rPr>
         <w:t xml:space="preserve">同时升高。</w:t>
       </w:r>
@@ -2272,21 +2526,27 @@
       </w:pPr>
       <w:r>
         <w:rPr>
-          <w:rFonts w:hint="eastAsia"/>
+          <w:rFonts w:hint="eastAsia" w:eastAsia="黑体"/>
           <w:b/>
           <w:bCs/>
         </w:rPr>
         <w:t xml:space="preserve">运放增益带宽积不足</w:t>
       </w:r>
       <w:r>
+        <w:rPr>
+          <w:rFonts w:eastAsia="黑体"/>
+        </w:rPr>
         <w:t xml:space="preserve"> </w:t>
       </w:r>
       <w:r>
+        <w:rPr>
+          <w:rFonts w:eastAsia="黑体"/>
+        </w:rPr>
         <w:t xml:space="preserve">→ </w:t>
       </w:r>
       <w:r>
         <w:rPr>
-          <w:rFonts w:hint="eastAsia"/>
+          <w:rFonts w:hint="eastAsia" w:eastAsia="黑体"/>
         </w:rPr>
         <w:t xml:space="preserve">高频响应提前下降。</w:t>
       </w:r>
@@ -2299,7 +2559,7 @@
       </w:pPr>
       <w:r>
         <w:rPr>
-          <w:rFonts w:hint="eastAsia"/>
+          <w:rFonts w:hint="eastAsia" w:eastAsia="黑体"/>
         </w:rPr>
         <w:t xml:space="preserve">典型参数示例</w:t>
       </w:r>
@@ -2314,7 +2574,7 @@
       </w:pPr>
       <w:r>
         <w:rPr>
-          <w:rFonts w:hint="eastAsia"/>
+          <w:rFonts w:hint="eastAsia" w:eastAsia="黑体"/>
         </w:rPr>
         <w:t xml:space="preserve">一阶同相、</w:t>
       </w:r>
@@ -2343,6 +2603,9 @@
         </m:r>
       </m:oMath>
       <w:r>
+        <w:rPr>
+          <w:rFonts w:eastAsia="黑体"/>
+        </w:rPr>
         <w:t xml:space="preserve">、</w:t>
       </w:r>
       <m:oMath>
@@ -2370,6 +2633,9 @@
         </m:r>
       </m:oMath>
       <w:r>
+        <w:rPr>
+          <w:rFonts w:eastAsia="黑体"/>
+        </w:rPr>
         <w:t xml:space="preserve">、</w:t>
       </w:r>
       <m:oMath>
@@ -2388,7 +2654,7 @@
       </m:oMath>
       <w:r>
         <w:rPr>
-          <w:rFonts w:hint="eastAsia"/>
+          <w:rFonts w:hint="eastAsia" w:eastAsia="黑体"/>
         </w:rPr>
         <w:t xml:space="preserve">：</w:t>
       </w:r>
@@ -2501,6 +2767,9 @@
         </m:r>
       </m:oMath>
       <w:r>
+        <w:rPr>
+          <w:rFonts w:eastAsia="黑体"/>
+        </w:rPr>
         <w:t xml:space="preserve">。</w:t>
       </w:r>
     </w:p>
@@ -2514,11 +2783,14 @@
       </w:pPr>
       <w:r>
         <w:rPr>
-          <w:rFonts w:hint="eastAsia"/>
+          <w:rFonts w:hint="eastAsia" w:eastAsia="黑体"/>
         </w:rPr>
         <w:t xml:space="preserve">二阶</w:t>
       </w:r>
       <w:r>
+        <w:rPr>
+          <w:rFonts w:eastAsia="黑体"/>
+        </w:rPr>
         <w:t xml:space="preserve"> Sallen-Key、</w:t>
       </w:r>
       <m:oMath>
@@ -2573,6 +2845,9 @@
         </m:r>
       </m:oMath>
       <w:r>
+        <w:rPr>
+          <w:rFonts w:eastAsia="黑体"/>
+        </w:rPr>
         <w:t xml:space="preserve">、</w:t>
       </w:r>
       <m:oMath>
@@ -2627,6 +2902,9 @@
         </m:r>
       </m:oMath>
       <w:r>
+        <w:rPr>
+          <w:rFonts w:eastAsia="黑体"/>
+        </w:rPr>
         <w:t xml:space="preserve">、</w:t>
       </w:r>
       <m:oMath>
@@ -2645,7 +2923,7 @@
       </m:oMath>
       <w:r>
         <w:rPr>
-          <w:rFonts w:hint="eastAsia"/>
+          <w:rFonts w:hint="eastAsia" w:eastAsia="黑体"/>
         </w:rPr>
         <w:t xml:space="preserve">：</w:t>
       </w:r>
@@ -2665,7 +2943,7 @@
       </m:oMath>
       <w:r>
         <w:rPr>
-          <w:rFonts w:hint="eastAsia"/>
+          <w:rFonts w:hint="eastAsia" w:eastAsia="黑体"/>
         </w:rPr>
         <w:t xml:space="preserve">（Butterworth），</w:t>
       </w:r>
@@ -2703,6 +2981,9 @@
         </m:r>
       </m:oMath>
       <w:r>
+        <w:rPr>
+          <w:rFonts w:eastAsia="黑体"/>
+        </w:rPr>
         <w:t xml:space="preserve">。</w:t>
       </w:r>
     </w:p>
@@ -2714,7 +2995,7 @@
       </w:pPr>
       <w:r>
         <w:rPr>
-          <w:rFonts w:hint="eastAsia"/>
+          <w:rFonts w:hint="eastAsia" w:eastAsia="黑体"/>
         </w:rPr>
         <w:t xml:space="preserve">常见器件型号</w:t>
       </w:r>
@@ -2729,7 +3010,7 @@
       </w:pPr>
       <w:r>
         <w:rPr>
-          <w:rFonts w:hint="eastAsia"/>
+          <w:rFonts w:hint="eastAsia" w:eastAsia="黑体"/>
         </w:rPr>
         <w:t xml:space="preserve">运放：TL072、LM358、NE5532、OPA2134。</w:t>
       </w:r>
@@ -2744,25 +3025,31 @@
       </w:pPr>
       <w:r>
         <w:rPr>
-          <w:rFonts w:hint="eastAsia"/>
+          <w:rFonts w:hint="eastAsia" w:eastAsia="黑体"/>
         </w:rPr>
         <w:t xml:space="preserve">电阻/电容：1%</w:t>
       </w:r>
       <w:r>
+        <w:rPr>
+          <w:rFonts w:eastAsia="黑体"/>
+        </w:rPr>
         <w:t xml:space="preserve"> </w:t>
       </w:r>
       <w:r>
         <w:rPr>
-          <w:rFonts w:hint="eastAsia"/>
+          <w:rFonts w:hint="eastAsia" w:eastAsia="黑体"/>
         </w:rPr>
         <w:t xml:space="preserve">金属膜电阻、C0G/NP0</w:t>
       </w:r>
       <w:r>
+        <w:rPr>
+          <w:rFonts w:eastAsia="黑体"/>
+        </w:rPr>
         <w:t xml:space="preserve"> </w:t>
       </w:r>
       <w:r>
         <w:rPr>
-          <w:rFonts w:hint="eastAsia"/>
+          <w:rFonts w:hint="eastAsia" w:eastAsia="黑体"/>
         </w:rPr>
         <w:t xml:space="preserve">电容。</w:t>
       </w:r>
@@ -2777,7 +3064,7 @@
       </w:pPr>
       <w:r>
         <w:rPr>
-          <w:rFonts w:hint="eastAsia"/>
+          <w:rFonts w:hint="eastAsia" w:eastAsia="黑体"/>
         </w:rPr>
         <w:t xml:space="preserve">常用：按需选型。</w:t>
       </w:r>
@@ -2790,7 +3077,7 @@
       </w:pPr>
       <w:r>
         <w:rPr>
-          <w:rFonts w:hint="eastAsia"/>
+          <w:rFonts w:hint="eastAsia" w:eastAsia="黑体"/>
         </w:rPr>
         <w:t xml:space="preserve">注意事项</w:t>
       </w:r>
@@ -2805,11 +3092,14 @@
       </w:pPr>
       <w:r>
         <w:rPr>
-          <w:rFonts w:hint="eastAsia"/>
+          <w:rFonts w:hint="eastAsia" w:eastAsia="黑体"/>
         </w:rPr>
         <w:t xml:space="preserve">有源结构需供电，功耗高于无源</w:t>
       </w:r>
       <w:r>
+        <w:rPr>
+          <w:rFonts w:eastAsia="黑体"/>
+        </w:rPr>
         <w:t xml:space="preserve"> RC。</w:t>
       </w:r>
     </w:p>
@@ -2823,16 +3113,19 @@
       </w:pPr>
       <w:r>
         <w:rPr>
-          <w:rFonts w:hint="eastAsia"/>
+          <w:rFonts w:hint="eastAsia" w:eastAsia="黑体"/>
         </w:rPr>
         <w:t xml:space="preserve">高</w:t>
       </w:r>
       <w:r>
+        <w:rPr>
+          <w:rFonts w:eastAsia="黑体"/>
+        </w:rPr>
         <w:t xml:space="preserve"> </w:t>
       </w:r>
       <w:r>
         <w:rPr>
-          <w:rFonts w:hint="eastAsia"/>
+          <w:rFonts w:hint="eastAsia" w:eastAsia="黑体"/>
         </w:rPr>
         <w:t xml:space="preserve">Q、高增益对元件容差敏感。</w:t>
       </w:r>
@@ -2847,11 +3140,14 @@
       </w:pPr>
       <w:r>
         <w:rPr>
-          <w:rFonts w:hint="eastAsia"/>
+          <w:rFonts w:hint="eastAsia" w:eastAsia="黑体"/>
         </w:rPr>
         <w:t xml:space="preserve">运放带宽需远高于</w:t>
       </w:r>
       <w:r>
+        <w:rPr>
+          <w:rFonts w:eastAsia="黑体"/>
+        </w:rPr>
         <w:t xml:space="preserve"> </w:t>
       </w:r>
       <m:oMath>
@@ -2869,6 +3165,9 @@
         </m:sSub>
       </m:oMath>
       <w:r>
+        <w:rPr>
+          <w:rFonts w:eastAsia="黑体"/>
+        </w:rPr>
         <w:t xml:space="preserve">。</w:t>
       </w:r>
     </w:p>
@@ -2880,7 +3179,7 @@
       </w:pPr>
       <w:r>
         <w:rPr>
-          <w:rFonts w:hint="eastAsia"/>
+          <w:rFonts w:hint="eastAsia" w:eastAsia="黑体"/>
         </w:rPr>
         <w:t xml:space="preserve">参考资料</w:t>
       </w:r>
@@ -2894,6 +3193,9 @@
         </w:numPr>
       </w:pPr>
       <w:r>
+        <w:rPr>
+          <w:rFonts w:eastAsia="黑体"/>
+        </w:rPr>
         <w:t xml:space="preserve">Wikipedia: Sallen–Key topology。</w:t>
       </w:r>
     </w:p>
@@ -2906,15 +3208,21 @@
         </w:numPr>
       </w:pPr>
       <w:r>
+        <w:rPr>
+          <w:rFonts w:eastAsia="黑体"/>
+        </w:rPr>
         <w:t xml:space="preserve">TI </w:t>
       </w:r>
       <w:r>
         <w:rPr>
-          <w:rFonts w:hint="eastAsia"/>
+          <w:rFonts w:hint="eastAsia" w:eastAsia="黑体"/>
         </w:rPr>
         <w:t xml:space="preserve">应用笔记</w:t>
       </w:r>
       <w:r>
+        <w:rPr>
+          <w:rFonts w:eastAsia="黑体"/>
+        </w:rPr>
         <w:t xml:space="preserve"> SLOA049。</w:t>
       </w:r>
     </w:p>
@@ -2928,7 +3236,7 @@
       </w:pPr>
       <w:r>
         <w:rPr>
-          <w:rFonts w:hint="eastAsia"/>
+          <w:rFonts w:hint="eastAsia" w:eastAsia="黑体"/>
         </w:rPr>
         <w:t xml:space="preserve">《模拟电子技术基础》（童诗白、华成英）。</w:t>
       </w:r>
@@ -2942,11 +3250,11 @@
       </w:pPr>
       <w:r>
         <w:rPr>
-          <w:rFonts w:ascii="Times New Roman" w:hAnsi="Times New Roman"/>
+          <w:rFonts w:ascii="Times New Roman" w:hAnsi="Times New Roman" w:eastAsia="黑体"/>
           <w:color w:val="555555"/>
           <w:sz w:val="21"/>
         </w:rPr>
-        <w:t>材料收集者：杜文杰</w:t>
+        <w:t>材料收集者：杜文杰，WX手机：19519196569，QQ:3478827729</w:t>
       </w:r>
     </w:p>
     <w:sectPr>
@@ -2966,7 +3274,7 @@
 </file>
 
 <file path=word/footer1.xml><?xml version="1.0" encoding="utf-8"?>
-<w:ftr xmlns:m="http://schemas.openxmlformats.org/officeDocument/2006/math" xmlns:mc="http://schemas.openxmlformats.org/markup-compatibility/2006" xmlns:mo="http://schemas.microsoft.com/office/mac/office/2008/main" xmlns:mv="urn:schemas-microsoft-com:mac:vml" xmlns:o="urn:schemas-microsoft-com:office:office" xmlns:r="http://schemas.openxmlformats.org/officeDocument/2006/relationships" xmlns:v="urn:schemas-microsoft-com:vml" xmlns:w10="urn:schemas-microsoft-com:office:word" xmlns:w14="http://schemas.microsoft.com/office/word/2010/wordml" xmlns:w="http://schemas.openxmlformats.org/wordprocessingml/2006/main" xmlns:wne="http://schemas.microsoft.com/office/word/2006/wordml" xmlns:wp14="http://schemas.microsoft.com/office/word/2010/wordprocessingDrawing" xmlns:wp="http://schemas.openxmlformats.org/drawingml/2006/wordprocessingDrawing" xmlns:wpc="http://schemas.microsoft.com/office/word/2010/wordprocessingCanvas" xmlns:wpg="http://schemas.microsoft.com/office/word/2010/wordprocessingGroup" xmlns:wpi="http://schemas.microsoft.com/office/word/2010/wordprocessingInk" xmlns:wps="http://schemas.microsoft.com/office/word/2010/wordprocessingShape" mc:Ignorable="w14 wp14">
+<w:ftr xmlns:mc="http://schemas.openxmlformats.org/markup-compatibility/2006" xmlns:w="http://schemas.openxmlformats.org/wordprocessingml/2006/main" xmlns:m="http://schemas.openxmlformats.org/officeDocument/2006/math" xmlns:mo="http://schemas.microsoft.com/office/mac/office/2008/main" xmlns:mv="urn:schemas-microsoft-com:mac:vml" xmlns:o="urn:schemas-microsoft-com:office:office" xmlns:r="http://schemas.openxmlformats.org/officeDocument/2006/relationships" xmlns:v="urn:schemas-microsoft-com:vml" xmlns:w10="urn:schemas-microsoft-com:office:word" xmlns:w14="http://schemas.microsoft.com/office/word/2010/wordml" xmlns:wne="http://schemas.microsoft.com/office/word/2006/wordml" xmlns:wp14="http://schemas.microsoft.com/office/word/2010/wordprocessingDrawing" xmlns:wp="http://schemas.openxmlformats.org/drawingml/2006/wordprocessingDrawing" xmlns:wpc="http://schemas.microsoft.com/office/word/2010/wordprocessingCanvas" xmlns:wpg="http://schemas.microsoft.com/office/word/2010/wordprocessingGroup" xmlns:wpi="http://schemas.microsoft.com/office/word/2010/wordprocessingInk" xmlns:wps="http://schemas.microsoft.com/office/word/2010/wordprocessingShape" mc:Ignorable="w14 wp14">
   <w:p>
     <w:pPr>
       <w:pStyle w:val="Footer"/>
@@ -2974,12 +3282,14 @@
     </w:pPr>
     <w:r>
       <w:rPr>
+        <w:rFonts w:eastAsia="黑体"/>
         <w:sz w:val="18"/>
       </w:rPr>
       <w:t xml:space="preserve">第 </w:t>
     </w:r>
     <w:r>
       <w:rPr>
+        <w:rFonts w:eastAsia="黑体"/>
         <w:sz w:val="18"/>
       </w:rPr>
       <w:fldChar w:fldCharType="begin"/>
@@ -2988,6 +3298,7 @@
     </w:r>
     <w:r>
       <w:rPr>
+        <w:rFonts w:eastAsia="黑体"/>
         <w:sz w:val="18"/>
       </w:rPr>
       <w:t xml:space="preserve"> 页</w:t>
@@ -3001,6 +3312,9 @@
   <w:footnote w:type="continuationSeparator" w:id="0">
     <w:p>
       <w:r>
+        <w:rPr>
+          <w:rFonts w:eastAsia="黑体"/>
+        </w:rPr>
         <w:continuationSeparator/>
       </w:r>
     </w:p>
@@ -3008,6 +3322,9 @@
   <w:footnote w:type="separator" w:id="-1">
     <w:p>
       <w:r>
+        <w:rPr>
+          <w:rFonts w:eastAsia="黑体"/>
+        </w:rPr>
         <w:separator/>
       </w:r>
     </w:p>
@@ -3016,7 +3333,7 @@
 </file>
 
 <file path=word/header1.xml><?xml version="1.0" encoding="utf-8"?>
-<w:hdr xmlns:m="http://schemas.openxmlformats.org/officeDocument/2006/math" xmlns:mc="http://schemas.openxmlformats.org/markup-compatibility/2006" xmlns:mo="http://schemas.microsoft.com/office/mac/office/2008/main" xmlns:mv="urn:schemas-microsoft-com:mac:vml" xmlns:o="urn:schemas-microsoft-com:office:office" xmlns:r="http://schemas.openxmlformats.org/officeDocument/2006/relationships" xmlns:v="urn:schemas-microsoft-com:vml" xmlns:w10="urn:schemas-microsoft-com:office:word" xmlns:w14="http://schemas.microsoft.com/office/word/2010/wordml" xmlns:w="http://schemas.openxmlformats.org/wordprocessingml/2006/main" xmlns:wne="http://schemas.microsoft.com/office/word/2006/wordml" xmlns:wp14="http://schemas.microsoft.com/office/word/2010/wordprocessingDrawing" xmlns:wp="http://schemas.openxmlformats.org/drawingml/2006/wordprocessingDrawing" xmlns:wpc="http://schemas.microsoft.com/office/word/2010/wordprocessingCanvas" xmlns:wpg="http://schemas.microsoft.com/office/word/2010/wordprocessingGroup" xmlns:wpi="http://schemas.microsoft.com/office/word/2010/wordprocessingInk" xmlns:wps="http://schemas.microsoft.com/office/word/2010/wordprocessingShape" mc:Ignorable="w14 wp14">
+<w:hdr xmlns:mc="http://schemas.openxmlformats.org/markup-compatibility/2006" xmlns:w="http://schemas.openxmlformats.org/wordprocessingml/2006/main" xmlns:m="http://schemas.openxmlformats.org/officeDocument/2006/math" xmlns:mo="http://schemas.microsoft.com/office/mac/office/2008/main" xmlns:mv="urn:schemas-microsoft-com:mac:vml" xmlns:o="urn:schemas-microsoft-com:office:office" xmlns:r="http://schemas.openxmlformats.org/officeDocument/2006/relationships" xmlns:v="urn:schemas-microsoft-com:vml" xmlns:w10="urn:schemas-microsoft-com:office:word" xmlns:w14="http://schemas.microsoft.com/office/word/2010/wordml" xmlns:wne="http://schemas.microsoft.com/office/word/2006/wordml" xmlns:wp14="http://schemas.microsoft.com/office/word/2010/wordprocessingDrawing" xmlns:wp="http://schemas.openxmlformats.org/drawingml/2006/wordprocessingDrawing" xmlns:wpc="http://schemas.microsoft.com/office/word/2010/wordprocessingCanvas" xmlns:wpg="http://schemas.microsoft.com/office/word/2010/wordprocessingGroup" xmlns:wpi="http://schemas.microsoft.com/office/word/2010/wordprocessingInk" xmlns:wps="http://schemas.microsoft.com/office/word/2010/wordprocessingShape" mc:Ignorable="w14 wp14">
   <w:p>
     <w:pPr>
       <w:pStyle w:val="Header"/>
@@ -3024,7 +3341,7 @@
     </w:pPr>
     <w:r>
       <w:rPr>
-        <w:rFonts w:ascii="Times New Roman" w:hAnsi="Times New Roman"/>
+        <w:rFonts w:ascii="Times New Roman" w:hAnsi="Times New Roman" w:eastAsia="黑体"/>
         <w:sz w:val="18"/>
         <w:rFonts w:eastAsia="黑体"/>
         <w:rFonts w:eastAsia="黑体"/>
@@ -3036,7 +3353,7 @@
 </file>
 
 <file path=word/numbering.xml><?xml version="1.0" encoding="utf-8"?>
-<w:numbering xmlns:m="http://schemas.openxmlformats.org/officeDocument/2006/math" xmlns:mc="http://schemas.openxmlformats.org/markup-compatibility/2006" xmlns:mo="http://schemas.microsoft.com/office/mac/office/2008/main" xmlns:mv="urn:schemas-microsoft-com:mac:vml" xmlns:o="urn:schemas-microsoft-com:office:office" xmlns:r="http://schemas.openxmlformats.org/officeDocument/2006/relationships" xmlns:v="urn:schemas-microsoft-com:vml" xmlns:w="http://schemas.openxmlformats.org/wordprocessingml/2006/main" xmlns:w10="urn:schemas-microsoft-com:office:word" xmlns:w14="http://schemas.microsoft.com/office/word/2010/wordml" xmlns:wne="http://schemas.microsoft.com/office/word/2006/wordml" xmlns:wp="http://schemas.openxmlformats.org/drawingml/2006/wordprocessingDrawing" xmlns:wp14="http://schemas.microsoft.com/office/word/2010/wordprocessingDrawing" xmlns:wpc="http://schemas.microsoft.com/office/word/2010/wordprocessingCanvas" xmlns:wpg="http://schemas.microsoft.com/office/word/2010/wordprocessingGroup" xmlns:wpi="http://schemas.microsoft.com/office/word/2010/wordprocessingInk" xmlns:wps="http://schemas.microsoft.com/office/word/2010/wordprocessingShape" mc:Ignorable="w14 wp14">
+<w:numbering xmlns:mc="http://schemas.openxmlformats.org/markup-compatibility/2006" xmlns:w="http://schemas.openxmlformats.org/wordprocessingml/2006/main" xmlns:m="http://schemas.openxmlformats.org/officeDocument/2006/math" xmlns:mo="http://schemas.microsoft.com/office/mac/office/2008/main" xmlns:mv="urn:schemas-microsoft-com:mac:vml" xmlns:o="urn:schemas-microsoft-com:office:office" xmlns:r="http://schemas.openxmlformats.org/officeDocument/2006/relationships" xmlns:v="urn:schemas-microsoft-com:vml" xmlns:w10="urn:schemas-microsoft-com:office:word" xmlns:w14="http://schemas.microsoft.com/office/word/2010/wordml" xmlns:wne="http://schemas.microsoft.com/office/word/2006/wordml" xmlns:wp="http://schemas.openxmlformats.org/drawingml/2006/wordprocessingDrawing" xmlns:wp14="http://schemas.microsoft.com/office/word/2010/wordprocessingDrawing" xmlns:wpc="http://schemas.microsoft.com/office/word/2010/wordprocessingCanvas" xmlns:wpg="http://schemas.microsoft.com/office/word/2010/wordprocessingGroup" xmlns:wpi="http://schemas.microsoft.com/office/word/2010/wordprocessingInk" xmlns:wps="http://schemas.microsoft.com/office/word/2010/wordprocessingShape" mc:Ignorable="w14 wp14">
   <w:abstractNum w:abstractNumId="0">
     <w:nsid w:val="FFFFFF7C"/>
     <w:multiLevelType w:val="singleLevel"/>
@@ -3123,7 +3440,7 @@
         <w:ind w:hanging="360" w:left="1440"/>
       </w:pPr>
       <w:rPr>
-        <w:rFonts w:ascii="Symbol" w:hAnsi="Symbol" w:hint="default"/>
+        <w:rFonts w:ascii="Symbol" w:hAnsi="Symbol" w:hint="default" w:eastAsia="黑体"/>
       </w:rPr>
     </w:lvl>
   </w:abstractNum>
@@ -3144,7 +3461,7 @@
         <w:ind w:hanging="360" w:left="1080"/>
       </w:pPr>
       <w:rPr>
-        <w:rFonts w:ascii="Symbol" w:hAnsi="Symbol" w:hint="default"/>
+        <w:rFonts w:ascii="Symbol" w:hAnsi="Symbol" w:hint="default" w:eastAsia="黑体"/>
       </w:rPr>
     </w:lvl>
   </w:abstractNum>
@@ -3165,7 +3482,7 @@
         <w:ind w:hanging="360" w:left="720"/>
       </w:pPr>
       <w:rPr>
-        <w:rFonts w:ascii="Symbol" w:hAnsi="Symbol" w:hint="default"/>
+        <w:rFonts w:ascii="Symbol" w:hAnsi="Symbol" w:hint="default" w:eastAsia="黑体"/>
       </w:rPr>
     </w:lvl>
   </w:abstractNum>
@@ -3204,7 +3521,7 @@
         <w:ind w:hanging="360" w:left="360"/>
       </w:pPr>
       <w:rPr>
-        <w:rFonts w:ascii="Symbol" w:hAnsi="Symbol" w:hint="default"/>
+        <w:rFonts w:ascii="Symbol" w:hAnsi="Symbol" w:hint="default" w:eastAsia="黑体"/>
       </w:rPr>
     </w:lvl>
   </w:abstractNum>
@@ -3295,7 +3612,7 @@
         <w:ind w:left="720" w:hanging="360"/>
       </w:pPr>
       <w:rPr>
-        <w:rFonts w:ascii="Symbol" w:hAnsi="Symbol" w:cs="Symbol" w:hint="default"/>
+        <w:rFonts w:ascii="Symbol" w:hAnsi="Symbol" w:cs="Symbol" w:hint="default" w:eastAsia="黑体"/>
       </w:rPr>
     </w:lvl>
     <w:lvl w:ilvl="1">
@@ -3306,7 +3623,7 @@
         <w:ind w:left="1440" w:hanging="360"/>
       </w:pPr>
       <w:rPr>
-        <w:rFonts w:ascii="Courier New" w:hAnsi="Courier New" w:cs="Courier New" w:hint="default"/>
+        <w:rFonts w:ascii="Courier New" w:hAnsi="Courier New" w:cs="Courier New" w:hint="default" w:eastAsia="黑体"/>
       </w:rPr>
     </w:lvl>
     <w:lvl w:ilvl="2">
@@ -3317,7 +3634,7 @@
         <w:ind w:left="2160" w:hanging="360"/>
       </w:pPr>
       <w:rPr>
-        <w:rFonts w:ascii="Wingdings" w:hAnsi="Wingdings" w:cs="Wingdings" w:hint="default"/>
+        <w:rFonts w:ascii="Wingdings" w:hAnsi="Wingdings" w:cs="Wingdings" w:hint="default" w:eastAsia="黑体"/>
       </w:rPr>
     </w:lvl>
     <w:lvl w:ilvl="3">
@@ -3328,7 +3645,7 @@
         <w:ind w:left="2880" w:hanging="360"/>
       </w:pPr>
       <w:rPr>
-        <w:rFonts w:ascii="Symbol" w:hAnsi="Symbol" w:cs="Symbol" w:hint="default"/>
+        <w:rFonts w:ascii="Symbol" w:hAnsi="Symbol" w:cs="Symbol" w:hint="default" w:eastAsia="黑体"/>
       </w:rPr>
     </w:lvl>
     <w:lvl w:ilvl="4">
@@ -3339,7 +3656,7 @@
         <w:ind w:left="3600" w:hanging="360"/>
       </w:pPr>
       <w:rPr>
-        <w:rFonts w:ascii="Courier New" w:hAnsi="Courier New" w:cs="Courier New" w:hint="default"/>
+        <w:rFonts w:ascii="Courier New" w:hAnsi="Courier New" w:cs="Courier New" w:hint="default" w:eastAsia="黑体"/>
       </w:rPr>
     </w:lvl>
     <w:lvl w:ilvl="5">
@@ -3350,7 +3667,7 @@
         <w:ind w:left="4320" w:hanging="360"/>
       </w:pPr>
       <w:rPr>
-        <w:rFonts w:ascii="Wingdings" w:hAnsi="Wingdings" w:cs="Wingdings" w:hint="default"/>
+        <w:rFonts w:ascii="Wingdings" w:hAnsi="Wingdings" w:cs="Wingdings" w:hint="default" w:eastAsia="黑体"/>
       </w:rPr>
     </w:lvl>
     <w:lvl w:ilvl="6">
@@ -3361,7 +3678,7 @@
         <w:ind w:left="5040" w:hanging="360"/>
       </w:pPr>
       <w:rPr>
-        <w:rFonts w:ascii="Symbol" w:hAnsi="Symbol" w:cs="Symbol" w:hint="default"/>
+        <w:rFonts w:ascii="Symbol" w:hAnsi="Symbol" w:cs="Symbol" w:hint="default" w:eastAsia="黑体"/>
       </w:rPr>
     </w:lvl>
     <w:lvl w:ilvl="7">
@@ -3372,7 +3689,7 @@
         <w:ind w:left="5760" w:hanging="360"/>
       </w:pPr>
       <w:rPr>
-        <w:rFonts w:ascii="Courier New" w:hAnsi="Courier New" w:cs="Courier New" w:hint="default"/>
+        <w:rFonts w:ascii="Courier New" w:hAnsi="Courier New" w:cs="Courier New" w:hint="default" w:eastAsia="黑体"/>
       </w:rPr>
     </w:lvl>
     <w:lvl w:ilvl="8">
@@ -3383,7 +3700,7 @@
         <w:ind w:left="6480" w:hanging="360"/>
       </w:pPr>
       <w:rPr>
-        <w:rFonts w:ascii="Wingdings" w:hAnsi="Wingdings" w:cs="Wingdings" w:hint="default"/>
+        <w:rFonts w:ascii="Wingdings" w:hAnsi="Wingdings" w:cs="Wingdings" w:hint="default" w:eastAsia="黑体"/>
       </w:rPr>
     </w:lvl>
   </w:abstractNum>
@@ -3442,11 +3759,11 @@
 </file>
 
 <file path=word/styles.xml><?xml version="1.0" encoding="utf-8"?>
-<w:styles xmlns:mc="http://schemas.openxmlformats.org/markup-compatibility/2006" xmlns:r="http://schemas.openxmlformats.org/officeDocument/2006/relationships" xmlns:w="http://schemas.openxmlformats.org/wordprocessingml/2006/main" xmlns:w14="http://schemas.microsoft.com/office/word/2010/wordml" mc:Ignorable="w14">
+<w:styles xmlns:mc="http://schemas.openxmlformats.org/markup-compatibility/2006" xmlns:w="http://schemas.openxmlformats.org/wordprocessingml/2006/main" xmlns:r="http://schemas.openxmlformats.org/officeDocument/2006/relationships" xmlns:w14="http://schemas.microsoft.com/office/word/2010/wordml" mc:Ignorable="w14">
   <w:docDefaults>
     <w:rPrDefault>
       <w:rPr>
-        <w:rFonts w:asciiTheme="minorHAnsi" w:cstheme="minorBidi" w:eastAsiaTheme="minorEastAsia" w:hAnsiTheme="minorHAnsi"/>
+        <w:rFonts w:asciiTheme="minorHAnsi" w:cstheme="minorBidi" w:hAnsiTheme="minorHAnsi" w:eastAsia="黑体"/>
         <w:sz w:val="22"/>
         <w:szCs w:val="22"/>
         <w:lang w:bidi="ar-SA" w:eastAsia="en-US" w:val="en-US"/>
@@ -3668,7 +3985,7 @@
       <w:outlineLvl w:val="0"/>
     </w:pPr>
     <w:rPr>
-      <w:rFonts w:ascii="Times New Roman" w:asciiTheme="majorHAnsi" w:cstheme="majorBidi" w:eastAsia="黑体" w:eastAsiaTheme="majorEastAsia" w:hAnsi="Times New Roman" w:hAnsiTheme="majorHAnsi"/>
+      <w:rFonts w:ascii="Times New Roman" w:asciiTheme="majorHAnsi" w:cstheme="majorBidi" w:eastAsia="黑体" w:hAnsi="Times New Roman" w:hAnsiTheme="majorHAnsi"/>
       <w:b/>
       <w:bCs/>
       <w:color w:val="1F3864"/>
@@ -3692,7 +4009,7 @@
       <w:outlineLvl w:val="1"/>
     </w:pPr>
     <w:rPr>
-      <w:rFonts w:ascii="Times New Roman" w:asciiTheme="majorHAnsi" w:cstheme="majorBidi" w:eastAsia="黑体" w:eastAsiaTheme="majorEastAsia" w:hAnsi="Times New Roman" w:hAnsiTheme="majorHAnsi"/>
+      <w:rFonts w:ascii="Times New Roman" w:asciiTheme="majorHAnsi" w:cstheme="majorBidi" w:eastAsia="黑体" w:hAnsi="Times New Roman" w:hAnsiTheme="majorHAnsi"/>
       <w:b/>
       <w:bCs/>
       <w:color w:val="2E4E7E"/>
@@ -3716,7 +4033,7 @@
       <w:outlineLvl w:val="2"/>
     </w:pPr>
     <w:rPr>
-      <w:rFonts w:ascii="Times New Roman" w:asciiTheme="majorHAnsi" w:cstheme="majorBidi" w:eastAsia="黑体" w:eastAsiaTheme="majorEastAsia" w:hAnsi="Times New Roman" w:hAnsiTheme="majorHAnsi"/>
+      <w:rFonts w:ascii="Times New Roman" w:asciiTheme="majorHAnsi" w:cstheme="majorBidi" w:eastAsia="黑体" w:hAnsi="Times New Roman" w:hAnsiTheme="majorHAnsi"/>
       <w:b/>
       <w:bCs/>
       <w:color w:val="2E4E7E"/>
@@ -3740,7 +4057,7 @@
       <w:outlineLvl w:val="3"/>
     </w:pPr>
     <w:rPr>
-      <w:rFonts w:ascii="Times New Roman" w:asciiTheme="majorHAnsi" w:cstheme="majorBidi" w:eastAsia="黑体" w:eastAsiaTheme="majorEastAsia" w:hAnsi="Times New Roman" w:hAnsiTheme="majorHAnsi"/>
+      <w:rFonts w:ascii="Times New Roman" w:asciiTheme="majorHAnsi" w:cstheme="majorBidi" w:eastAsia="黑体" w:hAnsi="Times New Roman" w:hAnsiTheme="majorHAnsi"/>
       <w:b/>
       <w:bCs/>
       <w:i/>
@@ -3766,7 +4083,7 @@
       <w:outlineLvl w:val="4"/>
     </w:pPr>
     <w:rPr>
-      <w:rFonts w:ascii="Times New Roman" w:asciiTheme="majorHAnsi" w:cstheme="majorBidi" w:eastAsia="黑体" w:eastAsiaTheme="majorEastAsia" w:hAnsi="Times New Roman" w:hAnsiTheme="majorHAnsi"/>
+      <w:rFonts w:ascii="Times New Roman" w:asciiTheme="majorHAnsi" w:cstheme="majorBidi" w:eastAsia="黑体" w:hAnsi="Times New Roman" w:hAnsiTheme="majorHAnsi"/>
       <w:b/>
       <w:color w:val="333333"/>
       <w:sz w:val="22"/>
@@ -3789,7 +4106,7 @@
       <w:outlineLvl w:val="5"/>
     </w:pPr>
     <w:rPr>
-      <w:rFonts w:asciiTheme="majorHAnsi" w:cstheme="majorBidi" w:eastAsiaTheme="majorEastAsia" w:hAnsiTheme="majorHAnsi"/>
+      <w:rFonts w:asciiTheme="majorHAnsi" w:cstheme="majorBidi" w:hAnsiTheme="majorHAnsi" w:eastAsia="黑体"/>
       <w:i/>
       <w:iCs/>
       <w:color w:themeColor="accent1" w:themeShade="7F" w:val="243F60"/>
@@ -3812,7 +4129,7 @@
       <w:outlineLvl w:val="6"/>
     </w:pPr>
     <w:rPr>
-      <w:rFonts w:asciiTheme="majorHAnsi" w:cstheme="majorBidi" w:eastAsiaTheme="majorEastAsia" w:hAnsiTheme="majorHAnsi"/>
+      <w:rFonts w:asciiTheme="majorHAnsi" w:cstheme="majorBidi" w:hAnsiTheme="majorHAnsi" w:eastAsia="黑体"/>
       <w:i/>
       <w:iCs/>
       <w:color w:themeColor="text1" w:themeTint="BF" w:val="404040"/>
@@ -3835,7 +4152,7 @@
       <w:outlineLvl w:val="7"/>
     </w:pPr>
     <w:rPr>
-      <w:rFonts w:asciiTheme="majorHAnsi" w:cstheme="majorBidi" w:eastAsiaTheme="majorEastAsia" w:hAnsiTheme="majorHAnsi"/>
+      <w:rFonts w:asciiTheme="majorHAnsi" w:cstheme="majorBidi" w:hAnsiTheme="majorHAnsi" w:eastAsia="黑体"/>
       <w:color w:themeColor="accent1" w:val="4F81BD"/>
       <w:sz w:val="20"/>
       <w:szCs w:val="20"/>
@@ -3858,7 +4175,7 @@
       <w:outlineLvl w:val="8"/>
     </w:pPr>
     <w:rPr>
-      <w:rFonts w:asciiTheme="majorHAnsi" w:cstheme="majorBidi" w:eastAsiaTheme="majorEastAsia" w:hAnsiTheme="majorHAnsi"/>
+      <w:rFonts w:asciiTheme="majorHAnsi" w:cstheme="majorBidi" w:hAnsiTheme="majorHAnsi" w:eastAsia="黑体"/>
       <w:i/>
       <w:iCs/>
       <w:color w:themeColor="text1" w:themeTint="BF" w:val="404040"/>
@@ -3909,7 +4226,7 @@
     <w:uiPriority w:val="9"/>
     <w:rsid w:val="00FC693F"/>
     <w:rPr>
-      <w:rFonts w:asciiTheme="majorHAnsi" w:cstheme="majorBidi" w:eastAsiaTheme="majorEastAsia" w:hAnsiTheme="majorHAnsi"/>
+      <w:rFonts w:asciiTheme="majorHAnsi" w:cstheme="majorBidi" w:hAnsiTheme="majorHAnsi" w:eastAsia="黑体"/>
       <w:b/>
       <w:bCs/>
       <w:color w:themeColor="accent1" w:themeShade="BF" w:val="365F91"/>
@@ -3924,7 +4241,7 @@
     <w:uiPriority w:val="9"/>
     <w:rsid w:val="00FC693F"/>
     <w:rPr>
-      <w:rFonts w:asciiTheme="majorHAnsi" w:cstheme="majorBidi" w:eastAsiaTheme="majorEastAsia" w:hAnsiTheme="majorHAnsi"/>
+      <w:rFonts w:asciiTheme="majorHAnsi" w:cstheme="majorBidi" w:hAnsiTheme="majorHAnsi" w:eastAsia="黑体"/>
       <w:b/>
       <w:bCs/>
       <w:color w:themeColor="accent1" w:val="4F81BD"/>
@@ -3939,7 +4256,7 @@
     <w:uiPriority w:val="9"/>
     <w:rsid w:val="00FC693F"/>
     <w:rPr>
-      <w:rFonts w:asciiTheme="majorHAnsi" w:cstheme="majorBidi" w:eastAsiaTheme="majorEastAsia" w:hAnsiTheme="majorHAnsi"/>
+      <w:rFonts w:asciiTheme="majorHAnsi" w:cstheme="majorBidi" w:hAnsiTheme="majorHAnsi" w:eastAsia="黑体"/>
       <w:b/>
       <w:bCs/>
       <w:color w:themeColor="accent1" w:val="4F81BD"/>
@@ -3962,7 +4279,7 @@
       <w:contextualSpacing/>
     </w:pPr>
     <w:rPr>
-      <w:rFonts w:ascii="Times New Roman" w:asciiTheme="majorHAnsi" w:cstheme="majorBidi" w:eastAsia="黑体" w:eastAsiaTheme="majorEastAsia" w:hAnsi="Times New Roman" w:hAnsiTheme="majorHAnsi"/>
+      <w:rFonts w:ascii="Times New Roman" w:asciiTheme="majorHAnsi" w:cstheme="majorBidi" w:eastAsia="黑体" w:hAnsi="Times New Roman" w:hAnsiTheme="majorHAnsi"/>
       <w:b/>
       <w:color w:val="1F3864"/>
       <w:spacing w:val="5"/>
@@ -3978,7 +4295,7 @@
     <w:uiPriority w:val="10"/>
     <w:rsid w:val="00FC693F"/>
     <w:rPr>
-      <w:rFonts w:asciiTheme="majorHAnsi" w:cstheme="majorBidi" w:eastAsiaTheme="majorEastAsia" w:hAnsiTheme="majorHAnsi"/>
+      <w:rFonts w:asciiTheme="majorHAnsi" w:cstheme="majorBidi" w:hAnsiTheme="majorHAnsi" w:eastAsia="黑体"/>
       <w:color w:themeColor="text2" w:themeShade="BF" w:val="17365D"/>
       <w:spacing w:val="5"/>
       <w:kern w:val="28"/>
@@ -4000,7 +4317,7 @@
       </w:numPr>
     </w:pPr>
     <w:rPr>
-      <w:rFonts w:asciiTheme="majorHAnsi" w:cstheme="majorBidi" w:eastAsiaTheme="majorEastAsia" w:hAnsiTheme="majorHAnsi"/>
+      <w:rFonts w:asciiTheme="majorHAnsi" w:cstheme="majorBidi" w:hAnsiTheme="majorHAnsi" w:eastAsia="黑体"/>
       <w:i/>
       <w:iCs/>
       <w:color w:themeColor="accent1" w:val="4F81BD"/>
@@ -4016,7 +4333,7 @@
     <w:uiPriority w:val="11"/>
     <w:rsid w:val="00FC693F"/>
     <w:rPr>
-      <w:rFonts w:asciiTheme="majorHAnsi" w:cstheme="majorBidi" w:eastAsiaTheme="majorEastAsia" w:hAnsiTheme="majorHAnsi"/>
+      <w:rFonts w:asciiTheme="majorHAnsi" w:cstheme="majorBidi" w:hAnsiTheme="majorHAnsi" w:eastAsia="黑体"/>
       <w:i/>
       <w:iCs/>
       <w:color w:themeColor="accent1" w:val="4F81BD"/>
@@ -4083,6 +4400,7 @@
       <w:spacing w:after="120"/>
     </w:pPr>
     <w:rPr>
+      <w:rFonts w:eastAsia="黑体"/>
       <w:sz w:val="16"/>
       <w:szCs w:val="16"/>
     </w:rPr>
@@ -4094,6 +4412,7 @@
     <w:uiPriority w:val="99"/>
     <w:rsid w:val="00AA1D8D"/>
     <w:rPr>
+      <w:rFonts w:eastAsia="黑体"/>
       <w:sz w:val="16"/>
       <w:szCs w:val="16"/>
     </w:rPr>
@@ -4263,7 +4582,7 @@
       </w:tabs>
     </w:pPr>
     <w:rPr>
-      <w:rFonts w:ascii="Courier" w:hAnsi="Courier"/>
+      <w:rFonts w:ascii="Courier" w:hAnsi="Courier" w:eastAsia="黑体"/>
       <w:sz w:val="20"/>
       <w:szCs w:val="20"/>
     </w:rPr>
@@ -4275,7 +4594,7 @@
     <w:uiPriority w:val="99"/>
     <w:rsid w:val="0029639D"/>
     <w:rPr>
-      <w:rFonts w:ascii="Courier" w:hAnsi="Courier"/>
+      <w:rFonts w:ascii="Courier" w:hAnsi="Courier" w:eastAsia="黑体"/>
       <w:sz w:val="20"/>
       <w:szCs w:val="20"/>
     </w:rPr>
@@ -4311,6 +4630,7 @@
     <w:uiPriority w:val="29"/>
     <w:rsid w:val="00FC693F"/>
     <w:rPr>
+      <w:rFonts w:eastAsia="黑体"/>
       <w:i/>
       <w:iCs/>
       <w:color w:themeColor="text1" w:val="000000"/>
@@ -4324,7 +4644,7 @@
     <w:semiHidden/>
     <w:rsid w:val="00FC693F"/>
     <w:rPr>
-      <w:rFonts w:asciiTheme="majorHAnsi" w:cstheme="majorBidi" w:eastAsiaTheme="majorEastAsia" w:hAnsiTheme="majorHAnsi"/>
+      <w:rFonts w:asciiTheme="majorHAnsi" w:cstheme="majorBidi" w:hAnsiTheme="majorHAnsi" w:eastAsia="黑体"/>
       <w:b/>
       <w:bCs/>
       <w:i/>
@@ -4340,7 +4660,7 @@
     <w:semiHidden/>
     <w:rsid w:val="00FC693F"/>
     <w:rPr>
-      <w:rFonts w:asciiTheme="majorHAnsi" w:cstheme="majorBidi" w:eastAsiaTheme="majorEastAsia" w:hAnsiTheme="majorHAnsi"/>
+      <w:rFonts w:asciiTheme="majorHAnsi" w:cstheme="majorBidi" w:hAnsiTheme="majorHAnsi" w:eastAsia="黑体"/>
       <w:color w:themeColor="accent1" w:themeShade="7F" w:val="243F60"/>
     </w:rPr>
   </w:style>
@@ -4352,7 +4672,7 @@
     <w:semiHidden/>
     <w:rsid w:val="00FC693F"/>
     <w:rPr>
-      <w:rFonts w:asciiTheme="majorHAnsi" w:cstheme="majorBidi" w:eastAsiaTheme="majorEastAsia" w:hAnsiTheme="majorHAnsi"/>
+      <w:rFonts w:asciiTheme="majorHAnsi" w:cstheme="majorBidi" w:hAnsiTheme="majorHAnsi" w:eastAsia="黑体"/>
       <w:i/>
       <w:iCs/>
       <w:color w:themeColor="accent1" w:themeShade="7F" w:val="243F60"/>
@@ -4366,7 +4686,7 @@
     <w:semiHidden/>
     <w:rsid w:val="00FC693F"/>
     <w:rPr>
-      <w:rFonts w:asciiTheme="majorHAnsi" w:cstheme="majorBidi" w:eastAsiaTheme="majorEastAsia" w:hAnsiTheme="majorHAnsi"/>
+      <w:rFonts w:asciiTheme="majorHAnsi" w:cstheme="majorBidi" w:hAnsiTheme="majorHAnsi" w:eastAsia="黑体"/>
       <w:i/>
       <w:iCs/>
       <w:color w:themeColor="text1" w:themeTint="BF" w:val="404040"/>
@@ -4380,7 +4700,7 @@
     <w:semiHidden/>
     <w:rsid w:val="00FC693F"/>
     <w:rPr>
-      <w:rFonts w:asciiTheme="majorHAnsi" w:cstheme="majorBidi" w:eastAsiaTheme="majorEastAsia" w:hAnsiTheme="majorHAnsi"/>
+      <w:rFonts w:asciiTheme="majorHAnsi" w:cstheme="majorBidi" w:hAnsiTheme="majorHAnsi" w:eastAsia="黑体"/>
       <w:color w:themeColor="accent1" w:val="4F81BD"/>
       <w:sz w:val="20"/>
       <w:szCs w:val="20"/>
@@ -4394,7 +4714,7 @@
     <w:semiHidden/>
     <w:rsid w:val="00FC693F"/>
     <w:rPr>
-      <w:rFonts w:asciiTheme="majorHAnsi" w:cstheme="majorBidi" w:eastAsiaTheme="majorEastAsia" w:hAnsiTheme="majorHAnsi"/>
+      <w:rFonts w:asciiTheme="majorHAnsi" w:cstheme="majorBidi" w:hAnsiTheme="majorHAnsi" w:eastAsia="黑体"/>
       <w:i/>
       <w:iCs/>
       <w:color w:themeColor="text1" w:themeTint="BF" w:val="404040"/>
@@ -4415,6 +4735,7 @@
       <w:spacing w:line="240" w:lineRule="auto"/>
     </w:pPr>
     <w:rPr>
+      <w:rFonts w:eastAsia="黑体"/>
       <w:b/>
       <w:bCs/>
       <w:color w:themeColor="accent1" w:val="4F81BD"/>
@@ -4429,6 +4750,7 @@
     <w:qFormat/>
     <w:rsid w:val="00FC693F"/>
     <w:rPr>
+      <w:rFonts w:eastAsia="黑体"/>
       <w:b/>
       <w:bCs/>
     </w:rPr>
@@ -4440,6 +4762,7 @@
     <w:qFormat/>
     <w:rsid w:val="00FC693F"/>
     <w:rPr>
+      <w:rFonts w:eastAsia="黑体"/>
       <w:i/>
       <w:iCs/>
     </w:rPr>
@@ -4460,6 +4783,7 @@
       <w:ind w:left="936" w:right="936"/>
     </w:pPr>
     <w:rPr>
+      <w:rFonts w:eastAsia="黑体"/>
       <w:b/>
       <w:bCs/>
       <w:i/>
@@ -4474,6 +4798,7 @@
     <w:uiPriority w:val="30"/>
     <w:rsid w:val="00FC693F"/>
     <w:rPr>
+      <w:rFonts w:eastAsia="黑体"/>
       <w:b/>
       <w:bCs/>
       <w:i/>
@@ -4488,6 +4813,7 @@
     <w:qFormat/>
     <w:rsid w:val="00FC693F"/>
     <w:rPr>
+      <w:rFonts w:eastAsia="黑体"/>
       <w:i/>
       <w:iCs/>
       <w:color w:themeColor="text1" w:themeTint="7F" w:val="808080"/>
@@ -4500,6 +4826,7 @@
     <w:qFormat/>
     <w:rsid w:val="00FC693F"/>
     <w:rPr>
+      <w:rFonts w:eastAsia="黑体"/>
       <w:b/>
       <w:bCs/>
       <w:i/>
@@ -4514,6 +4841,7 @@
     <w:qFormat/>
     <w:rsid w:val="00FC693F"/>
     <w:rPr>
+      <w:rFonts w:eastAsia="黑体"/>
       <w:smallCaps/>
       <w:color w:themeColor="accent2" w:val="C0504D"/>
       <w:u w:val="single"/>
@@ -4526,6 +4854,7 @@
     <w:qFormat/>
     <w:rsid w:val="00FC693F"/>
     <w:rPr>
+      <w:rFonts w:eastAsia="黑体"/>
       <w:b/>
       <w:bCs/>
       <w:smallCaps/>
@@ -4541,6 +4870,7 @@
     <w:qFormat/>
     <w:rsid w:val="00FC693F"/>
     <w:rPr>
+      <w:rFonts w:eastAsia="黑体"/>
       <w:b/>
       <w:bCs/>
       <w:smallCaps/>
@@ -4595,6 +4925,7 @@
       <w:spacing w:after="0" w:line="240" w:lineRule="auto"/>
     </w:pPr>
     <w:rPr>
+      <w:rFonts w:eastAsia="黑体"/>
       <w:color w:themeColor="text1" w:themeShade="BF" w:val="000000"/>
     </w:rPr>
     <w:tblPr>
@@ -4617,6 +4948,7 @@
         <w:spacing w:after="0" w:before="0" w:line="240" w:lineRule="auto"/>
       </w:pPr>
       <w:rPr>
+        <w:rFonts w:eastAsia="黑体"/>
         <w:b/>
         <w:bCs/>
       </w:rPr>
@@ -4637,6 +4969,7 @@
         <w:spacing w:after="0" w:before="0" w:line="240" w:lineRule="auto"/>
       </w:pPr>
       <w:rPr>
+        <w:rFonts w:eastAsia="黑体"/>
         <w:b/>
         <w:bCs/>
       </w:rPr>
@@ -4654,12 +4987,14 @@
     </w:tblStylePr>
     <w:tblStylePr w:type="firstCol">
       <w:rPr>
+        <w:rFonts w:eastAsia="黑体"/>
         <w:b/>
         <w:bCs/>
       </w:rPr>
     </w:tblStylePr>
     <w:tblStylePr w:type="lastCol">
       <w:rPr>
+        <w:rFonts w:eastAsia="黑体"/>
         <w:b/>
         <w:bCs/>
       </w:rPr>
@@ -4698,6 +5033,7 @@
       <w:spacing w:after="0" w:line="240" w:lineRule="auto"/>
     </w:pPr>
     <w:rPr>
+      <w:rFonts w:eastAsia="黑体"/>
       <w:color w:themeColor="accent1" w:themeShade="BF" w:val="365F91"/>
     </w:rPr>
     <w:tblPr>
@@ -4720,6 +5056,7 @@
         <w:spacing w:after="0" w:before="0" w:line="240" w:lineRule="auto"/>
       </w:pPr>
       <w:rPr>
+        <w:rFonts w:eastAsia="黑体"/>
         <w:b/>
         <w:bCs/>
       </w:rPr>
@@ -4740,6 +5077,7 @@
         <w:spacing w:after="0" w:before="0" w:line="240" w:lineRule="auto"/>
       </w:pPr>
       <w:rPr>
+        <w:rFonts w:eastAsia="黑体"/>
         <w:b/>
         <w:bCs/>
       </w:rPr>
@@ -4757,12 +5095,14 @@
     </w:tblStylePr>
     <w:tblStylePr w:type="firstCol">
       <w:rPr>
+        <w:rFonts w:eastAsia="黑体"/>
         <w:b/>
         <w:bCs/>
       </w:rPr>
     </w:tblStylePr>
     <w:tblStylePr w:type="lastCol">
       <w:rPr>
+        <w:rFonts w:eastAsia="黑体"/>
         <w:b/>
         <w:bCs/>
       </w:rPr>
@@ -4801,6 +5141,7 @@
       <w:spacing w:after="0" w:line="240" w:lineRule="auto"/>
     </w:pPr>
     <w:rPr>
+      <w:rFonts w:eastAsia="黑体"/>
       <w:color w:themeColor="accent2" w:themeShade="BF" w:val="943634"/>
     </w:rPr>
     <w:tblPr>
@@ -4823,6 +5164,7 @@
         <w:spacing w:after="0" w:before="0" w:line="240" w:lineRule="auto"/>
       </w:pPr>
       <w:rPr>
+        <w:rFonts w:eastAsia="黑体"/>
         <w:b/>
         <w:bCs/>
       </w:rPr>
@@ -4843,6 +5185,7 @@
         <w:spacing w:after="0" w:before="0" w:line="240" w:lineRule="auto"/>
       </w:pPr>
       <w:rPr>
+        <w:rFonts w:eastAsia="黑体"/>
         <w:b/>
         <w:bCs/>
       </w:rPr>
@@ -4860,12 +5203,14 @@
     </w:tblStylePr>
     <w:tblStylePr w:type="firstCol">
       <w:rPr>
+        <w:rFonts w:eastAsia="黑体"/>
         <w:b/>
         <w:bCs/>
       </w:rPr>
     </w:tblStylePr>
     <w:tblStylePr w:type="lastCol">
       <w:rPr>
+        <w:rFonts w:eastAsia="黑体"/>
         <w:b/>
         <w:bCs/>
       </w:rPr>
@@ -4904,6 +5249,7 @@
       <w:spacing w:after="0" w:line="240" w:lineRule="auto"/>
     </w:pPr>
     <w:rPr>
+      <w:rFonts w:eastAsia="黑体"/>
       <w:color w:themeColor="accent3" w:themeShade="BF" w:val="76923C"/>
     </w:rPr>
     <w:tblPr>
@@ -4926,6 +5272,7 @@
         <w:spacing w:after="0" w:before="0" w:line="240" w:lineRule="auto"/>
       </w:pPr>
       <w:rPr>
+        <w:rFonts w:eastAsia="黑体"/>
         <w:b/>
         <w:bCs/>
       </w:rPr>
@@ -4946,6 +5293,7 @@
         <w:spacing w:after="0" w:before="0" w:line="240" w:lineRule="auto"/>
       </w:pPr>
       <w:rPr>
+        <w:rFonts w:eastAsia="黑体"/>
         <w:b/>
         <w:bCs/>
       </w:rPr>
@@ -4963,12 +5311,14 @@
     </w:tblStylePr>
     <w:tblStylePr w:type="firstCol">
       <w:rPr>
+        <w:rFonts w:eastAsia="黑体"/>
         <w:b/>
         <w:bCs/>
       </w:rPr>
     </w:tblStylePr>
     <w:tblStylePr w:type="lastCol">
       <w:rPr>
+        <w:rFonts w:eastAsia="黑体"/>
         <w:b/>
         <w:bCs/>
       </w:rPr>
@@ -5007,6 +5357,7 @@
       <w:spacing w:after="0" w:line="240" w:lineRule="auto"/>
     </w:pPr>
     <w:rPr>
+      <w:rFonts w:eastAsia="黑体"/>
       <w:color w:themeColor="accent4" w:themeShade="BF" w:val="5F497A"/>
     </w:rPr>
     <w:tblPr>
@@ -5029,6 +5380,7 @@
         <w:spacing w:after="0" w:before="0" w:line="240" w:lineRule="auto"/>
       </w:pPr>
       <w:rPr>
+        <w:rFonts w:eastAsia="黑体"/>
         <w:b/>
         <w:bCs/>
       </w:rPr>
@@ -5049,6 +5401,7 @@
         <w:spacing w:after="0" w:before="0" w:line="240" w:lineRule="auto"/>
       </w:pPr>
       <w:rPr>
+        <w:rFonts w:eastAsia="黑体"/>
         <w:b/>
         <w:bCs/>
       </w:rPr>
@@ -5066,12 +5419,14 @@
     </w:tblStylePr>
     <w:tblStylePr w:type="firstCol">
       <w:rPr>
+        <w:rFonts w:eastAsia="黑体"/>
         <w:b/>
         <w:bCs/>
       </w:rPr>
     </w:tblStylePr>
     <w:tblStylePr w:type="lastCol">
       <w:rPr>
+        <w:rFonts w:eastAsia="黑体"/>
         <w:b/>
         <w:bCs/>
       </w:rPr>
@@ -5110,6 +5465,7 @@
       <w:spacing w:after="0" w:line="240" w:lineRule="auto"/>
     </w:pPr>
     <w:rPr>
+      <w:rFonts w:eastAsia="黑体"/>
       <w:color w:themeColor="accent5" w:themeShade="BF" w:val="31849B"/>
     </w:rPr>
     <w:tblPr>
@@ -5132,6 +5488,7 @@
         <w:spacing w:after="0" w:before="0" w:line="240" w:lineRule="auto"/>
       </w:pPr>
       <w:rPr>
+        <w:rFonts w:eastAsia="黑体"/>
         <w:b/>
         <w:bCs/>
       </w:rPr>
@@ -5152,6 +5509,7 @@
         <w:spacing w:after="0" w:before="0" w:line="240" w:lineRule="auto"/>
       </w:pPr>
       <w:rPr>
+        <w:rFonts w:eastAsia="黑体"/>
         <w:b/>
         <w:bCs/>
       </w:rPr>
@@ -5169,12 +5527,14 @@
     </w:tblStylePr>
     <w:tblStylePr w:type="firstCol">
       <w:rPr>
+        <w:rFonts w:eastAsia="黑体"/>
         <w:b/>
         <w:bCs/>
       </w:rPr>
     </w:tblStylePr>
     <w:tblStylePr w:type="lastCol">
       <w:rPr>
+        <w:rFonts w:eastAsia="黑体"/>
         <w:b/>
         <w:bCs/>
       </w:rPr>
@@ -5213,6 +5573,7 @@
       <w:spacing w:after="0" w:line="240" w:lineRule="auto"/>
     </w:pPr>
     <w:rPr>
+      <w:rFonts w:eastAsia="黑体"/>
       <w:color w:themeColor="accent6" w:themeShade="BF" w:val="E36C0A"/>
     </w:rPr>
     <w:tblPr>
@@ -5235,6 +5596,7 @@
         <w:spacing w:after="0" w:before="0" w:line="240" w:lineRule="auto"/>
       </w:pPr>
       <w:rPr>
+        <w:rFonts w:eastAsia="黑体"/>
         <w:b/>
         <w:bCs/>
       </w:rPr>
@@ -5255,6 +5617,7 @@
         <w:spacing w:after="0" w:before="0" w:line="240" w:lineRule="auto"/>
       </w:pPr>
       <w:rPr>
+        <w:rFonts w:eastAsia="黑体"/>
         <w:b/>
         <w:bCs/>
       </w:rPr>
@@ -5272,12 +5635,14 @@
     </w:tblStylePr>
     <w:tblStylePr w:type="firstCol">
       <w:rPr>
+        <w:rFonts w:eastAsia="黑体"/>
         <w:b/>
         <w:bCs/>
       </w:rPr>
     </w:tblStylePr>
     <w:tblStylePr w:type="lastCol">
       <w:rPr>
+        <w:rFonts w:eastAsia="黑体"/>
         <w:b/>
         <w:bCs/>
       </w:rPr>
@@ -5337,6 +5702,7 @@
         <w:spacing w:after="0" w:before="0" w:line="240" w:lineRule="auto"/>
       </w:pPr>
       <w:rPr>
+        <w:rFonts w:eastAsia="黑体"/>
         <w:b/>
         <w:bCs/>
         <w:color w:themeColor="background1" w:val="FFFFFF"/>
@@ -5351,6 +5717,7 @@
         <w:spacing w:after="0" w:before="0" w:line="240" w:lineRule="auto"/>
       </w:pPr>
       <w:rPr>
+        <w:rFonts w:eastAsia="黑体"/>
         <w:b/>
         <w:bCs/>
       </w:rPr>
@@ -5366,12 +5733,14 @@
     </w:tblStylePr>
     <w:tblStylePr w:type="firstCol">
       <w:rPr>
+        <w:rFonts w:eastAsia="黑体"/>
         <w:b/>
         <w:bCs/>
       </w:rPr>
     </w:tblStylePr>
     <w:tblStylePr w:type="lastCol">
       <w:rPr>
+        <w:rFonts w:eastAsia="黑体"/>
         <w:b/>
         <w:bCs/>
       </w:rPr>
@@ -5429,6 +5798,7 @@
         <w:spacing w:after="0" w:before="0" w:line="240" w:lineRule="auto"/>
       </w:pPr>
       <w:rPr>
+        <w:rFonts w:eastAsia="黑体"/>
         <w:b/>
         <w:bCs/>
         <w:color w:themeColor="background1" w:val="FFFFFF"/>
@@ -5443,6 +5813,7 @@
         <w:spacing w:after="0" w:before="0" w:line="240" w:lineRule="auto"/>
       </w:pPr>
       <w:rPr>
+        <w:rFonts w:eastAsia="黑体"/>
         <w:b/>
         <w:bCs/>
       </w:rPr>
@@ -5458,12 +5829,14 @@
     </w:tblStylePr>
     <w:tblStylePr w:type="firstCol">
       <w:rPr>
+        <w:rFonts w:eastAsia="黑体"/>
         <w:b/>
         <w:bCs/>
       </w:rPr>
     </w:tblStylePr>
     <w:tblStylePr w:type="lastCol">
       <w:rPr>
+        <w:rFonts w:eastAsia="黑体"/>
         <w:b/>
         <w:bCs/>
       </w:rPr>
@@ -5521,6 +5894,7 @@
         <w:spacing w:after="0" w:before="0" w:line="240" w:lineRule="auto"/>
       </w:pPr>
       <w:rPr>
+        <w:rFonts w:eastAsia="黑体"/>
         <w:b/>
         <w:bCs/>
         <w:color w:themeColor="background1" w:val="FFFFFF"/>
@@ -5535,6 +5909,7 @@
         <w:spacing w:after="0" w:before="0" w:line="240" w:lineRule="auto"/>
       </w:pPr>
       <w:rPr>
+        <w:rFonts w:eastAsia="黑体"/>
         <w:b/>
         <w:bCs/>
       </w:rPr>
@@ -5550,12 +5925,14 @@
     </w:tblStylePr>
     <w:tblStylePr w:type="firstCol">
       <w:rPr>
+        <w:rFonts w:eastAsia="黑体"/>
         <w:b/>
         <w:bCs/>
       </w:rPr>
     </w:tblStylePr>
     <w:tblStylePr w:type="lastCol">
       <w:rPr>
+        <w:rFonts w:eastAsia="黑体"/>
         <w:b/>
         <w:bCs/>
       </w:rPr>
@@ -5613,6 +5990,7 @@
         <w:spacing w:after="0" w:before="0" w:line="240" w:lineRule="auto"/>
       </w:pPr>
       <w:rPr>
+        <w:rFonts w:eastAsia="黑体"/>
         <w:b/>
         <w:bCs/>
         <w:color w:themeColor="background1" w:val="FFFFFF"/>
@@ -5627,6 +6005,7 @@
         <w:spacing w:after="0" w:before="0" w:line="240" w:lineRule="auto"/>
       </w:pPr>
       <w:rPr>
+        <w:rFonts w:eastAsia="黑体"/>
         <w:b/>
         <w:bCs/>
       </w:rPr>
@@ -5642,12 +6021,14 @@
     </w:tblStylePr>
     <w:tblStylePr w:type="firstCol">
       <w:rPr>
+        <w:rFonts w:eastAsia="黑体"/>
         <w:b/>
         <w:bCs/>
       </w:rPr>
     </w:tblStylePr>
     <w:tblStylePr w:type="lastCol">
       <w:rPr>
+        <w:rFonts w:eastAsia="黑体"/>
         <w:b/>
         <w:bCs/>
       </w:rPr>
@@ -5705,6 +6086,7 @@
         <w:spacing w:after="0" w:before="0" w:line="240" w:lineRule="auto"/>
       </w:pPr>
       <w:rPr>
+        <w:rFonts w:eastAsia="黑体"/>
         <w:b/>
         <w:bCs/>
         <w:color w:themeColor="background1" w:val="FFFFFF"/>
@@ -5719,6 +6101,7 @@
         <w:spacing w:after="0" w:before="0" w:line="240" w:lineRule="auto"/>
       </w:pPr>
       <w:rPr>
+        <w:rFonts w:eastAsia="黑体"/>
         <w:b/>
         <w:bCs/>
       </w:rPr>
@@ -5734,12 +6117,14 @@
     </w:tblStylePr>
     <w:tblStylePr w:type="firstCol">
       <w:rPr>
+        <w:rFonts w:eastAsia="黑体"/>
         <w:b/>
         <w:bCs/>
       </w:rPr>
     </w:tblStylePr>
     <w:tblStylePr w:type="lastCol">
       <w:rPr>
+        <w:rFonts w:eastAsia="黑体"/>
         <w:b/>
         <w:bCs/>
       </w:rPr>
@@ -5797,6 +6182,7 @@
         <w:spacing w:after="0" w:before="0" w:line="240" w:lineRule="auto"/>
       </w:pPr>
       <w:rPr>
+        <w:rFonts w:eastAsia="黑体"/>
         <w:b/>
         <w:bCs/>
         <w:color w:themeColor="background1" w:val="FFFFFF"/>
@@ -5811,6 +6197,7 @@
         <w:spacing w:after="0" w:before="0" w:line="240" w:lineRule="auto"/>
       </w:pPr>
       <w:rPr>
+        <w:rFonts w:eastAsia="黑体"/>
         <w:b/>
         <w:bCs/>
       </w:rPr>
@@ -5826,12 +6213,14 @@
     </w:tblStylePr>
     <w:tblStylePr w:type="firstCol">
       <w:rPr>
+        <w:rFonts w:eastAsia="黑体"/>
         <w:b/>
         <w:bCs/>
       </w:rPr>
     </w:tblStylePr>
     <w:tblStylePr w:type="lastCol">
       <w:rPr>
+        <w:rFonts w:eastAsia="黑体"/>
         <w:b/>
         <w:bCs/>
       </w:rPr>
@@ -5889,6 +6278,7 @@
         <w:spacing w:after="0" w:before="0" w:line="240" w:lineRule="auto"/>
       </w:pPr>
       <w:rPr>
+        <w:rFonts w:eastAsia="黑体"/>
         <w:b/>
         <w:bCs/>
         <w:color w:themeColor="background1" w:val="FFFFFF"/>
@@ -5903,6 +6293,7 @@
         <w:spacing w:after="0" w:before="0" w:line="240" w:lineRule="auto"/>
       </w:pPr>
       <w:rPr>
+        <w:rFonts w:eastAsia="黑体"/>
         <w:b/>
         <w:bCs/>
       </w:rPr>
@@ -5918,12 +6309,14 @@
     </w:tblStylePr>
     <w:tblStylePr w:type="firstCol">
       <w:rPr>
+        <w:rFonts w:eastAsia="黑体"/>
         <w:b/>
         <w:bCs/>
       </w:rPr>
     </w:tblStylePr>
     <w:tblStylePr w:type="lastCol">
       <w:rPr>
+        <w:rFonts w:eastAsia="黑体"/>
         <w:b/>
         <w:bCs/>
       </w:rPr>
@@ -5983,7 +6376,7 @@
         <w:spacing w:after="0" w:before="0" w:line="240" w:lineRule="auto"/>
       </w:pPr>
       <w:rPr>
-        <w:rFonts w:asciiTheme="majorHAnsi" w:cstheme="majorBidi" w:eastAsiaTheme="majorEastAsia" w:hAnsiTheme="majorHAnsi"/>
+        <w:rFonts w:asciiTheme="majorHAnsi" w:cstheme="majorBidi" w:hAnsiTheme="majorHAnsi" w:eastAsia="黑体"/>
         <w:b/>
         <w:bCs/>
       </w:rPr>
@@ -6004,7 +6397,7 @@
         <w:spacing w:after="0" w:before="0" w:line="240" w:lineRule="auto"/>
       </w:pPr>
       <w:rPr>
-        <w:rFonts w:asciiTheme="majorHAnsi" w:cstheme="majorBidi" w:eastAsiaTheme="majorEastAsia" w:hAnsiTheme="majorHAnsi"/>
+        <w:rFonts w:asciiTheme="majorHAnsi" w:cstheme="majorBidi" w:hAnsiTheme="majorHAnsi" w:eastAsia="黑体"/>
         <w:b/>
         <w:bCs/>
       </w:rPr>
@@ -6022,14 +6415,14 @@
     </w:tblStylePr>
     <w:tblStylePr w:type="firstCol">
       <w:rPr>
-        <w:rFonts w:asciiTheme="majorHAnsi" w:cstheme="majorBidi" w:eastAsiaTheme="majorEastAsia" w:hAnsiTheme="majorHAnsi"/>
+        <w:rFonts w:asciiTheme="majorHAnsi" w:cstheme="majorBidi" w:hAnsiTheme="majorHAnsi" w:eastAsia="黑体"/>
         <w:b/>
         <w:bCs/>
       </w:rPr>
     </w:tblStylePr>
     <w:tblStylePr w:type="lastCol">
       <w:rPr>
-        <w:rFonts w:asciiTheme="majorHAnsi" w:cstheme="majorBidi" w:eastAsiaTheme="majorEastAsia" w:hAnsiTheme="majorHAnsi"/>
+        <w:rFonts w:asciiTheme="majorHAnsi" w:cstheme="majorBidi" w:hAnsiTheme="majorHAnsi" w:eastAsia="黑体"/>
         <w:b/>
         <w:bCs/>
       </w:rPr>
@@ -6113,7 +6506,7 @@
         <w:spacing w:after="0" w:before="0" w:line="240" w:lineRule="auto"/>
       </w:pPr>
       <w:rPr>
-        <w:rFonts w:asciiTheme="majorHAnsi" w:cstheme="majorBidi" w:eastAsiaTheme="majorEastAsia" w:hAnsiTheme="majorHAnsi"/>
+        <w:rFonts w:asciiTheme="majorHAnsi" w:cstheme="majorBidi" w:hAnsiTheme="majorHAnsi" w:eastAsia="黑体"/>
         <w:b/>
         <w:bCs/>
       </w:rPr>
@@ -6134,7 +6527,7 @@
         <w:spacing w:after="0" w:before="0" w:line="240" w:lineRule="auto"/>
       </w:pPr>
       <w:rPr>
-        <w:rFonts w:asciiTheme="majorHAnsi" w:cstheme="majorBidi" w:eastAsiaTheme="majorEastAsia" w:hAnsiTheme="majorHAnsi"/>
+        <w:rFonts w:asciiTheme="majorHAnsi" w:cstheme="majorBidi" w:hAnsiTheme="majorHAnsi" w:eastAsia="黑体"/>
         <w:b/>
         <w:bCs/>
       </w:rPr>
@@ -6152,14 +6545,14 @@
     </w:tblStylePr>
     <w:tblStylePr w:type="firstCol">
       <w:rPr>
-        <w:rFonts w:asciiTheme="majorHAnsi" w:cstheme="majorBidi" w:eastAsiaTheme="majorEastAsia" w:hAnsiTheme="majorHAnsi"/>
+        <w:rFonts w:asciiTheme="majorHAnsi" w:cstheme="majorBidi" w:hAnsiTheme="majorHAnsi" w:eastAsia="黑体"/>
         <w:b/>
         <w:bCs/>
       </w:rPr>
     </w:tblStylePr>
     <w:tblStylePr w:type="lastCol">
       <w:rPr>
-        <w:rFonts w:asciiTheme="majorHAnsi" w:cstheme="majorBidi" w:eastAsiaTheme="majorEastAsia" w:hAnsiTheme="majorHAnsi"/>
+        <w:rFonts w:asciiTheme="majorHAnsi" w:cstheme="majorBidi" w:hAnsiTheme="majorHAnsi" w:eastAsia="黑体"/>
         <w:b/>
         <w:bCs/>
       </w:rPr>
@@ -6243,7 +6636,7 @@
         <w:spacing w:after="0" w:before="0" w:line="240" w:lineRule="auto"/>
       </w:pPr>
       <w:rPr>
-        <w:rFonts w:asciiTheme="majorHAnsi" w:cstheme="majorBidi" w:eastAsiaTheme="majorEastAsia" w:hAnsiTheme="majorHAnsi"/>
+        <w:rFonts w:asciiTheme="majorHAnsi" w:cstheme="majorBidi" w:hAnsiTheme="majorHAnsi" w:eastAsia="黑体"/>
         <w:b/>
         <w:bCs/>
       </w:rPr>
@@ -6264,7 +6657,7 @@
         <w:spacing w:after="0" w:before="0" w:line="240" w:lineRule="auto"/>
       </w:pPr>
       <w:rPr>
-        <w:rFonts w:asciiTheme="majorHAnsi" w:cstheme="majorBidi" w:eastAsiaTheme="majorEastAsia" w:hAnsiTheme="majorHAnsi"/>
+        <w:rFonts w:asciiTheme="majorHAnsi" w:cstheme="majorBidi" w:hAnsiTheme="majorHAnsi" w:eastAsia="黑体"/>
         <w:b/>
         <w:bCs/>
       </w:rPr>
@@ -6282,14 +6675,14 @@
     </w:tblStylePr>
     <w:tblStylePr w:type="firstCol">
       <w:rPr>
-        <w:rFonts w:asciiTheme="majorHAnsi" w:cstheme="majorBidi" w:eastAsiaTheme="majorEastAsia" w:hAnsiTheme="majorHAnsi"/>
+        <w:rFonts w:asciiTheme="majorHAnsi" w:cstheme="majorBidi" w:hAnsiTheme="majorHAnsi" w:eastAsia="黑体"/>
         <w:b/>
         <w:bCs/>
       </w:rPr>
     </w:tblStylePr>
     <w:tblStylePr w:type="lastCol">
       <w:rPr>
-        <w:rFonts w:asciiTheme="majorHAnsi" w:cstheme="majorBidi" w:eastAsiaTheme="majorEastAsia" w:hAnsiTheme="majorHAnsi"/>
+        <w:rFonts w:asciiTheme="majorHAnsi" w:cstheme="majorBidi" w:hAnsiTheme="majorHAnsi" w:eastAsia="黑体"/>
         <w:b/>
         <w:bCs/>
       </w:rPr>
@@ -6373,7 +6766,7 @@
         <w:spacing w:after="0" w:before="0" w:line="240" w:lineRule="auto"/>
       </w:pPr>
       <w:rPr>
-        <w:rFonts w:asciiTheme="majorHAnsi" w:cstheme="majorBidi" w:eastAsiaTheme="majorEastAsia" w:hAnsiTheme="majorHAnsi"/>
+        <w:rFonts w:asciiTheme="majorHAnsi" w:cstheme="majorBidi" w:hAnsiTheme="majorHAnsi" w:eastAsia="黑体"/>
         <w:b/>
         <w:bCs/>
       </w:rPr>
@@ -6394,7 +6787,7 @@
         <w:spacing w:after="0" w:before="0" w:line="240" w:lineRule="auto"/>
       </w:pPr>
       <w:rPr>
-        <w:rFonts w:asciiTheme="majorHAnsi" w:cstheme="majorBidi" w:eastAsiaTheme="majorEastAsia" w:hAnsiTheme="majorHAnsi"/>
+        <w:rFonts w:asciiTheme="majorHAnsi" w:cstheme="majorBidi" w:hAnsiTheme="majorHAnsi" w:eastAsia="黑体"/>
         <w:b/>
         <w:bCs/>
       </w:rPr>
@@ -6412,14 +6805,14 @@
     </w:tblStylePr>
     <w:tblStylePr w:type="firstCol">
       <w:rPr>
-        <w:rFonts w:asciiTheme="majorHAnsi" w:cstheme="majorBidi" w:eastAsiaTheme="majorEastAsia" w:hAnsiTheme="majorHAnsi"/>
+        <w:rFonts w:asciiTheme="majorHAnsi" w:cstheme="majorBidi" w:hAnsiTheme="majorHAnsi" w:eastAsia="黑体"/>
         <w:b/>
         <w:bCs/>
       </w:rPr>
     </w:tblStylePr>
     <w:tblStylePr w:type="lastCol">
       <w:rPr>
-        <w:rFonts w:asciiTheme="majorHAnsi" w:cstheme="majorBidi" w:eastAsiaTheme="majorEastAsia" w:hAnsiTheme="majorHAnsi"/>
+        <w:rFonts w:asciiTheme="majorHAnsi" w:cstheme="majorBidi" w:hAnsiTheme="majorHAnsi" w:eastAsia="黑体"/>
         <w:b/>
         <w:bCs/>
       </w:rPr>
@@ -6503,7 +6896,7 @@
         <w:spacing w:after="0" w:before="0" w:line="240" w:lineRule="auto"/>
       </w:pPr>
       <w:rPr>
-        <w:rFonts w:asciiTheme="majorHAnsi" w:cstheme="majorBidi" w:eastAsiaTheme="majorEastAsia" w:hAnsiTheme="majorHAnsi"/>
+        <w:rFonts w:asciiTheme="majorHAnsi" w:cstheme="majorBidi" w:hAnsiTheme="majorHAnsi" w:eastAsia="黑体"/>
         <w:b/>
         <w:bCs/>
       </w:rPr>
@@ -6524,7 +6917,7 @@
         <w:spacing w:after="0" w:before="0" w:line="240" w:lineRule="auto"/>
       </w:pPr>
       <w:rPr>
-        <w:rFonts w:asciiTheme="majorHAnsi" w:cstheme="majorBidi" w:eastAsiaTheme="majorEastAsia" w:hAnsiTheme="majorHAnsi"/>
+        <w:rFonts w:asciiTheme="majorHAnsi" w:cstheme="majorBidi" w:hAnsiTheme="majorHAnsi" w:eastAsia="黑体"/>
         <w:b/>
         <w:bCs/>
       </w:rPr>
@@ -6542,14 +6935,14 @@
     </w:tblStylePr>
     <w:tblStylePr w:type="firstCol">
       <w:rPr>
-        <w:rFonts w:asciiTheme="majorHAnsi" w:cstheme="majorBidi" w:eastAsiaTheme="majorEastAsia" w:hAnsiTheme="majorHAnsi"/>
+        <w:rFonts w:asciiTheme="majorHAnsi" w:cstheme="majorBidi" w:hAnsiTheme="majorHAnsi" w:eastAsia="黑体"/>
         <w:b/>
         <w:bCs/>
       </w:rPr>
     </w:tblStylePr>
     <w:tblStylePr w:type="lastCol">
       <w:rPr>
-        <w:rFonts w:asciiTheme="majorHAnsi" w:cstheme="majorBidi" w:eastAsiaTheme="majorEastAsia" w:hAnsiTheme="majorHAnsi"/>
+        <w:rFonts w:asciiTheme="majorHAnsi" w:cstheme="majorBidi" w:hAnsiTheme="majorHAnsi" w:eastAsia="黑体"/>
         <w:b/>
         <w:bCs/>
       </w:rPr>
@@ -6633,7 +7026,7 @@
         <w:spacing w:after="0" w:before="0" w:line="240" w:lineRule="auto"/>
       </w:pPr>
       <w:rPr>
-        <w:rFonts w:asciiTheme="majorHAnsi" w:cstheme="majorBidi" w:eastAsiaTheme="majorEastAsia" w:hAnsiTheme="majorHAnsi"/>
+        <w:rFonts w:asciiTheme="majorHAnsi" w:cstheme="majorBidi" w:hAnsiTheme="majorHAnsi" w:eastAsia="黑体"/>
         <w:b/>
         <w:bCs/>
       </w:rPr>
@@ -6654,7 +7047,7 @@
         <w:spacing w:after="0" w:before="0" w:line="240" w:lineRule="auto"/>
       </w:pPr>
       <w:rPr>
-        <w:rFonts w:asciiTheme="majorHAnsi" w:cstheme="majorBidi" w:eastAsiaTheme="majorEastAsia" w:hAnsiTheme="majorHAnsi"/>
+        <w:rFonts w:asciiTheme="majorHAnsi" w:cstheme="majorBidi" w:hAnsiTheme="majorHAnsi" w:eastAsia="黑体"/>
         <w:b/>
         <w:bCs/>
       </w:rPr>
@@ -6672,14 +7065,14 @@
     </w:tblStylePr>
     <w:tblStylePr w:type="firstCol">
       <w:rPr>
-        <w:rFonts w:asciiTheme="majorHAnsi" w:cstheme="majorBidi" w:eastAsiaTheme="majorEastAsia" w:hAnsiTheme="majorHAnsi"/>
+        <w:rFonts w:asciiTheme="majorHAnsi" w:cstheme="majorBidi" w:hAnsiTheme="majorHAnsi" w:eastAsia="黑体"/>
         <w:b/>
         <w:bCs/>
       </w:rPr>
     </w:tblStylePr>
     <w:tblStylePr w:type="lastCol">
       <w:rPr>
-        <w:rFonts w:asciiTheme="majorHAnsi" w:cstheme="majorBidi" w:eastAsiaTheme="majorEastAsia" w:hAnsiTheme="majorHAnsi"/>
+        <w:rFonts w:asciiTheme="majorHAnsi" w:cstheme="majorBidi" w:hAnsiTheme="majorHAnsi" w:eastAsia="黑体"/>
         <w:b/>
         <w:bCs/>
       </w:rPr>
@@ -6763,7 +7156,7 @@
         <w:spacing w:after="0" w:before="0" w:line="240" w:lineRule="auto"/>
       </w:pPr>
       <w:rPr>
-        <w:rFonts w:asciiTheme="majorHAnsi" w:cstheme="majorBidi" w:eastAsiaTheme="majorEastAsia" w:hAnsiTheme="majorHAnsi"/>
+        <w:rFonts w:asciiTheme="majorHAnsi" w:cstheme="majorBidi" w:hAnsiTheme="majorHAnsi" w:eastAsia="黑体"/>
         <w:b/>
         <w:bCs/>
       </w:rPr>
@@ -6784,7 +7177,7 @@
         <w:spacing w:after="0" w:before="0" w:line="240" w:lineRule="auto"/>
       </w:pPr>
       <w:rPr>
-        <w:rFonts w:asciiTheme="majorHAnsi" w:cstheme="majorBidi" w:eastAsiaTheme="majorEastAsia" w:hAnsiTheme="majorHAnsi"/>
+        <w:rFonts w:asciiTheme="majorHAnsi" w:cstheme="majorBidi" w:hAnsiTheme="majorHAnsi" w:eastAsia="黑体"/>
         <w:b/>
         <w:bCs/>
       </w:rPr>
@@ -6802,14 +7195,14 @@
     </w:tblStylePr>
     <w:tblStylePr w:type="firstCol">
       <w:rPr>
-        <w:rFonts w:asciiTheme="majorHAnsi" w:cstheme="majorBidi" w:eastAsiaTheme="majorEastAsia" w:hAnsiTheme="majorHAnsi"/>
+        <w:rFonts w:asciiTheme="majorHAnsi" w:cstheme="majorBidi" w:hAnsiTheme="majorHAnsi" w:eastAsia="黑体"/>
         <w:b/>
         <w:bCs/>
       </w:rPr>
     </w:tblStylePr>
     <w:tblStylePr w:type="lastCol">
       <w:rPr>
-        <w:rFonts w:asciiTheme="majorHAnsi" w:cstheme="majorBidi" w:eastAsiaTheme="majorEastAsia" w:hAnsiTheme="majorHAnsi"/>
+        <w:rFonts w:asciiTheme="majorHAnsi" w:cstheme="majorBidi" w:hAnsiTheme="majorHAnsi" w:eastAsia="黑体"/>
         <w:b/>
         <w:bCs/>
       </w:rPr>
@@ -6892,6 +7285,7 @@
         <w:spacing w:after="0" w:before="0" w:line="240" w:lineRule="auto"/>
       </w:pPr>
       <w:rPr>
+        <w:rFonts w:eastAsia="黑体"/>
         <w:b/>
         <w:bCs/>
         <w:color w:themeColor="background1" w:val="FFFFFF"/>
@@ -6914,6 +7308,7 @@
         <w:spacing w:after="0" w:before="0" w:line="240" w:lineRule="auto"/>
       </w:pPr>
       <w:rPr>
+        <w:rFonts w:eastAsia="黑体"/>
         <w:b/>
         <w:bCs/>
       </w:rPr>
@@ -6931,12 +7326,14 @@
     </w:tblStylePr>
     <w:tblStylePr w:type="firstCol">
       <w:rPr>
+        <w:rFonts w:eastAsia="黑体"/>
         <w:b/>
         <w:bCs/>
       </w:rPr>
     </w:tblStylePr>
     <w:tblStylePr w:type="lastCol">
       <w:rPr>
+        <w:rFonts w:eastAsia="黑体"/>
         <w:b/>
         <w:bCs/>
       </w:rPr>
@@ -6998,6 +7395,7 @@
         <w:spacing w:after="0" w:before="0" w:line="240" w:lineRule="auto"/>
       </w:pPr>
       <w:rPr>
+        <w:rFonts w:eastAsia="黑体"/>
         <w:b/>
         <w:bCs/>
         <w:color w:themeColor="background1" w:val="FFFFFF"/>
@@ -7020,6 +7418,7 @@
         <w:spacing w:after="0" w:before="0" w:line="240" w:lineRule="auto"/>
       </w:pPr>
       <w:rPr>
+        <w:rFonts w:eastAsia="黑体"/>
         <w:b/>
         <w:bCs/>
       </w:rPr>
@@ -7037,12 +7436,14 @@
     </w:tblStylePr>
     <w:tblStylePr w:type="firstCol">
       <w:rPr>
+        <w:rFonts w:eastAsia="黑体"/>
         <w:b/>
         <w:bCs/>
       </w:rPr>
     </w:tblStylePr>
     <w:tblStylePr w:type="lastCol">
       <w:rPr>
+        <w:rFonts w:eastAsia="黑体"/>
         <w:b/>
         <w:bCs/>
       </w:rPr>
@@ -7104,6 +7505,7 @@
         <w:spacing w:after="0" w:before="0" w:line="240" w:lineRule="auto"/>
       </w:pPr>
       <w:rPr>
+        <w:rFonts w:eastAsia="黑体"/>
         <w:b/>
         <w:bCs/>
         <w:color w:themeColor="background1" w:val="FFFFFF"/>
@@ -7126,6 +7528,7 @@
         <w:spacing w:after="0" w:before="0" w:line="240" w:lineRule="auto"/>
       </w:pPr>
       <w:rPr>
+        <w:rFonts w:eastAsia="黑体"/>
         <w:b/>
         <w:bCs/>
       </w:rPr>
@@ -7143,12 +7546,14 @@
     </w:tblStylePr>
     <w:tblStylePr w:type="firstCol">
       <w:rPr>
+        <w:rFonts w:eastAsia="黑体"/>
         <w:b/>
         <w:bCs/>
       </w:rPr>
     </w:tblStylePr>
     <w:tblStylePr w:type="lastCol">
       <w:rPr>
+        <w:rFonts w:eastAsia="黑体"/>
         <w:b/>
         <w:bCs/>
       </w:rPr>
@@ -7210,6 +7615,7 @@
         <w:spacing w:after="0" w:before="0" w:line="240" w:lineRule="auto"/>
       </w:pPr>
       <w:rPr>
+        <w:rFonts w:eastAsia="黑体"/>
         <w:b/>
         <w:bCs/>
         <w:color w:themeColor="background1" w:val="FFFFFF"/>
@@ -7232,6 +7638,7 @@
         <w:spacing w:after="0" w:before="0" w:line="240" w:lineRule="auto"/>
       </w:pPr>
       <w:rPr>
+        <w:rFonts w:eastAsia="黑体"/>
         <w:b/>
         <w:bCs/>
       </w:rPr>
@@ -7249,12 +7656,14 @@
     </w:tblStylePr>
     <w:tblStylePr w:type="firstCol">
       <w:rPr>
+        <w:rFonts w:eastAsia="黑体"/>
         <w:b/>
         <w:bCs/>
       </w:rPr>
     </w:tblStylePr>
     <w:tblStylePr w:type="lastCol">
       <w:rPr>
+        <w:rFonts w:eastAsia="黑体"/>
         <w:b/>
         <w:bCs/>
       </w:rPr>
@@ -7316,6 +7725,7 @@
         <w:spacing w:after="0" w:before="0" w:line="240" w:lineRule="auto"/>
       </w:pPr>
       <w:rPr>
+        <w:rFonts w:eastAsia="黑体"/>
         <w:b/>
         <w:bCs/>
         <w:color w:themeColor="background1" w:val="FFFFFF"/>
@@ -7338,6 +7748,7 @@
         <w:spacing w:after="0" w:before="0" w:line="240" w:lineRule="auto"/>
       </w:pPr>
       <w:rPr>
+        <w:rFonts w:eastAsia="黑体"/>
         <w:b/>
         <w:bCs/>
       </w:rPr>
@@ -7355,12 +7766,14 @@
     </w:tblStylePr>
     <w:tblStylePr w:type="firstCol">
       <w:rPr>
+        <w:rFonts w:eastAsia="黑体"/>
         <w:b/>
         <w:bCs/>
       </w:rPr>
     </w:tblStylePr>
     <w:tblStylePr w:type="lastCol">
       <w:rPr>
+        <w:rFonts w:eastAsia="黑体"/>
         <w:b/>
         <w:bCs/>
       </w:rPr>
@@ -7422,6 +7835,7 @@
         <w:spacing w:after="0" w:before="0" w:line="240" w:lineRule="auto"/>
       </w:pPr>
       <w:rPr>
+        <w:rFonts w:eastAsia="黑体"/>
         <w:b/>
         <w:bCs/>
         <w:color w:themeColor="background1" w:val="FFFFFF"/>
@@ -7444,6 +7858,7 @@
         <w:spacing w:after="0" w:before="0" w:line="240" w:lineRule="auto"/>
       </w:pPr>
       <w:rPr>
+        <w:rFonts w:eastAsia="黑体"/>
         <w:b/>
         <w:bCs/>
       </w:rPr>
@@ -7461,12 +7876,14 @@
     </w:tblStylePr>
     <w:tblStylePr w:type="firstCol">
       <w:rPr>
+        <w:rFonts w:eastAsia="黑体"/>
         <w:b/>
         <w:bCs/>
       </w:rPr>
     </w:tblStylePr>
     <w:tblStylePr w:type="lastCol">
       <w:rPr>
+        <w:rFonts w:eastAsia="黑体"/>
         <w:b/>
         <w:bCs/>
       </w:rPr>
@@ -7528,6 +7945,7 @@
         <w:spacing w:after="0" w:before="0" w:line="240" w:lineRule="auto"/>
       </w:pPr>
       <w:rPr>
+        <w:rFonts w:eastAsia="黑体"/>
         <w:b/>
         <w:bCs/>
         <w:color w:themeColor="background1" w:val="FFFFFF"/>
@@ -7550,6 +7968,7 @@
         <w:spacing w:after="0" w:before="0" w:line="240" w:lineRule="auto"/>
       </w:pPr>
       <w:rPr>
+        <w:rFonts w:eastAsia="黑体"/>
         <w:b/>
         <w:bCs/>
       </w:rPr>
@@ -7567,12 +7986,14 @@
     </w:tblStylePr>
     <w:tblStylePr w:type="firstCol">
       <w:rPr>
+        <w:rFonts w:eastAsia="黑体"/>
         <w:b/>
         <w:bCs/>
       </w:rPr>
     </w:tblStylePr>
     <w:tblStylePr w:type="lastCol">
       <w:rPr>
+        <w:rFonts w:eastAsia="黑体"/>
         <w:b/>
         <w:bCs/>
       </w:rPr>
@@ -7631,6 +8052,7 @@
         <w:spacing w:after="0" w:before="0" w:line="240" w:lineRule="auto"/>
       </w:pPr>
       <w:rPr>
+        <w:rFonts w:eastAsia="黑体"/>
         <w:b/>
         <w:bCs/>
         <w:color w:themeColor="background1" w:val="FFFFFF"/>
@@ -7653,6 +8075,7 @@
         <w:spacing w:after="0" w:before="0" w:line="240" w:lineRule="auto"/>
       </w:pPr>
       <w:rPr>
+        <w:rFonts w:eastAsia="黑体"/>
         <w:color w:val="auto"/>
       </w:rPr>
       <w:tblPr/>
@@ -7670,6 +8093,7 @@
     </w:tblStylePr>
     <w:tblStylePr w:type="firstCol">
       <w:rPr>
+        <w:rFonts w:eastAsia="黑体"/>
         <w:b/>
         <w:bCs/>
         <w:color w:themeColor="background1" w:val="FFFFFF"/>
@@ -7689,6 +8113,7 @@
     </w:tblStylePr>
     <w:tblStylePr w:type="lastCol">
       <w:rPr>
+        <w:rFonts w:eastAsia="黑体"/>
         <w:b/>
         <w:bCs/>
         <w:color w:themeColor="background1" w:val="FFFFFF"/>
@@ -7737,6 +8162,7 @@
     </w:tblStylePr>
     <w:tblStylePr w:type="nwCell">
       <w:rPr>
+        <w:rFonts w:eastAsia="黑体"/>
         <w:color w:themeColor="background1" w:val="FFFFFF"/>
       </w:rPr>
       <w:tblPr/>
@@ -7780,6 +8206,7 @@
         <w:spacing w:after="0" w:before="0" w:line="240" w:lineRule="auto"/>
       </w:pPr>
       <w:rPr>
+        <w:rFonts w:eastAsia="黑体"/>
         <w:b/>
         <w:bCs/>
         <w:color w:themeColor="background1" w:val="FFFFFF"/>
@@ -7802,6 +8229,7 @@
         <w:spacing w:after="0" w:before="0" w:line="240" w:lineRule="auto"/>
       </w:pPr>
       <w:rPr>
+        <w:rFonts w:eastAsia="黑体"/>
         <w:color w:val="auto"/>
       </w:rPr>
       <w:tblPr/>
@@ -7819,6 +8247,7 @@
     </w:tblStylePr>
     <w:tblStylePr w:type="firstCol">
       <w:rPr>
+        <w:rFonts w:eastAsia="黑体"/>
         <w:b/>
         <w:bCs/>
         <w:color w:themeColor="background1" w:val="FFFFFF"/>
@@ -7838,6 +8267,7 @@
     </w:tblStylePr>
     <w:tblStylePr w:type="lastCol">
       <w:rPr>
+        <w:rFonts w:eastAsia="黑体"/>
         <w:b/>
         <w:bCs/>
         <w:color w:themeColor="background1" w:val="FFFFFF"/>
@@ -7886,6 +8316,7 @@
     </w:tblStylePr>
     <w:tblStylePr w:type="nwCell">
       <w:rPr>
+        <w:rFonts w:eastAsia="黑体"/>
         <w:color w:themeColor="background1" w:val="FFFFFF"/>
       </w:rPr>
       <w:tblPr/>
@@ -7929,6 +8360,7 @@
         <w:spacing w:after="0" w:before="0" w:line="240" w:lineRule="auto"/>
       </w:pPr>
       <w:rPr>
+        <w:rFonts w:eastAsia="黑体"/>
         <w:b/>
         <w:bCs/>
         <w:color w:themeColor="background1" w:val="FFFFFF"/>
@@ -7951,6 +8383,7 @@
         <w:spacing w:after="0" w:before="0" w:line="240" w:lineRule="auto"/>
       </w:pPr>
       <w:rPr>
+        <w:rFonts w:eastAsia="黑体"/>
         <w:color w:val="auto"/>
       </w:rPr>
       <w:tblPr/>
@@ -7968,6 +8401,7 @@
     </w:tblStylePr>
     <w:tblStylePr w:type="firstCol">
       <w:rPr>
+        <w:rFonts w:eastAsia="黑体"/>
         <w:b/>
         <w:bCs/>
         <w:color w:themeColor="background1" w:val="FFFFFF"/>
@@ -7987,6 +8421,7 @@
     </w:tblStylePr>
     <w:tblStylePr w:type="lastCol">
       <w:rPr>
+        <w:rFonts w:eastAsia="黑体"/>
         <w:b/>
         <w:bCs/>
         <w:color w:themeColor="background1" w:val="FFFFFF"/>
@@ -8035,6 +8470,7 @@
     </w:tblStylePr>
     <w:tblStylePr w:type="nwCell">
       <w:rPr>
+        <w:rFonts w:eastAsia="黑体"/>
         <w:color w:themeColor="background1" w:val="FFFFFF"/>
       </w:rPr>
       <w:tblPr/>
@@ -8078,6 +8514,7 @@
         <w:spacing w:after="0" w:before="0" w:line="240" w:lineRule="auto"/>
       </w:pPr>
       <w:rPr>
+        <w:rFonts w:eastAsia="黑体"/>
         <w:b/>
         <w:bCs/>
         <w:color w:themeColor="background1" w:val="FFFFFF"/>
@@ -8100,6 +8537,7 @@
         <w:spacing w:after="0" w:before="0" w:line="240" w:lineRule="auto"/>
       </w:pPr>
       <w:rPr>
+        <w:rFonts w:eastAsia="黑体"/>
         <w:color w:val="auto"/>
       </w:rPr>
       <w:tblPr/>
@@ -8117,6 +8555,7 @@
     </w:tblStylePr>
     <w:tblStylePr w:type="firstCol">
       <w:rPr>
+        <w:rFonts w:eastAsia="黑体"/>
         <w:b/>
         <w:bCs/>
         <w:color w:themeColor="background1" w:val="FFFFFF"/>
@@ -8136,6 +8575,7 @@
     </w:tblStylePr>
     <w:tblStylePr w:type="lastCol">
       <w:rPr>
+        <w:rFonts w:eastAsia="黑体"/>
         <w:b/>
         <w:bCs/>
         <w:color w:themeColor="background1" w:val="FFFFFF"/>
@@ -8184,6 +8624,7 @@
     </w:tblStylePr>
     <w:tblStylePr w:type="nwCell">
       <w:rPr>
+        <w:rFonts w:eastAsia="黑体"/>
         <w:color w:themeColor="background1" w:val="FFFFFF"/>
       </w:rPr>
       <w:tblPr/>
@@ -8227,6 +8668,7 @@
         <w:spacing w:after="0" w:before="0" w:line="240" w:lineRule="auto"/>
       </w:pPr>
       <w:rPr>
+        <w:rFonts w:eastAsia="黑体"/>
         <w:b/>
         <w:bCs/>
         <w:color w:themeColor="background1" w:val="FFFFFF"/>
@@ -8249,6 +8691,7 @@
         <w:spacing w:after="0" w:before="0" w:line="240" w:lineRule="auto"/>
       </w:pPr>
       <w:rPr>
+        <w:rFonts w:eastAsia="黑体"/>
         <w:color w:val="auto"/>
       </w:rPr>
       <w:tblPr/>
@@ -8266,6 +8709,7 @@
     </w:tblStylePr>
     <w:tblStylePr w:type="firstCol">
       <w:rPr>
+        <w:rFonts w:eastAsia="黑体"/>
         <w:b/>
         <w:bCs/>
         <w:color w:themeColor="background1" w:val="FFFFFF"/>
@@ -8285,6 +8729,7 @@
     </w:tblStylePr>
     <w:tblStylePr w:type="lastCol">
       <w:rPr>
+        <w:rFonts w:eastAsia="黑体"/>
         <w:b/>
         <w:bCs/>
         <w:color w:themeColor="background1" w:val="FFFFFF"/>
@@ -8333,6 +8778,7 @@
     </w:tblStylePr>
     <w:tblStylePr w:type="nwCell">
       <w:rPr>
+        <w:rFonts w:eastAsia="黑体"/>
         <w:color w:themeColor="background1" w:val="FFFFFF"/>
       </w:rPr>
       <w:tblPr/>
@@ -8376,6 +8822,7 @@
         <w:spacing w:after="0" w:before="0" w:line="240" w:lineRule="auto"/>
       </w:pPr>
       <w:rPr>
+        <w:rFonts w:eastAsia="黑体"/>
         <w:b/>
         <w:bCs/>
         <w:color w:themeColor="background1" w:val="FFFFFF"/>
@@ -8398,6 +8845,7 @@
         <w:spacing w:after="0" w:before="0" w:line="240" w:lineRule="auto"/>
       </w:pPr>
       <w:rPr>
+        <w:rFonts w:eastAsia="黑体"/>
         <w:color w:val="auto"/>
       </w:rPr>
       <w:tblPr/>
@@ -8415,6 +8863,7 @@
     </w:tblStylePr>
     <w:tblStylePr w:type="firstCol">
       <w:rPr>
+        <w:rFonts w:eastAsia="黑体"/>
         <w:b/>
         <w:bCs/>
         <w:color w:themeColor="background1" w:val="FFFFFF"/>
@@ -8434,6 +8883,7 @@
     </w:tblStylePr>
     <w:tblStylePr w:type="lastCol">
       <w:rPr>
+        <w:rFonts w:eastAsia="黑体"/>
         <w:b/>
         <w:bCs/>
         <w:color w:themeColor="background1" w:val="FFFFFF"/>
@@ -8482,6 +8932,7 @@
     </w:tblStylePr>
     <w:tblStylePr w:type="nwCell">
       <w:rPr>
+        <w:rFonts w:eastAsia="黑体"/>
         <w:color w:themeColor="background1" w:val="FFFFFF"/>
       </w:rPr>
       <w:tblPr/>
@@ -8525,6 +8976,7 @@
         <w:spacing w:after="0" w:before="0" w:line="240" w:lineRule="auto"/>
       </w:pPr>
       <w:rPr>
+        <w:rFonts w:eastAsia="黑体"/>
         <w:b/>
         <w:bCs/>
         <w:color w:themeColor="background1" w:val="FFFFFF"/>
@@ -8547,6 +8999,7 @@
         <w:spacing w:after="0" w:before="0" w:line="240" w:lineRule="auto"/>
       </w:pPr>
       <w:rPr>
+        <w:rFonts w:eastAsia="黑体"/>
         <w:color w:val="auto"/>
       </w:rPr>
       <w:tblPr/>
@@ -8564,6 +9017,7 @@
     </w:tblStylePr>
     <w:tblStylePr w:type="firstCol">
       <w:rPr>
+        <w:rFonts w:eastAsia="黑体"/>
         <w:b/>
         <w:bCs/>
         <w:color w:themeColor="background1" w:val="FFFFFF"/>
@@ -8583,6 +9037,7 @@
     </w:tblStylePr>
     <w:tblStylePr w:type="lastCol">
       <w:rPr>
+        <w:rFonts w:eastAsia="黑体"/>
         <w:b/>
         <w:bCs/>
         <w:color w:themeColor="background1" w:val="FFFFFF"/>
@@ -8631,6 +9086,7 @@
     </w:tblStylePr>
     <w:tblStylePr w:type="nwCell">
       <w:rPr>
+        <w:rFonts w:eastAsia="黑体"/>
         <w:color w:themeColor="background1" w:val="FFFFFF"/>
       </w:rPr>
       <w:tblPr/>
@@ -8655,6 +9111,7 @@
       <w:spacing w:after="0" w:line="240" w:lineRule="auto"/>
     </w:pPr>
     <w:rPr>
+      <w:rFonts w:eastAsia="黑体"/>
       <w:color w:themeColor="text1" w:val="000000"/>
     </w:rPr>
     <w:tblPr>
@@ -8674,7 +9131,7 @@
     </w:tblPr>
     <w:tblStylePr w:type="firstRow">
       <w:rPr>
-        <w:rFonts w:asciiTheme="majorHAnsi" w:cstheme="majorBidi" w:eastAsiaTheme="majorEastAsia" w:hAnsiTheme="majorHAnsi"/>
+        <w:rFonts w:asciiTheme="majorHAnsi" w:cstheme="majorBidi" w:hAnsiTheme="majorHAnsi" w:eastAsia="黑体"/>
       </w:rPr>
       <w:tblPr/>
       <w:tcPr>
@@ -8686,6 +9143,7 @@
     </w:tblStylePr>
     <w:tblStylePr w:type="lastRow">
       <w:rPr>
+        <w:rFonts w:eastAsia="黑体"/>
         <w:b/>
         <w:bCs/>
         <w:color w:themeColor="text2" w:val="1F497D"/>
@@ -8700,12 +9158,14 @@
     </w:tblStylePr>
     <w:tblStylePr w:type="firstCol">
       <w:rPr>
+        <w:rFonts w:eastAsia="黑体"/>
         <w:b/>
         <w:bCs/>
       </w:rPr>
     </w:tblStylePr>
     <w:tblStylePr w:type="lastCol">
       <w:rPr>
+        <w:rFonts w:eastAsia="黑体"/>
         <w:b/>
         <w:bCs/>
       </w:rPr>
@@ -8739,6 +9199,7 @@
       <w:spacing w:after="0" w:line="240" w:lineRule="auto"/>
     </w:pPr>
     <w:rPr>
+      <w:rFonts w:eastAsia="黑体"/>
       <w:color w:themeColor="text1" w:val="000000"/>
     </w:rPr>
     <w:tblPr>
@@ -8758,7 +9219,7 @@
     </w:tblPr>
     <w:tblStylePr w:type="firstRow">
       <w:rPr>
-        <w:rFonts w:asciiTheme="majorHAnsi" w:cstheme="majorBidi" w:eastAsiaTheme="majorEastAsia" w:hAnsiTheme="majorHAnsi"/>
+        <w:rFonts w:asciiTheme="majorHAnsi" w:cstheme="majorBidi" w:hAnsiTheme="majorHAnsi" w:eastAsia="黑体"/>
       </w:rPr>
       <w:tblPr/>
       <w:tcPr>
@@ -8770,6 +9231,7 @@
     </w:tblStylePr>
     <w:tblStylePr w:type="lastRow">
       <w:rPr>
+        <w:rFonts w:eastAsia="黑体"/>
         <w:b/>
         <w:bCs/>
         <w:color w:themeColor="text2" w:val="1F497D"/>
@@ -8784,12 +9246,14 @@
     </w:tblStylePr>
     <w:tblStylePr w:type="firstCol">
       <w:rPr>
+        <w:rFonts w:eastAsia="黑体"/>
         <w:b/>
         <w:bCs/>
       </w:rPr>
     </w:tblStylePr>
     <w:tblStylePr w:type="lastCol">
       <w:rPr>
+        <w:rFonts w:eastAsia="黑体"/>
         <w:b/>
         <w:bCs/>
       </w:rPr>
@@ -8823,6 +9287,7 @@
       <w:spacing w:after="0" w:line="240" w:lineRule="auto"/>
     </w:pPr>
     <w:rPr>
+      <w:rFonts w:eastAsia="黑体"/>
       <w:color w:themeColor="text1" w:val="000000"/>
     </w:rPr>
     <w:tblPr>
@@ -8842,7 +9307,7 @@
     </w:tblPr>
     <w:tblStylePr w:type="firstRow">
       <w:rPr>
-        <w:rFonts w:asciiTheme="majorHAnsi" w:cstheme="majorBidi" w:eastAsiaTheme="majorEastAsia" w:hAnsiTheme="majorHAnsi"/>
+        <w:rFonts w:asciiTheme="majorHAnsi" w:cstheme="majorBidi" w:hAnsiTheme="majorHAnsi" w:eastAsia="黑体"/>
       </w:rPr>
       <w:tblPr/>
       <w:tcPr>
@@ -8854,6 +9319,7 @@
     </w:tblStylePr>
     <w:tblStylePr w:type="lastRow">
       <w:rPr>
+        <w:rFonts w:eastAsia="黑体"/>
         <w:b/>
         <w:bCs/>
         <w:color w:themeColor="text2" w:val="1F497D"/>
@@ -8868,12 +9334,14 @@
     </w:tblStylePr>
     <w:tblStylePr w:type="firstCol">
       <w:rPr>
+        <w:rFonts w:eastAsia="黑体"/>
         <w:b/>
         <w:bCs/>
       </w:rPr>
     </w:tblStylePr>
     <w:tblStylePr w:type="lastCol">
       <w:rPr>
+        <w:rFonts w:eastAsia="黑体"/>
         <w:b/>
         <w:bCs/>
       </w:rPr>
@@ -8907,6 +9375,7 @@
       <w:spacing w:after="0" w:line="240" w:lineRule="auto"/>
     </w:pPr>
     <w:rPr>
+      <w:rFonts w:eastAsia="黑体"/>
       <w:color w:themeColor="text1" w:val="000000"/>
     </w:rPr>
     <w:tblPr>
@@ -8926,7 +9395,7 @@
     </w:tblPr>
     <w:tblStylePr w:type="firstRow">
       <w:rPr>
-        <w:rFonts w:asciiTheme="majorHAnsi" w:cstheme="majorBidi" w:eastAsiaTheme="majorEastAsia" w:hAnsiTheme="majorHAnsi"/>
+        <w:rFonts w:asciiTheme="majorHAnsi" w:cstheme="majorBidi" w:hAnsiTheme="majorHAnsi" w:eastAsia="黑体"/>
       </w:rPr>
       <w:tblPr/>
       <w:tcPr>
@@ -8938,6 +9407,7 @@
     </w:tblStylePr>
     <w:tblStylePr w:type="lastRow">
       <w:rPr>
+        <w:rFonts w:eastAsia="黑体"/>
         <w:b/>
         <w:bCs/>
         <w:color w:themeColor="text2" w:val="1F497D"/>
@@ -8952,12 +9422,14 @@
     </w:tblStylePr>
     <w:tblStylePr w:type="firstCol">
       <w:rPr>
+        <w:rFonts w:eastAsia="黑体"/>
         <w:b/>
         <w:bCs/>
       </w:rPr>
     </w:tblStylePr>
     <w:tblStylePr w:type="lastCol">
       <w:rPr>
+        <w:rFonts w:eastAsia="黑体"/>
         <w:b/>
         <w:bCs/>
       </w:rPr>
@@ -8991,6 +9463,7 @@
       <w:spacing w:after="0" w:line="240" w:lineRule="auto"/>
     </w:pPr>
     <w:rPr>
+      <w:rFonts w:eastAsia="黑体"/>
       <w:color w:themeColor="text1" w:val="000000"/>
     </w:rPr>
     <w:tblPr>
@@ -9010,7 +9483,7 @@
     </w:tblPr>
     <w:tblStylePr w:type="firstRow">
       <w:rPr>
-        <w:rFonts w:asciiTheme="majorHAnsi" w:cstheme="majorBidi" w:eastAsiaTheme="majorEastAsia" w:hAnsiTheme="majorHAnsi"/>
+        <w:rFonts w:asciiTheme="majorHAnsi" w:cstheme="majorBidi" w:hAnsiTheme="majorHAnsi" w:eastAsia="黑体"/>
       </w:rPr>
       <w:tblPr/>
       <w:tcPr>
@@ -9022,6 +9495,7 @@
     </w:tblStylePr>
     <w:tblStylePr w:type="lastRow">
       <w:rPr>
+        <w:rFonts w:eastAsia="黑体"/>
         <w:b/>
         <w:bCs/>
         <w:color w:themeColor="text2" w:val="1F497D"/>
@@ -9036,12 +9510,14 @@
     </w:tblStylePr>
     <w:tblStylePr w:type="firstCol">
       <w:rPr>
+        <w:rFonts w:eastAsia="黑体"/>
         <w:b/>
         <w:bCs/>
       </w:rPr>
     </w:tblStylePr>
     <w:tblStylePr w:type="lastCol">
       <w:rPr>
+        <w:rFonts w:eastAsia="黑体"/>
         <w:b/>
         <w:bCs/>
       </w:rPr>
@@ -9075,6 +9551,7 @@
       <w:spacing w:after="0" w:line="240" w:lineRule="auto"/>
     </w:pPr>
     <w:rPr>
+      <w:rFonts w:eastAsia="黑体"/>
       <w:color w:themeColor="text1" w:val="000000"/>
     </w:rPr>
     <w:tblPr>
@@ -9094,7 +9571,7 @@
     </w:tblPr>
     <w:tblStylePr w:type="firstRow">
       <w:rPr>
-        <w:rFonts w:asciiTheme="majorHAnsi" w:cstheme="majorBidi" w:eastAsiaTheme="majorEastAsia" w:hAnsiTheme="majorHAnsi"/>
+        <w:rFonts w:asciiTheme="majorHAnsi" w:cstheme="majorBidi" w:hAnsiTheme="majorHAnsi" w:eastAsia="黑体"/>
       </w:rPr>
       <w:tblPr/>
       <w:tcPr>
@@ -9106,6 +9583,7 @@
     </w:tblStylePr>
     <w:tblStylePr w:type="lastRow">
       <w:rPr>
+        <w:rFonts w:eastAsia="黑体"/>
         <w:b/>
         <w:bCs/>
         <w:color w:themeColor="text2" w:val="1F497D"/>
@@ -9120,12 +9598,14 @@
     </w:tblStylePr>
     <w:tblStylePr w:type="firstCol">
       <w:rPr>
+        <w:rFonts w:eastAsia="黑体"/>
         <w:b/>
         <w:bCs/>
       </w:rPr>
     </w:tblStylePr>
     <w:tblStylePr w:type="lastCol">
       <w:rPr>
+        <w:rFonts w:eastAsia="黑体"/>
         <w:b/>
         <w:bCs/>
       </w:rPr>
@@ -9159,6 +9639,7 @@
       <w:spacing w:after="0" w:line="240" w:lineRule="auto"/>
     </w:pPr>
     <w:rPr>
+      <w:rFonts w:eastAsia="黑体"/>
       <w:color w:themeColor="text1" w:val="000000"/>
     </w:rPr>
     <w:tblPr>
@@ -9178,7 +9659,7 @@
     </w:tblPr>
     <w:tblStylePr w:type="firstRow">
       <w:rPr>
-        <w:rFonts w:asciiTheme="majorHAnsi" w:cstheme="majorBidi" w:eastAsiaTheme="majorEastAsia" w:hAnsiTheme="majorHAnsi"/>
+        <w:rFonts w:asciiTheme="majorHAnsi" w:cstheme="majorBidi" w:hAnsiTheme="majorHAnsi" w:eastAsia="黑体"/>
       </w:rPr>
       <w:tblPr/>
       <w:tcPr>
@@ -9190,6 +9671,7 @@
     </w:tblStylePr>
     <w:tblStylePr w:type="lastRow">
       <w:rPr>
+        <w:rFonts w:eastAsia="黑体"/>
         <w:b/>
         <w:bCs/>
         <w:color w:themeColor="text2" w:val="1F497D"/>
@@ -9204,12 +9686,14 @@
     </w:tblStylePr>
     <w:tblStylePr w:type="firstCol">
       <w:rPr>
+        <w:rFonts w:eastAsia="黑体"/>
         <w:b/>
         <w:bCs/>
       </w:rPr>
     </w:tblStylePr>
     <w:tblStylePr w:type="lastCol">
       <w:rPr>
+        <w:rFonts w:eastAsia="黑体"/>
         <w:b/>
         <w:bCs/>
       </w:rPr>
@@ -9243,7 +9727,7 @@
       <w:spacing w:after="0" w:line="240" w:lineRule="auto"/>
     </w:pPr>
     <w:rPr>
-      <w:rFonts w:asciiTheme="majorHAnsi" w:cstheme="majorBidi" w:eastAsiaTheme="majorEastAsia" w:hAnsiTheme="majorHAnsi"/>
+      <w:rFonts w:asciiTheme="majorHAnsi" w:cstheme="majorBidi" w:hAnsiTheme="majorHAnsi" w:eastAsia="黑体"/>
       <w:color w:themeColor="text1" w:val="000000"/>
     </w:rPr>
     <w:tblPr>
@@ -9265,6 +9749,7 @@
     </w:tblPr>
     <w:tblStylePr w:type="firstRow">
       <w:rPr>
+        <w:rFonts w:eastAsia="黑体"/>
         <w:sz w:val="24"/>
         <w:szCs w:val="24"/>
       </w:rPr>
@@ -9371,7 +9856,7 @@
       <w:spacing w:after="0" w:line="240" w:lineRule="auto"/>
     </w:pPr>
     <w:rPr>
-      <w:rFonts w:asciiTheme="majorHAnsi" w:cstheme="majorBidi" w:eastAsiaTheme="majorEastAsia" w:hAnsiTheme="majorHAnsi"/>
+      <w:rFonts w:asciiTheme="majorHAnsi" w:cstheme="majorBidi" w:hAnsiTheme="majorHAnsi" w:eastAsia="黑体"/>
       <w:color w:themeColor="text1" w:val="000000"/>
     </w:rPr>
     <w:tblPr>
@@ -9393,6 +9878,7 @@
     </w:tblPr>
     <w:tblStylePr w:type="firstRow">
       <w:rPr>
+        <w:rFonts w:eastAsia="黑体"/>
         <w:sz w:val="24"/>
         <w:szCs w:val="24"/>
       </w:rPr>
@@ -9499,7 +9985,7 @@
       <w:spacing w:after="0" w:line="240" w:lineRule="auto"/>
     </w:pPr>
     <w:rPr>
-      <w:rFonts w:asciiTheme="majorHAnsi" w:cstheme="majorBidi" w:eastAsiaTheme="majorEastAsia" w:hAnsiTheme="majorHAnsi"/>
+      <w:rFonts w:asciiTheme="majorHAnsi" w:cstheme="majorBidi" w:hAnsiTheme="majorHAnsi" w:eastAsia="黑体"/>
       <w:color w:themeColor="text1" w:val="000000"/>
     </w:rPr>
     <w:tblPr>
@@ -9521,6 +10007,7 @@
     </w:tblPr>
     <w:tblStylePr w:type="firstRow">
       <w:rPr>
+        <w:rFonts w:eastAsia="黑体"/>
         <w:sz w:val="24"/>
         <w:szCs w:val="24"/>
       </w:rPr>
@@ -9627,7 +10114,7 @@
       <w:spacing w:after="0" w:line="240" w:lineRule="auto"/>
     </w:pPr>
     <w:rPr>
-      <w:rFonts w:asciiTheme="majorHAnsi" w:cstheme="majorBidi" w:eastAsiaTheme="majorEastAsia" w:hAnsiTheme="majorHAnsi"/>
+      <w:rFonts w:asciiTheme="majorHAnsi" w:cstheme="majorBidi" w:hAnsiTheme="majorHAnsi" w:eastAsia="黑体"/>
       <w:color w:themeColor="text1" w:val="000000"/>
     </w:rPr>
     <w:tblPr>
@@ -9649,6 +10136,7 @@
     </w:tblPr>
     <w:tblStylePr w:type="firstRow">
       <w:rPr>
+        <w:rFonts w:eastAsia="黑体"/>
         <w:sz w:val="24"/>
         <w:szCs w:val="24"/>
       </w:rPr>
@@ -9755,7 +10243,7 @@
       <w:spacing w:after="0" w:line="240" w:lineRule="auto"/>
     </w:pPr>
     <w:rPr>
-      <w:rFonts w:asciiTheme="majorHAnsi" w:cstheme="majorBidi" w:eastAsiaTheme="majorEastAsia" w:hAnsiTheme="majorHAnsi"/>
+      <w:rFonts w:asciiTheme="majorHAnsi" w:cstheme="majorBidi" w:hAnsiTheme="majorHAnsi" w:eastAsia="黑体"/>
       <w:color w:themeColor="text1" w:val="000000"/>
     </w:rPr>
     <w:tblPr>
@@ -9777,6 +10265,7 @@
     </w:tblPr>
     <w:tblStylePr w:type="firstRow">
       <w:rPr>
+        <w:rFonts w:eastAsia="黑体"/>
         <w:sz w:val="24"/>
         <w:szCs w:val="24"/>
       </w:rPr>
@@ -9883,7 +10372,7 @@
       <w:spacing w:after="0" w:line="240" w:lineRule="auto"/>
     </w:pPr>
     <w:rPr>
-      <w:rFonts w:asciiTheme="majorHAnsi" w:cstheme="majorBidi" w:eastAsiaTheme="majorEastAsia" w:hAnsiTheme="majorHAnsi"/>
+      <w:rFonts w:asciiTheme="majorHAnsi" w:cstheme="majorBidi" w:hAnsiTheme="majorHAnsi" w:eastAsia="黑体"/>
       <w:color w:themeColor="text1" w:val="000000"/>
     </w:rPr>
     <w:tblPr>
@@ -9905,6 +10394,7 @@
     </w:tblPr>
     <w:tblStylePr w:type="firstRow">
       <w:rPr>
+        <w:rFonts w:eastAsia="黑体"/>
         <w:sz w:val="24"/>
         <w:szCs w:val="24"/>
       </w:rPr>
@@ -10011,7 +10501,7 @@
       <w:spacing w:after="0" w:line="240" w:lineRule="auto"/>
     </w:pPr>
     <w:rPr>
-      <w:rFonts w:asciiTheme="majorHAnsi" w:cstheme="majorBidi" w:eastAsiaTheme="majorEastAsia" w:hAnsiTheme="majorHAnsi"/>
+      <w:rFonts w:asciiTheme="majorHAnsi" w:cstheme="majorBidi" w:hAnsiTheme="majorHAnsi" w:eastAsia="黑体"/>
       <w:color w:themeColor="text1" w:val="000000"/>
     </w:rPr>
     <w:tblPr>
@@ -10033,6 +10523,7 @@
     </w:tblPr>
     <w:tblStylePr w:type="firstRow">
       <w:rPr>
+        <w:rFonts w:eastAsia="黑体"/>
         <w:sz w:val="24"/>
         <w:szCs w:val="24"/>
       </w:rPr>
@@ -10162,12 +10653,14 @@
     </w:tcPr>
     <w:tblStylePr w:type="firstRow">
       <w:rPr>
+        <w:rFonts w:eastAsia="黑体"/>
         <w:b/>
         <w:bCs/>
       </w:rPr>
     </w:tblStylePr>
     <w:tblStylePr w:type="lastRow">
       <w:rPr>
+        <w:rFonts w:eastAsia="黑体"/>
         <w:b/>
         <w:bCs/>
       </w:rPr>
@@ -10180,12 +10673,14 @@
     </w:tblStylePr>
     <w:tblStylePr w:type="firstCol">
       <w:rPr>
+        <w:rFonts w:eastAsia="黑体"/>
         <w:b/>
         <w:bCs/>
       </w:rPr>
     </w:tblStylePr>
     <w:tblStylePr w:type="lastCol">
       <w:rPr>
+        <w:rFonts w:eastAsia="黑体"/>
         <w:b/>
         <w:bCs/>
       </w:rPr>
@@ -10235,12 +10730,14 @@
     </w:tcPr>
     <w:tblStylePr w:type="firstRow">
       <w:rPr>
+        <w:rFonts w:eastAsia="黑体"/>
         <w:b/>
         <w:bCs/>
       </w:rPr>
     </w:tblStylePr>
     <w:tblStylePr w:type="lastRow">
       <w:rPr>
+        <w:rFonts w:eastAsia="黑体"/>
         <w:b/>
         <w:bCs/>
       </w:rPr>
@@ -10253,12 +10750,14 @@
     </w:tblStylePr>
     <w:tblStylePr w:type="firstCol">
       <w:rPr>
+        <w:rFonts w:eastAsia="黑体"/>
         <w:b/>
         <w:bCs/>
       </w:rPr>
     </w:tblStylePr>
     <w:tblStylePr w:type="lastCol">
       <w:rPr>
+        <w:rFonts w:eastAsia="黑体"/>
         <w:b/>
         <w:bCs/>
       </w:rPr>
@@ -10308,12 +10807,14 @@
     </w:tcPr>
     <w:tblStylePr w:type="firstRow">
       <w:rPr>
+        <w:rFonts w:eastAsia="黑体"/>
         <w:b/>
         <w:bCs/>
       </w:rPr>
     </w:tblStylePr>
     <w:tblStylePr w:type="lastRow">
       <w:rPr>
+        <w:rFonts w:eastAsia="黑体"/>
         <w:b/>
         <w:bCs/>
       </w:rPr>
@@ -10326,12 +10827,14 @@
     </w:tblStylePr>
     <w:tblStylePr w:type="firstCol">
       <w:rPr>
+        <w:rFonts w:eastAsia="黑体"/>
         <w:b/>
         <w:bCs/>
       </w:rPr>
     </w:tblStylePr>
     <w:tblStylePr w:type="lastCol">
       <w:rPr>
+        <w:rFonts w:eastAsia="黑体"/>
         <w:b/>
         <w:bCs/>
       </w:rPr>
@@ -10381,12 +10884,14 @@
     </w:tcPr>
     <w:tblStylePr w:type="firstRow">
       <w:rPr>
+        <w:rFonts w:eastAsia="黑体"/>
         <w:b/>
         <w:bCs/>
       </w:rPr>
     </w:tblStylePr>
     <w:tblStylePr w:type="lastRow">
       <w:rPr>
+        <w:rFonts w:eastAsia="黑体"/>
         <w:b/>
         <w:bCs/>
       </w:rPr>
@@ -10399,12 +10904,14 @@
     </w:tblStylePr>
     <w:tblStylePr w:type="firstCol">
       <w:rPr>
+        <w:rFonts w:eastAsia="黑体"/>
         <w:b/>
         <w:bCs/>
       </w:rPr>
     </w:tblStylePr>
     <w:tblStylePr w:type="lastCol">
       <w:rPr>
+        <w:rFonts w:eastAsia="黑体"/>
         <w:b/>
         <w:bCs/>
       </w:rPr>
@@ -10454,12 +10961,14 @@
     </w:tcPr>
     <w:tblStylePr w:type="firstRow">
       <w:rPr>
+        <w:rFonts w:eastAsia="黑体"/>
         <w:b/>
         <w:bCs/>
       </w:rPr>
     </w:tblStylePr>
     <w:tblStylePr w:type="lastRow">
       <w:rPr>
+        <w:rFonts w:eastAsia="黑体"/>
         <w:b/>
         <w:bCs/>
       </w:rPr>
@@ -10472,12 +10981,14 @@
     </w:tblStylePr>
     <w:tblStylePr w:type="firstCol">
       <w:rPr>
+        <w:rFonts w:eastAsia="黑体"/>
         <w:b/>
         <w:bCs/>
       </w:rPr>
     </w:tblStylePr>
     <w:tblStylePr w:type="lastCol">
       <w:rPr>
+        <w:rFonts w:eastAsia="黑体"/>
         <w:b/>
         <w:bCs/>
       </w:rPr>
@@ -10527,12 +11038,14 @@
     </w:tcPr>
     <w:tblStylePr w:type="firstRow">
       <w:rPr>
+        <w:rFonts w:eastAsia="黑体"/>
         <w:b/>
         <w:bCs/>
       </w:rPr>
     </w:tblStylePr>
     <w:tblStylePr w:type="lastRow">
       <w:rPr>
+        <w:rFonts w:eastAsia="黑体"/>
         <w:b/>
         <w:bCs/>
       </w:rPr>
@@ -10545,12 +11058,14 @@
     </w:tblStylePr>
     <w:tblStylePr w:type="firstCol">
       <w:rPr>
+        <w:rFonts w:eastAsia="黑体"/>
         <w:b/>
         <w:bCs/>
       </w:rPr>
     </w:tblStylePr>
     <w:tblStylePr w:type="lastCol">
       <w:rPr>
+        <w:rFonts w:eastAsia="黑体"/>
         <w:b/>
         <w:bCs/>
       </w:rPr>
@@ -10600,12 +11115,14 @@
     </w:tcPr>
     <w:tblStylePr w:type="firstRow">
       <w:rPr>
+        <w:rFonts w:eastAsia="黑体"/>
         <w:b/>
         <w:bCs/>
       </w:rPr>
     </w:tblStylePr>
     <w:tblStylePr w:type="lastRow">
       <w:rPr>
+        <w:rFonts w:eastAsia="黑体"/>
         <w:b/>
         <w:bCs/>
       </w:rPr>
@@ -10618,12 +11135,14 @@
     </w:tblStylePr>
     <w:tblStylePr w:type="firstCol">
       <w:rPr>
+        <w:rFonts w:eastAsia="黑体"/>
         <w:b/>
         <w:bCs/>
       </w:rPr>
     </w:tblStylePr>
     <w:tblStylePr w:type="lastCol">
       <w:rPr>
+        <w:rFonts w:eastAsia="黑体"/>
         <w:b/>
         <w:bCs/>
       </w:rPr>
@@ -10650,7 +11169,7 @@
       <w:spacing w:after="0" w:line="240" w:lineRule="auto"/>
     </w:pPr>
     <w:rPr>
-      <w:rFonts w:asciiTheme="majorHAnsi" w:cstheme="majorBidi" w:eastAsiaTheme="majorEastAsia" w:hAnsiTheme="majorHAnsi"/>
+      <w:rFonts w:asciiTheme="majorHAnsi" w:cstheme="majorBidi" w:hAnsiTheme="majorHAnsi" w:eastAsia="黑体"/>
       <w:color w:themeColor="text1" w:val="000000"/>
     </w:rPr>
     <w:tblPr>
@@ -10677,6 +11196,7 @@
     </w:tcPr>
     <w:tblStylePr w:type="firstRow">
       <w:rPr>
+        <w:rFonts w:eastAsia="黑体"/>
         <w:b/>
         <w:bCs/>
         <w:color w:themeColor="text1" w:val="000000"/>
@@ -10688,6 +11208,7 @@
     </w:tblStylePr>
     <w:tblStylePr w:type="lastRow">
       <w:rPr>
+        <w:rFonts w:eastAsia="黑体"/>
         <w:b/>
         <w:bCs/>
         <w:color w:themeColor="text1" w:val="000000"/>
@@ -10707,6 +11228,7 @@
     </w:tblStylePr>
     <w:tblStylePr w:type="firstCol">
       <w:rPr>
+        <w:rFonts w:eastAsia="黑体"/>
         <w:b/>
         <w:bCs/>
         <w:color w:themeColor="text1" w:val="000000"/>
@@ -10726,6 +11248,7 @@
     </w:tblStylePr>
     <w:tblStylePr w:type="lastCol">
       <w:rPr>
+        <w:rFonts w:eastAsia="黑体"/>
         <w:b w:val="0"/>
         <w:bCs w:val="0"/>
         <w:color w:themeColor="text1" w:val="000000"/>
@@ -10775,7 +11298,7 @@
       <w:spacing w:after="0" w:line="240" w:lineRule="auto"/>
     </w:pPr>
     <w:rPr>
-      <w:rFonts w:asciiTheme="majorHAnsi" w:cstheme="majorBidi" w:eastAsiaTheme="majorEastAsia" w:hAnsiTheme="majorHAnsi"/>
+      <w:rFonts w:asciiTheme="majorHAnsi" w:cstheme="majorBidi" w:hAnsiTheme="majorHAnsi" w:eastAsia="黑体"/>
       <w:color w:themeColor="text1" w:val="000000"/>
     </w:rPr>
     <w:tblPr>
@@ -10802,6 +11325,7 @@
     </w:tcPr>
     <w:tblStylePr w:type="firstRow">
       <w:rPr>
+        <w:rFonts w:eastAsia="黑体"/>
         <w:b/>
         <w:bCs/>
         <w:color w:themeColor="text1" w:val="000000"/>
@@ -10813,6 +11337,7 @@
     </w:tblStylePr>
     <w:tblStylePr w:type="lastRow">
       <w:rPr>
+        <w:rFonts w:eastAsia="黑体"/>
         <w:b/>
         <w:bCs/>
         <w:color w:themeColor="text1" w:val="000000"/>
@@ -10832,6 +11357,7 @@
     </w:tblStylePr>
     <w:tblStylePr w:type="firstCol">
       <w:rPr>
+        <w:rFonts w:eastAsia="黑体"/>
         <w:b/>
         <w:bCs/>
         <w:color w:themeColor="text1" w:val="000000"/>
@@ -10851,6 +11377,7 @@
     </w:tblStylePr>
     <w:tblStylePr w:type="lastCol">
       <w:rPr>
+        <w:rFonts w:eastAsia="黑体"/>
         <w:b w:val="0"/>
         <w:bCs w:val="0"/>
         <w:color w:themeColor="text1" w:val="000000"/>
@@ -10900,7 +11427,7 @@
       <w:spacing w:after="0" w:line="240" w:lineRule="auto"/>
     </w:pPr>
     <w:rPr>
-      <w:rFonts w:asciiTheme="majorHAnsi" w:cstheme="majorBidi" w:eastAsiaTheme="majorEastAsia" w:hAnsiTheme="majorHAnsi"/>
+      <w:rFonts w:asciiTheme="majorHAnsi" w:cstheme="majorBidi" w:hAnsiTheme="majorHAnsi" w:eastAsia="黑体"/>
       <w:color w:themeColor="text1" w:val="000000"/>
     </w:rPr>
     <w:tblPr>
@@ -10927,6 +11454,7 @@
     </w:tcPr>
     <w:tblStylePr w:type="firstRow">
       <w:rPr>
+        <w:rFonts w:eastAsia="黑体"/>
         <w:b/>
         <w:bCs/>
         <w:color w:themeColor="text1" w:val="000000"/>
@@ -10938,6 +11466,7 @@
     </w:tblStylePr>
     <w:tblStylePr w:type="lastRow">
       <w:rPr>
+        <w:rFonts w:eastAsia="黑体"/>
         <w:b/>
         <w:bCs/>
         <w:color w:themeColor="text1" w:val="000000"/>
@@ -10957,6 +11486,7 @@
     </w:tblStylePr>
     <w:tblStylePr w:type="firstCol">
       <w:rPr>
+        <w:rFonts w:eastAsia="黑体"/>
         <w:b/>
         <w:bCs/>
         <w:color w:themeColor="text1" w:val="000000"/>
@@ -10976,6 +11506,7 @@
     </w:tblStylePr>
     <w:tblStylePr w:type="lastCol">
       <w:rPr>
+        <w:rFonts w:eastAsia="黑体"/>
         <w:b w:val="0"/>
         <w:bCs w:val="0"/>
         <w:color w:themeColor="text1" w:val="000000"/>
@@ -11025,7 +11556,7 @@
       <w:spacing w:after="0" w:line="240" w:lineRule="auto"/>
     </w:pPr>
     <w:rPr>
-      <w:rFonts w:asciiTheme="majorHAnsi" w:cstheme="majorBidi" w:eastAsiaTheme="majorEastAsia" w:hAnsiTheme="majorHAnsi"/>
+      <w:rFonts w:asciiTheme="majorHAnsi" w:cstheme="majorBidi" w:hAnsiTheme="majorHAnsi" w:eastAsia="黑体"/>
       <w:color w:themeColor="text1" w:val="000000"/>
     </w:rPr>
     <w:tblPr>
@@ -11052,6 +11583,7 @@
     </w:tcPr>
     <w:tblStylePr w:type="firstRow">
       <w:rPr>
+        <w:rFonts w:eastAsia="黑体"/>
         <w:b/>
         <w:bCs/>
         <w:color w:themeColor="text1" w:val="000000"/>
@@ -11063,6 +11595,7 @@
     </w:tblStylePr>
     <w:tblStylePr w:type="lastRow">
       <w:rPr>
+        <w:rFonts w:eastAsia="黑体"/>
         <w:b/>
         <w:bCs/>
         <w:color w:themeColor="text1" w:val="000000"/>
@@ -11082,6 +11615,7 @@
     </w:tblStylePr>
     <w:tblStylePr w:type="firstCol">
       <w:rPr>
+        <w:rFonts w:eastAsia="黑体"/>
         <w:b/>
         <w:bCs/>
         <w:color w:themeColor="text1" w:val="000000"/>
@@ -11101,6 +11635,7 @@
     </w:tblStylePr>
     <w:tblStylePr w:type="lastCol">
       <w:rPr>
+        <w:rFonts w:eastAsia="黑体"/>
         <w:b w:val="0"/>
         <w:bCs w:val="0"/>
         <w:color w:themeColor="text1" w:val="000000"/>
@@ -11150,7 +11685,7 @@
       <w:spacing w:after="0" w:line="240" w:lineRule="auto"/>
     </w:pPr>
     <w:rPr>
-      <w:rFonts w:asciiTheme="majorHAnsi" w:cstheme="majorBidi" w:eastAsiaTheme="majorEastAsia" w:hAnsiTheme="majorHAnsi"/>
+      <w:rFonts w:asciiTheme="majorHAnsi" w:cstheme="majorBidi" w:hAnsiTheme="majorHAnsi" w:eastAsia="黑体"/>
       <w:color w:themeColor="text1" w:val="000000"/>
     </w:rPr>
     <w:tblPr>
@@ -11177,6 +11712,7 @@
     </w:tcPr>
     <w:tblStylePr w:type="firstRow">
       <w:rPr>
+        <w:rFonts w:eastAsia="黑体"/>
         <w:b/>
         <w:bCs/>
         <w:color w:themeColor="text1" w:val="000000"/>
@@ -11188,6 +11724,7 @@
     </w:tblStylePr>
     <w:tblStylePr w:type="lastRow">
       <w:rPr>
+        <w:rFonts w:eastAsia="黑体"/>
         <w:b/>
         <w:bCs/>
         <w:color w:themeColor="text1" w:val="000000"/>
@@ -11207,6 +11744,7 @@
     </w:tblStylePr>
     <w:tblStylePr w:type="firstCol">
       <w:rPr>
+        <w:rFonts w:eastAsia="黑体"/>
         <w:b/>
         <w:bCs/>
         <w:color w:themeColor="text1" w:val="000000"/>
@@ -11226,6 +11764,7 @@
     </w:tblStylePr>
     <w:tblStylePr w:type="lastCol">
       <w:rPr>
+        <w:rFonts w:eastAsia="黑体"/>
         <w:b w:val="0"/>
         <w:bCs w:val="0"/>
         <w:color w:themeColor="text1" w:val="000000"/>
@@ -11275,7 +11814,7 @@
       <w:spacing w:after="0" w:line="240" w:lineRule="auto"/>
     </w:pPr>
     <w:rPr>
-      <w:rFonts w:asciiTheme="majorHAnsi" w:cstheme="majorBidi" w:eastAsiaTheme="majorEastAsia" w:hAnsiTheme="majorHAnsi"/>
+      <w:rFonts w:asciiTheme="majorHAnsi" w:cstheme="majorBidi" w:hAnsiTheme="majorHAnsi" w:eastAsia="黑体"/>
       <w:color w:themeColor="text1" w:val="000000"/>
     </w:rPr>
     <w:tblPr>
@@ -11302,6 +11841,7 @@
     </w:tcPr>
     <w:tblStylePr w:type="firstRow">
       <w:rPr>
+        <w:rFonts w:eastAsia="黑体"/>
         <w:b/>
         <w:bCs/>
         <w:color w:themeColor="text1" w:val="000000"/>
@@ -11313,6 +11853,7 @@
     </w:tblStylePr>
     <w:tblStylePr w:type="lastRow">
       <w:rPr>
+        <w:rFonts w:eastAsia="黑体"/>
         <w:b/>
         <w:bCs/>
         <w:color w:themeColor="text1" w:val="000000"/>
@@ -11332,6 +11873,7 @@
     </w:tblStylePr>
     <w:tblStylePr w:type="firstCol">
       <w:rPr>
+        <w:rFonts w:eastAsia="黑体"/>
         <w:b/>
         <w:bCs/>
         <w:color w:themeColor="text1" w:val="000000"/>
@@ -11351,6 +11893,7 @@
     </w:tblStylePr>
     <w:tblStylePr w:type="lastCol">
       <w:rPr>
+        <w:rFonts w:eastAsia="黑体"/>
         <w:b w:val="0"/>
         <w:bCs w:val="0"/>
         <w:color w:themeColor="text1" w:val="000000"/>
@@ -11400,7 +11943,7 @@
       <w:spacing w:after="0" w:line="240" w:lineRule="auto"/>
     </w:pPr>
     <w:rPr>
-      <w:rFonts w:asciiTheme="majorHAnsi" w:cstheme="majorBidi" w:eastAsiaTheme="majorEastAsia" w:hAnsiTheme="majorHAnsi"/>
+      <w:rFonts w:asciiTheme="majorHAnsi" w:cstheme="majorBidi" w:hAnsiTheme="majorHAnsi" w:eastAsia="黑体"/>
       <w:color w:themeColor="text1" w:val="000000"/>
     </w:rPr>
     <w:tblPr>
@@ -11427,6 +11970,7 @@
     </w:tcPr>
     <w:tblStylePr w:type="firstRow">
       <w:rPr>
+        <w:rFonts w:eastAsia="黑体"/>
         <w:b/>
         <w:bCs/>
         <w:color w:themeColor="text1" w:val="000000"/>
@@ -11438,6 +11982,7 @@
     </w:tblStylePr>
     <w:tblStylePr w:type="lastRow">
       <w:rPr>
+        <w:rFonts w:eastAsia="黑体"/>
         <w:b/>
         <w:bCs/>
         <w:color w:themeColor="text1" w:val="000000"/>
@@ -11457,6 +12002,7 @@
     </w:tblStylePr>
     <w:tblStylePr w:type="firstCol">
       <w:rPr>
+        <w:rFonts w:eastAsia="黑体"/>
         <w:b/>
         <w:bCs/>
         <w:color w:themeColor="text1" w:val="000000"/>
@@ -11476,6 +12022,7 @@
     </w:tblStylePr>
     <w:tblStylePr w:type="lastCol">
       <w:rPr>
+        <w:rFonts w:eastAsia="黑体"/>
         <w:b w:val="0"/>
         <w:bCs w:val="0"/>
         <w:color w:themeColor="text1" w:val="000000"/>
@@ -11548,6 +12095,7 @@
     </w:tcPr>
     <w:tblStylePr w:type="firstRow">
       <w:rPr>
+        <w:rFonts w:eastAsia="黑体"/>
         <w:b/>
         <w:bCs/>
         <w:i w:val="0"/>
@@ -11569,6 +12117,7 @@
     </w:tblStylePr>
     <w:tblStylePr w:type="lastRow">
       <w:rPr>
+        <w:rFonts w:eastAsia="黑体"/>
         <w:b/>
         <w:bCs/>
         <w:i w:val="0"/>
@@ -11590,6 +12139,7 @@
     </w:tblStylePr>
     <w:tblStylePr w:type="firstCol">
       <w:rPr>
+        <w:rFonts w:eastAsia="黑体"/>
         <w:b/>
         <w:bCs/>
         <w:i w:val="0"/>
@@ -11609,6 +12159,7 @@
     </w:tblStylePr>
     <w:tblStylePr w:type="lastCol">
       <w:rPr>
+        <w:rFonts w:eastAsia="黑体"/>
         <w:b/>
         <w:bCs/>
         <w:i w:val="0"/>
@@ -11689,6 +12240,7 @@
     </w:tcPr>
     <w:tblStylePr w:type="firstRow">
       <w:rPr>
+        <w:rFonts w:eastAsia="黑体"/>
         <w:b/>
         <w:bCs/>
         <w:i w:val="0"/>
@@ -11710,6 +12262,7 @@
     </w:tblStylePr>
     <w:tblStylePr w:type="lastRow">
       <w:rPr>
+        <w:rFonts w:eastAsia="黑体"/>
         <w:b/>
         <w:bCs/>
         <w:i w:val="0"/>
@@ -11731,6 +12284,7 @@
     </w:tblStylePr>
     <w:tblStylePr w:type="firstCol">
       <w:rPr>
+        <w:rFonts w:eastAsia="黑体"/>
         <w:b/>
         <w:bCs/>
         <w:i w:val="0"/>
@@ -11750,6 +12304,7 @@
     </w:tblStylePr>
     <w:tblStylePr w:type="lastCol">
       <w:rPr>
+        <w:rFonts w:eastAsia="黑体"/>
         <w:b/>
         <w:bCs/>
         <w:i w:val="0"/>
@@ -11830,6 +12385,7 @@
     </w:tcPr>
     <w:tblStylePr w:type="firstRow">
       <w:rPr>
+        <w:rFonts w:eastAsia="黑体"/>
         <w:b/>
         <w:bCs/>
         <w:i w:val="0"/>
@@ -11851,6 +12407,7 @@
     </w:tblStylePr>
     <w:tblStylePr w:type="lastRow">
       <w:rPr>
+        <w:rFonts w:eastAsia="黑体"/>
         <w:b/>
         <w:bCs/>
         <w:i w:val="0"/>
@@ -11872,6 +12429,7 @@
     </w:tblStylePr>
     <w:tblStylePr w:type="firstCol">
       <w:rPr>
+        <w:rFonts w:eastAsia="黑体"/>
         <w:b/>
         <w:bCs/>
         <w:i w:val="0"/>
@@ -11891,6 +12449,7 @@
     </w:tblStylePr>
     <w:tblStylePr w:type="lastCol">
       <w:rPr>
+        <w:rFonts w:eastAsia="黑体"/>
         <w:b/>
         <w:bCs/>
         <w:i w:val="0"/>
@@ -11971,6 +12530,7 @@
     </w:tcPr>
     <w:tblStylePr w:type="firstRow">
       <w:rPr>
+        <w:rFonts w:eastAsia="黑体"/>
         <w:b/>
         <w:bCs/>
         <w:i w:val="0"/>
@@ -11992,6 +12552,7 @@
     </w:tblStylePr>
     <w:tblStylePr w:type="lastRow">
       <w:rPr>
+        <w:rFonts w:eastAsia="黑体"/>
         <w:b/>
         <w:bCs/>
         <w:i w:val="0"/>
@@ -12013,6 +12574,7 @@
     </w:tblStylePr>
     <w:tblStylePr w:type="firstCol">
       <w:rPr>
+        <w:rFonts w:eastAsia="黑体"/>
         <w:b/>
         <w:bCs/>
         <w:i w:val="0"/>
@@ -12032,6 +12594,7 @@
     </w:tblStylePr>
     <w:tblStylePr w:type="lastCol">
       <w:rPr>
+        <w:rFonts w:eastAsia="黑体"/>
         <w:b/>
         <w:bCs/>
         <w:i w:val="0"/>
@@ -12112,6 +12675,7 @@
     </w:tcPr>
     <w:tblStylePr w:type="firstRow">
       <w:rPr>
+        <w:rFonts w:eastAsia="黑体"/>
         <w:b/>
         <w:bCs/>
         <w:i w:val="0"/>
@@ -12133,6 +12697,7 @@
     </w:tblStylePr>
     <w:tblStylePr w:type="lastRow">
       <w:rPr>
+        <w:rFonts w:eastAsia="黑体"/>
         <w:b/>
         <w:bCs/>
         <w:i w:val="0"/>
@@ -12154,6 +12719,7 @@
     </w:tblStylePr>
     <w:tblStylePr w:type="firstCol">
       <w:rPr>
+        <w:rFonts w:eastAsia="黑体"/>
         <w:b/>
         <w:bCs/>
         <w:i w:val="0"/>
@@ -12173,6 +12739,7 @@
     </w:tblStylePr>
     <w:tblStylePr w:type="lastCol">
       <w:rPr>
+        <w:rFonts w:eastAsia="黑体"/>
         <w:b/>
         <w:bCs/>
         <w:i w:val="0"/>
@@ -12253,6 +12820,7 @@
     </w:tcPr>
     <w:tblStylePr w:type="firstRow">
       <w:rPr>
+        <w:rFonts w:eastAsia="黑体"/>
         <w:b/>
         <w:bCs/>
         <w:i w:val="0"/>
@@ -12274,6 +12842,7 @@
     </w:tblStylePr>
     <w:tblStylePr w:type="lastRow">
       <w:rPr>
+        <w:rFonts w:eastAsia="黑体"/>
         <w:b/>
         <w:bCs/>
         <w:i w:val="0"/>
@@ -12295,6 +12864,7 @@
     </w:tblStylePr>
     <w:tblStylePr w:type="firstCol">
       <w:rPr>
+        <w:rFonts w:eastAsia="黑体"/>
         <w:b/>
         <w:bCs/>
         <w:i w:val="0"/>
@@ -12314,6 +12884,7 @@
     </w:tblStylePr>
     <w:tblStylePr w:type="lastCol">
       <w:rPr>
+        <w:rFonts w:eastAsia="黑体"/>
         <w:b/>
         <w:bCs/>
         <w:i w:val="0"/>
@@ -12394,6 +12965,7 @@
     </w:tcPr>
     <w:tblStylePr w:type="firstRow">
       <w:rPr>
+        <w:rFonts w:eastAsia="黑体"/>
         <w:b/>
         <w:bCs/>
         <w:i w:val="0"/>
@@ -12415,6 +12987,7 @@
     </w:tblStylePr>
     <w:tblStylePr w:type="lastRow">
       <w:rPr>
+        <w:rFonts w:eastAsia="黑体"/>
         <w:b/>
         <w:bCs/>
         <w:i w:val="0"/>
@@ -12436,6 +13009,7 @@
     </w:tblStylePr>
     <w:tblStylePr w:type="firstCol">
       <w:rPr>
+        <w:rFonts w:eastAsia="黑体"/>
         <w:b/>
         <w:bCs/>
         <w:i w:val="0"/>
@@ -12455,6 +13029,7 @@
     </w:tblStylePr>
     <w:tblStylePr w:type="lastCol">
       <w:rPr>
+        <w:rFonts w:eastAsia="黑体"/>
         <w:b/>
         <w:bCs/>
         <w:i w:val="0"/>
@@ -12512,6 +13087,7 @@
       <w:spacing w:after="0" w:line="240" w:lineRule="auto"/>
     </w:pPr>
     <w:rPr>
+      <w:rFonts w:eastAsia="黑体"/>
       <w:color w:themeColor="background1" w:val="FFFFFF"/>
     </w:rPr>
     <w:tblPr>
@@ -12530,6 +13106,7 @@
     </w:tcPr>
     <w:tblStylePr w:type="firstRow">
       <w:rPr>
+        <w:rFonts w:eastAsia="黑体"/>
         <w:b/>
         <w:bCs/>
       </w:rPr>
@@ -12626,6 +13203,7 @@
       <w:spacing w:after="0" w:line="240" w:lineRule="auto"/>
     </w:pPr>
     <w:rPr>
+      <w:rFonts w:eastAsia="黑体"/>
       <w:color w:themeColor="background1" w:val="FFFFFF"/>
     </w:rPr>
     <w:tblPr>
@@ -12644,6 +13222,7 @@
     </w:tcPr>
     <w:tblStylePr w:type="firstRow">
       <w:rPr>
+        <w:rFonts w:eastAsia="黑体"/>
         <w:b/>
         <w:bCs/>
       </w:rPr>
@@ -12740,6 +13319,7 @@
       <w:spacing w:after="0" w:line="240" w:lineRule="auto"/>
     </w:pPr>
     <w:rPr>
+      <w:rFonts w:eastAsia="黑体"/>
       <w:color w:themeColor="background1" w:val="FFFFFF"/>
     </w:rPr>
     <w:tblPr>
@@ -12758,6 +13338,7 @@
     </w:tcPr>
     <w:tblStylePr w:type="firstRow">
       <w:rPr>
+        <w:rFonts w:eastAsia="黑体"/>
         <w:b/>
         <w:bCs/>
       </w:rPr>
@@ -12854,6 +13435,7 @@
       <w:spacing w:after="0" w:line="240" w:lineRule="auto"/>
     </w:pPr>
     <w:rPr>
+      <w:rFonts w:eastAsia="黑体"/>
       <w:color w:themeColor="background1" w:val="FFFFFF"/>
     </w:rPr>
     <w:tblPr>
@@ -12872,6 +13454,7 @@
     </w:tcPr>
     <w:tblStylePr w:type="firstRow">
       <w:rPr>
+        <w:rFonts w:eastAsia="黑体"/>
         <w:b/>
         <w:bCs/>
       </w:rPr>
@@ -12968,6 +13551,7 @@
       <w:spacing w:after="0" w:line="240" w:lineRule="auto"/>
     </w:pPr>
     <w:rPr>
+      <w:rFonts w:eastAsia="黑体"/>
       <w:color w:themeColor="background1" w:val="FFFFFF"/>
     </w:rPr>
     <w:tblPr>
@@ -12986,6 +13570,7 @@
     </w:tcPr>
     <w:tblStylePr w:type="firstRow">
       <w:rPr>
+        <w:rFonts w:eastAsia="黑体"/>
         <w:b/>
         <w:bCs/>
       </w:rPr>
@@ -13082,6 +13667,7 @@
       <w:spacing w:after="0" w:line="240" w:lineRule="auto"/>
     </w:pPr>
     <w:rPr>
+      <w:rFonts w:eastAsia="黑体"/>
       <w:color w:themeColor="background1" w:val="FFFFFF"/>
     </w:rPr>
     <w:tblPr>
@@ -13100,6 +13686,7 @@
     </w:tcPr>
     <w:tblStylePr w:type="firstRow">
       <w:rPr>
+        <w:rFonts w:eastAsia="黑体"/>
         <w:b/>
         <w:bCs/>
       </w:rPr>
@@ -13196,6 +13783,7 @@
       <w:spacing w:after="0" w:line="240" w:lineRule="auto"/>
     </w:pPr>
     <w:rPr>
+      <w:rFonts w:eastAsia="黑体"/>
       <w:color w:themeColor="background1" w:val="FFFFFF"/>
     </w:rPr>
     <w:tblPr>
@@ -13214,6 +13802,7 @@
     </w:tcPr>
     <w:tblStylePr w:type="firstRow">
       <w:rPr>
+        <w:rFonts w:eastAsia="黑体"/>
         <w:b/>
         <w:bCs/>
       </w:rPr>
@@ -13310,6 +13899,7 @@
       <w:spacing w:after="0" w:line="240" w:lineRule="auto"/>
     </w:pPr>
     <w:rPr>
+      <w:rFonts w:eastAsia="黑体"/>
       <w:color w:themeColor="text1" w:val="000000"/>
     </w:rPr>
     <w:tblPr>
@@ -13336,6 +13926,7 @@
     </w:tcPr>
     <w:tblStylePr w:type="firstRow">
       <w:rPr>
+        <w:rFonts w:eastAsia="黑体"/>
         <w:b/>
         <w:bCs/>
       </w:rPr>
@@ -13354,6 +13945,7 @@
     </w:tblStylePr>
     <w:tblStylePr w:type="lastRow">
       <w:rPr>
+        <w:rFonts w:eastAsia="黑体"/>
         <w:b/>
         <w:bCs/>
         <w:color w:themeColor="background1" w:val="FFFFFF"/>
@@ -13368,6 +13960,7 @@
     </w:tblStylePr>
     <w:tblStylePr w:type="firstCol">
       <w:rPr>
+        <w:rFonts w:eastAsia="黑体"/>
         <w:color w:themeColor="background1" w:val="FFFFFF"/>
       </w:rPr>
       <w:tblPr/>
@@ -13385,6 +13978,7 @@
     </w:tblStylePr>
     <w:tblStylePr w:type="lastCol">
       <w:rPr>
+        <w:rFonts w:eastAsia="黑体"/>
         <w:color w:themeColor="background1" w:val="FFFFFF"/>
       </w:rPr>
       <w:tblPr/>
@@ -13414,11 +14008,13 @@
     </w:tblStylePr>
     <w:tblStylePr w:type="neCell">
       <w:rPr>
+        <w:rFonts w:eastAsia="黑体"/>
         <w:color w:themeColor="text1" w:val="000000"/>
       </w:rPr>
     </w:tblStylePr>
     <w:tblStylePr w:type="nwCell">
       <w:rPr>
+        <w:rFonts w:eastAsia="黑体"/>
         <w:color w:themeColor="text1" w:val="000000"/>
       </w:rPr>
     </w:tblStylePr>
@@ -13432,6 +14028,7 @@
       <w:spacing w:after="0" w:line="240" w:lineRule="auto"/>
     </w:pPr>
     <w:rPr>
+      <w:rFonts w:eastAsia="黑体"/>
       <w:color w:themeColor="text1" w:val="000000"/>
     </w:rPr>
     <w:tblPr>
@@ -13458,6 +14055,7 @@
     </w:tcPr>
     <w:tblStylePr w:type="firstRow">
       <w:rPr>
+        <w:rFonts w:eastAsia="黑体"/>
         <w:b/>
         <w:bCs/>
       </w:rPr>
@@ -13476,6 +14074,7 @@
     </w:tblStylePr>
     <w:tblStylePr w:type="lastRow">
       <w:rPr>
+        <w:rFonts w:eastAsia="黑体"/>
         <w:b/>
         <w:bCs/>
         <w:color w:themeColor="background1" w:val="FFFFFF"/>
@@ -13490,6 +14089,7 @@
     </w:tblStylePr>
     <w:tblStylePr w:type="firstCol">
       <w:rPr>
+        <w:rFonts w:eastAsia="黑体"/>
         <w:color w:themeColor="background1" w:val="FFFFFF"/>
       </w:rPr>
       <w:tblPr/>
@@ -13507,6 +14107,7 @@
     </w:tblStylePr>
     <w:tblStylePr w:type="lastCol">
       <w:rPr>
+        <w:rFonts w:eastAsia="黑体"/>
         <w:color w:themeColor="background1" w:val="FFFFFF"/>
       </w:rPr>
       <w:tblPr/>
@@ -13536,11 +14137,13 @@
     </w:tblStylePr>
     <w:tblStylePr w:type="neCell">
       <w:rPr>
+        <w:rFonts w:eastAsia="黑体"/>
         <w:color w:themeColor="text1" w:val="000000"/>
       </w:rPr>
     </w:tblStylePr>
     <w:tblStylePr w:type="nwCell">
       <w:rPr>
+        <w:rFonts w:eastAsia="黑体"/>
         <w:color w:themeColor="text1" w:val="000000"/>
       </w:rPr>
     </w:tblStylePr>
@@ -13554,6 +14157,7 @@
       <w:spacing w:after="0" w:line="240" w:lineRule="auto"/>
     </w:pPr>
     <w:rPr>
+      <w:rFonts w:eastAsia="黑体"/>
       <w:color w:themeColor="text1" w:val="000000"/>
     </w:rPr>
     <w:tblPr>
@@ -13580,6 +14184,7 @@
     </w:tcPr>
     <w:tblStylePr w:type="firstRow">
       <w:rPr>
+        <w:rFonts w:eastAsia="黑体"/>
         <w:b/>
         <w:bCs/>
       </w:rPr>
@@ -13598,6 +14203,7 @@
     </w:tblStylePr>
     <w:tblStylePr w:type="lastRow">
       <w:rPr>
+        <w:rFonts w:eastAsia="黑体"/>
         <w:b/>
         <w:bCs/>
         <w:color w:themeColor="background1" w:val="FFFFFF"/>
@@ -13612,6 +14218,7 @@
     </w:tblStylePr>
     <w:tblStylePr w:type="firstCol">
       <w:rPr>
+        <w:rFonts w:eastAsia="黑体"/>
         <w:color w:themeColor="background1" w:val="FFFFFF"/>
       </w:rPr>
       <w:tblPr/>
@@ -13629,6 +14236,7 @@
     </w:tblStylePr>
     <w:tblStylePr w:type="lastCol">
       <w:rPr>
+        <w:rFonts w:eastAsia="黑体"/>
         <w:color w:themeColor="background1" w:val="FFFFFF"/>
       </w:rPr>
       <w:tblPr/>
@@ -13658,11 +14266,13 @@
     </w:tblStylePr>
     <w:tblStylePr w:type="neCell">
       <w:rPr>
+        <w:rFonts w:eastAsia="黑体"/>
         <w:color w:themeColor="text1" w:val="000000"/>
       </w:rPr>
     </w:tblStylePr>
     <w:tblStylePr w:type="nwCell">
       <w:rPr>
+        <w:rFonts w:eastAsia="黑体"/>
         <w:color w:themeColor="text1" w:val="000000"/>
       </w:rPr>
     </w:tblStylePr>
@@ -13676,6 +14286,7 @@
       <w:spacing w:after="0" w:line="240" w:lineRule="auto"/>
     </w:pPr>
     <w:rPr>
+      <w:rFonts w:eastAsia="黑体"/>
       <w:color w:themeColor="text1" w:val="000000"/>
     </w:rPr>
     <w:tblPr>
@@ -13702,6 +14313,7 @@
     </w:tcPr>
     <w:tblStylePr w:type="firstRow">
       <w:rPr>
+        <w:rFonts w:eastAsia="黑体"/>
         <w:b/>
         <w:bCs/>
       </w:rPr>
@@ -13720,6 +14332,7 @@
     </w:tblStylePr>
     <w:tblStylePr w:type="lastRow">
       <w:rPr>
+        <w:rFonts w:eastAsia="黑体"/>
         <w:b/>
         <w:bCs/>
         <w:color w:themeColor="background1" w:val="FFFFFF"/>
@@ -13734,6 +14347,7 @@
     </w:tblStylePr>
     <w:tblStylePr w:type="firstCol">
       <w:rPr>
+        <w:rFonts w:eastAsia="黑体"/>
         <w:color w:themeColor="background1" w:val="FFFFFF"/>
       </w:rPr>
       <w:tblPr/>
@@ -13751,6 +14365,7 @@
     </w:tblStylePr>
     <w:tblStylePr w:type="lastCol">
       <w:rPr>
+        <w:rFonts w:eastAsia="黑体"/>
         <w:color w:themeColor="background1" w:val="FFFFFF"/>
       </w:rPr>
       <w:tblPr/>
@@ -13788,6 +14403,7 @@
       <w:spacing w:after="0" w:line="240" w:lineRule="auto"/>
     </w:pPr>
     <w:rPr>
+      <w:rFonts w:eastAsia="黑体"/>
       <w:color w:themeColor="text1" w:val="000000"/>
     </w:rPr>
     <w:tblPr>
@@ -13814,6 +14430,7 @@
     </w:tcPr>
     <w:tblStylePr w:type="firstRow">
       <w:rPr>
+        <w:rFonts w:eastAsia="黑体"/>
         <w:b/>
         <w:bCs/>
       </w:rPr>
@@ -13832,6 +14449,7 @@
     </w:tblStylePr>
     <w:tblStylePr w:type="lastRow">
       <w:rPr>
+        <w:rFonts w:eastAsia="黑体"/>
         <w:b/>
         <w:bCs/>
         <w:color w:themeColor="background1" w:val="FFFFFF"/>
@@ -13846,6 +14464,7 @@
     </w:tblStylePr>
     <w:tblStylePr w:type="firstCol">
       <w:rPr>
+        <w:rFonts w:eastAsia="黑体"/>
         <w:color w:themeColor="background1" w:val="FFFFFF"/>
       </w:rPr>
       <w:tblPr/>
@@ -13863,6 +14482,7 @@
     </w:tblStylePr>
     <w:tblStylePr w:type="lastCol">
       <w:rPr>
+        <w:rFonts w:eastAsia="黑体"/>
         <w:color w:themeColor="background1" w:val="FFFFFF"/>
       </w:rPr>
       <w:tblPr/>
@@ -13892,11 +14512,13 @@
     </w:tblStylePr>
     <w:tblStylePr w:type="neCell">
       <w:rPr>
+        <w:rFonts w:eastAsia="黑体"/>
         <w:color w:themeColor="text1" w:val="000000"/>
       </w:rPr>
     </w:tblStylePr>
     <w:tblStylePr w:type="nwCell">
       <w:rPr>
+        <w:rFonts w:eastAsia="黑体"/>
         <w:color w:themeColor="text1" w:val="000000"/>
       </w:rPr>
     </w:tblStylePr>
@@ -13910,6 +14532,7 @@
       <w:spacing w:after="0" w:line="240" w:lineRule="auto"/>
     </w:pPr>
     <w:rPr>
+      <w:rFonts w:eastAsia="黑体"/>
       <w:color w:themeColor="text1" w:val="000000"/>
     </w:rPr>
     <w:tblPr>
@@ -13936,6 +14559,7 @@
     </w:tcPr>
     <w:tblStylePr w:type="firstRow">
       <w:rPr>
+        <w:rFonts w:eastAsia="黑体"/>
         <w:b/>
         <w:bCs/>
       </w:rPr>
@@ -13954,6 +14578,7 @@
     </w:tblStylePr>
     <w:tblStylePr w:type="lastRow">
       <w:rPr>
+        <w:rFonts w:eastAsia="黑体"/>
         <w:b/>
         <w:bCs/>
         <w:color w:themeColor="background1" w:val="FFFFFF"/>
@@ -13968,6 +14593,7 @@
     </w:tblStylePr>
     <w:tblStylePr w:type="firstCol">
       <w:rPr>
+        <w:rFonts w:eastAsia="黑体"/>
         <w:color w:themeColor="background1" w:val="FFFFFF"/>
       </w:rPr>
       <w:tblPr/>
@@ -13985,6 +14611,7 @@
     </w:tblStylePr>
     <w:tblStylePr w:type="lastCol">
       <w:rPr>
+        <w:rFonts w:eastAsia="黑体"/>
         <w:color w:themeColor="background1" w:val="FFFFFF"/>
       </w:rPr>
       <w:tblPr/>
@@ -14014,11 +14641,13 @@
     </w:tblStylePr>
     <w:tblStylePr w:type="neCell">
       <w:rPr>
+        <w:rFonts w:eastAsia="黑体"/>
         <w:color w:themeColor="text1" w:val="000000"/>
       </w:rPr>
     </w:tblStylePr>
     <w:tblStylePr w:type="nwCell">
       <w:rPr>
+        <w:rFonts w:eastAsia="黑体"/>
         <w:color w:themeColor="text1" w:val="000000"/>
       </w:rPr>
     </w:tblStylePr>
@@ -14032,6 +14661,7 @@
       <w:spacing w:after="0" w:line="240" w:lineRule="auto"/>
     </w:pPr>
     <w:rPr>
+      <w:rFonts w:eastAsia="黑体"/>
       <w:color w:themeColor="text1" w:val="000000"/>
     </w:rPr>
     <w:tblPr>
@@ -14058,6 +14688,7 @@
     </w:tcPr>
     <w:tblStylePr w:type="firstRow">
       <w:rPr>
+        <w:rFonts w:eastAsia="黑体"/>
         <w:b/>
         <w:bCs/>
       </w:rPr>
@@ -14076,6 +14707,7 @@
     </w:tblStylePr>
     <w:tblStylePr w:type="lastRow">
       <w:rPr>
+        <w:rFonts w:eastAsia="黑体"/>
         <w:b/>
         <w:bCs/>
         <w:color w:themeColor="background1" w:val="FFFFFF"/>
@@ -14090,6 +14722,7 @@
     </w:tblStylePr>
     <w:tblStylePr w:type="firstCol">
       <w:rPr>
+        <w:rFonts w:eastAsia="黑体"/>
         <w:color w:themeColor="background1" w:val="FFFFFF"/>
       </w:rPr>
       <w:tblPr/>
@@ -14107,6 +14740,7 @@
     </w:tblStylePr>
     <w:tblStylePr w:type="lastCol">
       <w:rPr>
+        <w:rFonts w:eastAsia="黑体"/>
         <w:color w:themeColor="background1" w:val="FFFFFF"/>
       </w:rPr>
       <w:tblPr/>
@@ -14136,11 +14770,13 @@
     </w:tblStylePr>
     <w:tblStylePr w:type="neCell">
       <w:rPr>
+        <w:rFonts w:eastAsia="黑体"/>
         <w:color w:themeColor="text1" w:val="000000"/>
       </w:rPr>
     </w:tblStylePr>
     <w:tblStylePr w:type="nwCell">
       <w:rPr>
+        <w:rFonts w:eastAsia="黑体"/>
         <w:color w:themeColor="text1" w:val="000000"/>
       </w:rPr>
     </w:tblStylePr>
@@ -14154,6 +14790,7 @@
       <w:spacing w:after="0" w:line="240" w:lineRule="auto"/>
     </w:pPr>
     <w:rPr>
+      <w:rFonts w:eastAsia="黑体"/>
       <w:color w:themeColor="text1" w:val="000000"/>
     </w:rPr>
     <w:tblPr>
@@ -14172,6 +14809,7 @@
     </w:tcPr>
     <w:tblStylePr w:type="firstRow">
       <w:rPr>
+        <w:rFonts w:eastAsia="黑体"/>
         <w:b/>
         <w:bCs/>
         <w:color w:themeColor="background1" w:val="FFFFFF"/>
@@ -14186,6 +14824,7 @@
     </w:tblStylePr>
     <w:tblStylePr w:type="lastRow">
       <w:rPr>
+        <w:rFonts w:eastAsia="黑体"/>
         <w:b/>
         <w:bCs/>
         <w:color w:themeColor="accent2" w:themeShade="CC" w:val="9E3A38"/>
@@ -14200,12 +14839,14 @@
     </w:tblStylePr>
     <w:tblStylePr w:type="firstCol">
       <w:rPr>
+        <w:rFonts w:eastAsia="黑体"/>
         <w:b/>
         <w:bCs/>
       </w:rPr>
     </w:tblStylePr>
     <w:tblStylePr w:type="lastCol">
       <w:rPr>
+        <w:rFonts w:eastAsia="黑体"/>
         <w:b/>
         <w:bCs/>
       </w:rPr>
@@ -14240,6 +14881,7 @@
       <w:spacing w:after="0" w:line="240" w:lineRule="auto"/>
     </w:pPr>
     <w:rPr>
+      <w:rFonts w:eastAsia="黑体"/>
       <w:color w:themeColor="text1" w:val="000000"/>
     </w:rPr>
     <w:tblPr>
@@ -14258,6 +14900,7 @@
     </w:tcPr>
     <w:tblStylePr w:type="firstRow">
       <w:rPr>
+        <w:rFonts w:eastAsia="黑体"/>
         <w:b/>
         <w:bCs/>
         <w:color w:themeColor="background1" w:val="FFFFFF"/>
@@ -14272,6 +14915,7 @@
     </w:tblStylePr>
     <w:tblStylePr w:type="lastRow">
       <w:rPr>
+        <w:rFonts w:eastAsia="黑体"/>
         <w:b/>
         <w:bCs/>
         <w:color w:themeColor="accent2" w:themeShade="CC" w:val="9E3A38"/>
@@ -14286,12 +14930,14 @@
     </w:tblStylePr>
     <w:tblStylePr w:type="firstCol">
       <w:rPr>
+        <w:rFonts w:eastAsia="黑体"/>
         <w:b/>
         <w:bCs/>
       </w:rPr>
     </w:tblStylePr>
     <w:tblStylePr w:type="lastCol">
       <w:rPr>
+        <w:rFonts w:eastAsia="黑体"/>
         <w:b/>
         <w:bCs/>
       </w:rPr>
@@ -14326,6 +14972,7 @@
       <w:spacing w:after="0" w:line="240" w:lineRule="auto"/>
     </w:pPr>
     <w:rPr>
+      <w:rFonts w:eastAsia="黑体"/>
       <w:color w:themeColor="text1" w:val="000000"/>
     </w:rPr>
     <w:tblPr>
@@ -14344,6 +14991,7 @@
     </w:tcPr>
     <w:tblStylePr w:type="firstRow">
       <w:rPr>
+        <w:rFonts w:eastAsia="黑体"/>
         <w:b/>
         <w:bCs/>
         <w:color w:themeColor="background1" w:val="FFFFFF"/>
@@ -14358,6 +15006,7 @@
     </w:tblStylePr>
     <w:tblStylePr w:type="lastRow">
       <w:rPr>
+        <w:rFonts w:eastAsia="黑体"/>
         <w:b/>
         <w:bCs/>
         <w:color w:themeColor="accent2" w:themeShade="CC" w:val="9E3A38"/>
@@ -14372,12 +15021,14 @@
     </w:tblStylePr>
     <w:tblStylePr w:type="firstCol">
       <w:rPr>
+        <w:rFonts w:eastAsia="黑体"/>
         <w:b/>
         <w:bCs/>
       </w:rPr>
     </w:tblStylePr>
     <w:tblStylePr w:type="lastCol">
       <w:rPr>
+        <w:rFonts w:eastAsia="黑体"/>
         <w:b/>
         <w:bCs/>
       </w:rPr>
@@ -14412,6 +15063,7 @@
       <w:spacing w:after="0" w:line="240" w:lineRule="auto"/>
     </w:pPr>
     <w:rPr>
+      <w:rFonts w:eastAsia="黑体"/>
       <w:color w:themeColor="text1" w:val="000000"/>
     </w:rPr>
     <w:tblPr>
@@ -14430,6 +15082,7 @@
     </w:tcPr>
     <w:tblStylePr w:type="firstRow">
       <w:rPr>
+        <w:rFonts w:eastAsia="黑体"/>
         <w:b/>
         <w:bCs/>
         <w:color w:themeColor="background1" w:val="FFFFFF"/>
@@ -14444,6 +15097,7 @@
     </w:tblStylePr>
     <w:tblStylePr w:type="lastRow">
       <w:rPr>
+        <w:rFonts w:eastAsia="黑体"/>
         <w:b/>
         <w:bCs/>
         <w:color w:themeColor="accent4" w:themeShade="CC" w:val="664E82"/>
@@ -14458,12 +15112,14 @@
     </w:tblStylePr>
     <w:tblStylePr w:type="firstCol">
       <w:rPr>
+        <w:rFonts w:eastAsia="黑体"/>
         <w:b/>
         <w:bCs/>
       </w:rPr>
     </w:tblStylePr>
     <w:tblStylePr w:type="lastCol">
       <w:rPr>
+        <w:rFonts w:eastAsia="黑体"/>
         <w:b/>
         <w:bCs/>
       </w:rPr>
@@ -14498,6 +15154,7 @@
       <w:spacing w:after="0" w:line="240" w:lineRule="auto"/>
     </w:pPr>
     <w:rPr>
+      <w:rFonts w:eastAsia="黑体"/>
       <w:color w:themeColor="text1" w:val="000000"/>
     </w:rPr>
     <w:tblPr>
@@ -14516,6 +15173,7 @@
     </w:tcPr>
     <w:tblStylePr w:type="firstRow">
       <w:rPr>
+        <w:rFonts w:eastAsia="黑体"/>
         <w:b/>
         <w:bCs/>
         <w:color w:themeColor="background1" w:val="FFFFFF"/>
@@ -14530,6 +15188,7 @@
     </w:tblStylePr>
     <w:tblStylePr w:type="lastRow">
       <w:rPr>
+        <w:rFonts w:eastAsia="黑体"/>
         <w:b/>
         <w:bCs/>
         <w:color w:themeColor="accent3" w:themeShade="CC" w:val="7E9C40"/>
@@ -14544,12 +15203,14 @@
     </w:tblStylePr>
     <w:tblStylePr w:type="firstCol">
       <w:rPr>
+        <w:rFonts w:eastAsia="黑体"/>
         <w:b/>
         <w:bCs/>
       </w:rPr>
     </w:tblStylePr>
     <w:tblStylePr w:type="lastCol">
       <w:rPr>
+        <w:rFonts w:eastAsia="黑体"/>
         <w:b/>
         <w:bCs/>
       </w:rPr>
@@ -14584,6 +15245,7 @@
       <w:spacing w:after="0" w:line="240" w:lineRule="auto"/>
     </w:pPr>
     <w:rPr>
+      <w:rFonts w:eastAsia="黑体"/>
       <w:color w:themeColor="text1" w:val="000000"/>
     </w:rPr>
     <w:tblPr>
@@ -14602,6 +15264,7 @@
     </w:tcPr>
     <w:tblStylePr w:type="firstRow">
       <w:rPr>
+        <w:rFonts w:eastAsia="黑体"/>
         <w:b/>
         <w:bCs/>
         <w:color w:themeColor="background1" w:val="FFFFFF"/>
@@ -14616,6 +15279,7 @@
     </w:tblStylePr>
     <w:tblStylePr w:type="lastRow">
       <w:rPr>
+        <w:rFonts w:eastAsia="黑体"/>
         <w:b/>
         <w:bCs/>
         <w:color w:themeColor="accent6" w:themeShade="CC" w:val="F2730A"/>
@@ -14630,12 +15294,14 @@
     </w:tblStylePr>
     <w:tblStylePr w:type="firstCol">
       <w:rPr>
+        <w:rFonts w:eastAsia="黑体"/>
         <w:b/>
         <w:bCs/>
       </w:rPr>
     </w:tblStylePr>
     <w:tblStylePr w:type="lastCol">
       <w:rPr>
+        <w:rFonts w:eastAsia="黑体"/>
         <w:b/>
         <w:bCs/>
       </w:rPr>
@@ -14670,6 +15336,7 @@
       <w:spacing w:after="0" w:line="240" w:lineRule="auto"/>
     </w:pPr>
     <w:rPr>
+      <w:rFonts w:eastAsia="黑体"/>
       <w:color w:themeColor="text1" w:val="000000"/>
     </w:rPr>
     <w:tblPr>
@@ -14688,6 +15355,7 @@
     </w:tcPr>
     <w:tblStylePr w:type="firstRow">
       <w:rPr>
+        <w:rFonts w:eastAsia="黑体"/>
         <w:b/>
         <w:bCs/>
         <w:color w:themeColor="background1" w:val="FFFFFF"/>
@@ -14702,6 +15370,7 @@
     </w:tblStylePr>
     <w:tblStylePr w:type="lastRow">
       <w:rPr>
+        <w:rFonts w:eastAsia="黑体"/>
         <w:b/>
         <w:bCs/>
         <w:color w:themeColor="accent5" w:themeShade="CC" w:val="348DA5"/>
@@ -14716,12 +15385,14 @@
     </w:tblStylePr>
     <w:tblStylePr w:type="firstCol">
       <w:rPr>
+        <w:rFonts w:eastAsia="黑体"/>
         <w:b/>
         <w:bCs/>
       </w:rPr>
     </w:tblStylePr>
     <w:tblStylePr w:type="lastCol">
       <w:rPr>
+        <w:rFonts w:eastAsia="黑体"/>
         <w:b/>
         <w:bCs/>
       </w:rPr>
@@ -14756,6 +15427,7 @@
       <w:spacing w:after="0" w:line="240" w:lineRule="auto"/>
     </w:pPr>
     <w:rPr>
+      <w:rFonts w:eastAsia="黑体"/>
       <w:color w:themeColor="text1" w:val="000000"/>
     </w:rPr>
     <w:tblPr>
@@ -14777,6 +15449,7 @@
     </w:tcPr>
     <w:tblStylePr w:type="firstRow">
       <w:rPr>
+        <w:rFonts w:eastAsia="黑体"/>
         <w:b/>
         <w:bCs/>
       </w:rPr>
@@ -14787,6 +15460,7 @@
     </w:tblStylePr>
     <w:tblStylePr w:type="lastRow">
       <w:rPr>
+        <w:rFonts w:eastAsia="黑体"/>
         <w:b/>
         <w:bCs/>
         <w:color w:themeColor="text1" w:val="000000"/>
@@ -14798,6 +15472,7 @@
     </w:tblStylePr>
     <w:tblStylePr w:type="firstCol">
       <w:rPr>
+        <w:rFonts w:eastAsia="黑体"/>
         <w:color w:themeColor="background1" w:val="FFFFFF"/>
       </w:rPr>
       <w:tblPr/>
@@ -14807,6 +15482,7 @@
     </w:tblStylePr>
     <w:tblStylePr w:type="lastCol">
       <w:rPr>
+        <w:rFonts w:eastAsia="黑体"/>
         <w:color w:themeColor="background1" w:val="FFFFFF"/>
       </w:rPr>
       <w:tblPr/>
@@ -14836,6 +15512,7 @@
       <w:spacing w:after="0" w:line="240" w:lineRule="auto"/>
     </w:pPr>
     <w:rPr>
+      <w:rFonts w:eastAsia="黑体"/>
       <w:color w:themeColor="text1" w:val="000000"/>
     </w:rPr>
     <w:tblPr>
@@ -14857,6 +15534,7 @@
     </w:tcPr>
     <w:tblStylePr w:type="firstRow">
       <w:rPr>
+        <w:rFonts w:eastAsia="黑体"/>
         <w:b/>
         <w:bCs/>
       </w:rPr>
@@ -14867,6 +15545,7 @@
     </w:tblStylePr>
     <w:tblStylePr w:type="lastRow">
       <w:rPr>
+        <w:rFonts w:eastAsia="黑体"/>
         <w:b/>
         <w:bCs/>
         <w:color w:themeColor="text1" w:val="000000"/>
@@ -14878,6 +15557,7 @@
     </w:tblStylePr>
     <w:tblStylePr w:type="firstCol">
       <w:rPr>
+        <w:rFonts w:eastAsia="黑体"/>
         <w:color w:themeColor="background1" w:val="FFFFFF"/>
       </w:rPr>
       <w:tblPr/>
@@ -14887,6 +15567,7 @@
     </w:tblStylePr>
     <w:tblStylePr w:type="lastCol">
       <w:rPr>
+        <w:rFonts w:eastAsia="黑体"/>
         <w:color w:themeColor="background1" w:val="FFFFFF"/>
       </w:rPr>
       <w:tblPr/>
@@ -14916,6 +15597,7 @@
       <w:spacing w:after="0" w:line="240" w:lineRule="auto"/>
     </w:pPr>
     <w:rPr>
+      <w:rFonts w:eastAsia="黑体"/>
       <w:color w:themeColor="text1" w:val="000000"/>
     </w:rPr>
     <w:tblPr>
@@ -14937,6 +15619,7 @@
     </w:tcPr>
     <w:tblStylePr w:type="firstRow">
       <w:rPr>
+        <w:rFonts w:eastAsia="黑体"/>
         <w:b/>
         <w:bCs/>
       </w:rPr>
@@ -14947,6 +15630,7 @@
     </w:tblStylePr>
     <w:tblStylePr w:type="lastRow">
       <w:rPr>
+        <w:rFonts w:eastAsia="黑体"/>
         <w:b/>
         <w:bCs/>
         <w:color w:themeColor="text1" w:val="000000"/>
@@ -14958,6 +15642,7 @@
     </w:tblStylePr>
     <w:tblStylePr w:type="firstCol">
       <w:rPr>
+        <w:rFonts w:eastAsia="黑体"/>
         <w:color w:themeColor="background1" w:val="FFFFFF"/>
       </w:rPr>
       <w:tblPr/>
@@ -14967,6 +15652,7 @@
     </w:tblStylePr>
     <w:tblStylePr w:type="lastCol">
       <w:rPr>
+        <w:rFonts w:eastAsia="黑体"/>
         <w:color w:themeColor="background1" w:val="FFFFFF"/>
       </w:rPr>
       <w:tblPr/>
@@ -14996,6 +15682,7 @@
       <w:spacing w:after="0" w:line="240" w:lineRule="auto"/>
     </w:pPr>
     <w:rPr>
+      <w:rFonts w:eastAsia="黑体"/>
       <w:color w:themeColor="text1" w:val="000000"/>
     </w:rPr>
     <w:tblPr>
@@ -15017,6 +15704,7 @@
     </w:tcPr>
     <w:tblStylePr w:type="firstRow">
       <w:rPr>
+        <w:rFonts w:eastAsia="黑体"/>
         <w:b/>
         <w:bCs/>
       </w:rPr>
@@ -15027,6 +15715,7 @@
     </w:tblStylePr>
     <w:tblStylePr w:type="lastRow">
       <w:rPr>
+        <w:rFonts w:eastAsia="黑体"/>
         <w:b/>
         <w:bCs/>
         <w:color w:themeColor="text1" w:val="000000"/>
@@ -15038,6 +15727,7 @@
     </w:tblStylePr>
     <w:tblStylePr w:type="firstCol">
       <w:rPr>
+        <w:rFonts w:eastAsia="黑体"/>
         <w:color w:themeColor="background1" w:val="FFFFFF"/>
       </w:rPr>
       <w:tblPr/>
@@ -15047,6 +15737,7 @@
     </w:tblStylePr>
     <w:tblStylePr w:type="lastCol">
       <w:rPr>
+        <w:rFonts w:eastAsia="黑体"/>
         <w:color w:themeColor="background1" w:val="FFFFFF"/>
       </w:rPr>
       <w:tblPr/>
@@ -15076,6 +15767,7 @@
       <w:spacing w:after="0" w:line="240" w:lineRule="auto"/>
     </w:pPr>
     <w:rPr>
+      <w:rFonts w:eastAsia="黑体"/>
       <w:color w:themeColor="text1" w:val="000000"/>
     </w:rPr>
     <w:tblPr>
@@ -15097,6 +15789,7 @@
     </w:tcPr>
     <w:tblStylePr w:type="firstRow">
       <w:rPr>
+        <w:rFonts w:eastAsia="黑体"/>
         <w:b/>
         <w:bCs/>
       </w:rPr>
@@ -15107,6 +15800,7 @@
     </w:tblStylePr>
     <w:tblStylePr w:type="lastRow">
       <w:rPr>
+        <w:rFonts w:eastAsia="黑体"/>
         <w:b/>
         <w:bCs/>
         <w:color w:themeColor="text1" w:val="000000"/>
@@ -15118,6 +15812,7 @@
     </w:tblStylePr>
     <w:tblStylePr w:type="firstCol">
       <w:rPr>
+        <w:rFonts w:eastAsia="黑体"/>
         <w:color w:themeColor="background1" w:val="FFFFFF"/>
       </w:rPr>
       <w:tblPr/>
@@ -15127,6 +15822,7 @@
     </w:tblStylePr>
     <w:tblStylePr w:type="lastCol">
       <w:rPr>
+        <w:rFonts w:eastAsia="黑体"/>
         <w:color w:themeColor="background1" w:val="FFFFFF"/>
       </w:rPr>
       <w:tblPr/>
@@ -15156,6 +15852,7 @@
       <w:spacing w:after="0" w:line="240" w:lineRule="auto"/>
     </w:pPr>
     <w:rPr>
+      <w:rFonts w:eastAsia="黑体"/>
       <w:color w:themeColor="text1" w:val="000000"/>
     </w:rPr>
     <w:tblPr>
@@ -15177,6 +15874,7 @@
     </w:tcPr>
     <w:tblStylePr w:type="firstRow">
       <w:rPr>
+        <w:rFonts w:eastAsia="黑体"/>
         <w:b/>
         <w:bCs/>
       </w:rPr>
@@ -15187,6 +15885,7 @@
     </w:tblStylePr>
     <w:tblStylePr w:type="lastRow">
       <w:rPr>
+        <w:rFonts w:eastAsia="黑体"/>
         <w:b/>
         <w:bCs/>
         <w:color w:themeColor="text1" w:val="000000"/>
@@ -15198,6 +15897,7 @@
     </w:tblStylePr>
     <w:tblStylePr w:type="firstCol">
       <w:rPr>
+        <w:rFonts w:eastAsia="黑体"/>
         <w:color w:themeColor="background1" w:val="FFFFFF"/>
       </w:rPr>
       <w:tblPr/>
@@ -15207,6 +15907,7 @@
     </w:tblStylePr>
     <w:tblStylePr w:type="lastCol">
       <w:rPr>
+        <w:rFonts w:eastAsia="黑体"/>
         <w:color w:themeColor="background1" w:val="FFFFFF"/>
       </w:rPr>
       <w:tblPr/>
@@ -15236,6 +15937,7 @@
       <w:spacing w:after="0" w:line="240" w:lineRule="auto"/>
     </w:pPr>
     <w:rPr>
+      <w:rFonts w:eastAsia="黑体"/>
       <w:color w:themeColor="text1" w:val="000000"/>
     </w:rPr>
     <w:tblPr>
@@ -15257,6 +15959,7 @@
     </w:tcPr>
     <w:tblStylePr w:type="firstRow">
       <w:rPr>
+        <w:rFonts w:eastAsia="黑体"/>
         <w:b/>
         <w:bCs/>
       </w:rPr>
@@ -15267,6 +15970,7 @@
     </w:tblStylePr>
     <w:tblStylePr w:type="lastRow">
       <w:rPr>
+        <w:rFonts w:eastAsia="黑体"/>
         <w:b/>
         <w:bCs/>
         <w:color w:themeColor="text1" w:val="000000"/>
@@ -15278,6 +15982,7 @@
     </w:tblStylePr>
     <w:tblStylePr w:type="firstCol">
       <w:rPr>
+        <w:rFonts w:eastAsia="黑体"/>
         <w:color w:themeColor="background1" w:val="FFFFFF"/>
       </w:rPr>
       <w:tblPr/>
@@ -15287,6 +15992,7 @@
     </w:tblStylePr>
     <w:tblStylePr w:type="lastCol">
       <w:rPr>
+        <w:rFonts w:eastAsia="黑体"/>
         <w:color w:themeColor="background1" w:val="FFFFFF"/>
       </w:rPr>
       <w:tblPr/>
@@ -15319,6 +16025,7 @@
     <w:name w:val="KeywordTok"/>
     <w:basedOn w:val="VerbatimChar"/>
     <w:rPr>
+      <w:rFonts w:eastAsia="黑体"/>
       <w:b/>
       <w:color w:val="007020"/>
     </w:rPr>
@@ -15327,6 +16034,7 @@
     <w:name w:val="DataTypeTok"/>
     <w:basedOn w:val="VerbatimChar"/>
     <w:rPr>
+      <w:rFonts w:eastAsia="黑体"/>
       <w:color w:val="902000"/>
     </w:rPr>
   </w:style>
@@ -15334,6 +16042,7 @@
     <w:name w:val="DecValTok"/>
     <w:basedOn w:val="VerbatimChar"/>
     <w:rPr>
+      <w:rFonts w:eastAsia="黑体"/>
       <w:color w:val="40a070"/>
     </w:rPr>
   </w:style>
@@ -15341,6 +16050,7 @@
     <w:name w:val="BaseNTok"/>
     <w:basedOn w:val="VerbatimChar"/>
     <w:rPr>
+      <w:rFonts w:eastAsia="黑体"/>
       <w:color w:val="40a070"/>
     </w:rPr>
   </w:style>
@@ -15348,6 +16058,7 @@
     <w:name w:val="FloatTok"/>
     <w:basedOn w:val="VerbatimChar"/>
     <w:rPr>
+      <w:rFonts w:eastAsia="黑体"/>
       <w:color w:val="40a070"/>
     </w:rPr>
   </w:style>
@@ -15355,6 +16066,7 @@
     <w:name w:val="ConstantTok"/>
     <w:basedOn w:val="VerbatimChar"/>
     <w:rPr>
+      <w:rFonts w:eastAsia="黑体"/>
       <w:color w:val="880000"/>
     </w:rPr>
   </w:style>
@@ -15362,6 +16074,7 @@
     <w:name w:val="CharTok"/>
     <w:basedOn w:val="VerbatimChar"/>
     <w:rPr>
+      <w:rFonts w:eastAsia="黑体"/>
       <w:color w:val="4070a0"/>
     </w:rPr>
   </w:style>
@@ -15369,6 +16082,7 @@
     <w:name w:val="SpecialCharTok"/>
     <w:basedOn w:val="VerbatimChar"/>
     <w:rPr>
+      <w:rFonts w:eastAsia="黑体"/>
       <w:color w:val="4070a0"/>
     </w:rPr>
   </w:style>
@@ -15376,6 +16090,7 @@
     <w:name w:val="StringTok"/>
     <w:basedOn w:val="VerbatimChar"/>
     <w:rPr>
+      <w:rFonts w:eastAsia="黑体"/>
       <w:color w:val="4070a0"/>
     </w:rPr>
   </w:style>
@@ -15383,6 +16098,7 @@
     <w:name w:val="VerbatimStringTok"/>
     <w:basedOn w:val="VerbatimChar"/>
     <w:rPr>
+      <w:rFonts w:eastAsia="黑体"/>
       <w:color w:val="4070a0"/>
     </w:rPr>
   </w:style>
@@ -15390,6 +16106,7 @@
     <w:name w:val="SpecialStringTok"/>
     <w:basedOn w:val="VerbatimChar"/>
     <w:rPr>
+      <w:rFonts w:eastAsia="黑体"/>
       <w:color w:val="bb6688"/>
     </w:rPr>
   </w:style>
@@ -15397,6 +16114,7 @@
     <w:name w:val="ImportTok"/>
     <w:basedOn w:val="VerbatimChar"/>
     <w:rPr>
+      <w:rFonts w:eastAsia="黑体"/>
       <w:b/>
       <w:color w:val="008000"/>
     </w:rPr>
@@ -15405,6 +16123,7 @@
     <w:name w:val="CommentTok"/>
     <w:basedOn w:val="VerbatimChar"/>
     <w:rPr>
+      <w:rFonts w:eastAsia="黑体"/>
       <w:i/>
       <w:color w:val="60a0b0"/>
     </w:rPr>
@@ -15413,6 +16132,7 @@
     <w:name w:val="DocumentationTok"/>
     <w:basedOn w:val="VerbatimChar"/>
     <w:rPr>
+      <w:rFonts w:eastAsia="黑体"/>
       <w:i/>
       <w:color w:val="ba2121"/>
     </w:rPr>
@@ -15421,6 +16141,7 @@
     <w:name w:val="AnnotationTok"/>
     <w:basedOn w:val="VerbatimChar"/>
     <w:rPr>
+      <w:rFonts w:eastAsia="黑体"/>
       <w:b/>
       <w:i/>
       <w:color w:val="60a0b0"/>
@@ -15430,6 +16151,7 @@
     <w:name w:val="CommentVarTok"/>
     <w:basedOn w:val="VerbatimChar"/>
     <w:rPr>
+      <w:rFonts w:eastAsia="黑体"/>
       <w:b/>
       <w:i/>
       <w:color w:val="60a0b0"/>
@@ -15439,6 +16161,7 @@
     <w:name w:val="OtherTok"/>
     <w:basedOn w:val="VerbatimChar"/>
     <w:rPr>
+      <w:rFonts w:eastAsia="黑体"/>
       <w:color w:val="007020"/>
     </w:rPr>
   </w:style>
@@ -15446,6 +16169,7 @@
     <w:name w:val="FunctionTok"/>
     <w:basedOn w:val="VerbatimChar"/>
     <w:rPr>
+      <w:rFonts w:eastAsia="黑体"/>
       <w:color w:val="06287e"/>
     </w:rPr>
   </w:style>
@@ -15453,6 +16177,7 @@
     <w:name w:val="VariableTok"/>
     <w:basedOn w:val="VerbatimChar"/>
     <w:rPr>
+      <w:rFonts w:eastAsia="黑体"/>
       <w:color w:val="19177c"/>
     </w:rPr>
   </w:style>
@@ -15460,6 +16185,7 @@
     <w:name w:val="ControlFlowTok"/>
     <w:basedOn w:val="VerbatimChar"/>
     <w:rPr>
+      <w:rFonts w:eastAsia="黑体"/>
       <w:b/>
       <w:color w:val="007020"/>
     </w:rPr>
@@ -15468,6 +16194,7 @@
     <w:name w:val="OperatorTok"/>
     <w:basedOn w:val="VerbatimChar"/>
     <w:rPr>
+      <w:rFonts w:eastAsia="黑体"/>
       <w:color w:val="666666"/>
     </w:rPr>
   </w:style>
@@ -15475,18 +16202,22 @@
     <w:name w:val="BuiltInTok"/>
     <w:basedOn w:val="VerbatimChar"/>
     <w:rPr>
+      <w:rFonts w:eastAsia="黑体"/>
       <w:color w:val="008000"/>
     </w:rPr>
   </w:style>
   <w:style w:type="character" w:customStyle="1" w:styleId="ExtensionTok">
     <w:name w:val="ExtensionTok"/>
     <w:basedOn w:val="VerbatimChar"/>
-    <w:rPr/>
+    <w:rPr>
+      <w:rFonts w:eastAsia="黑体"/>
+    </w:rPr>
   </w:style>
   <w:style w:type="character" w:customStyle="1" w:styleId="PreprocessorTok">
     <w:name w:val="PreprocessorTok"/>
     <w:basedOn w:val="VerbatimChar"/>
     <w:rPr>
+      <w:rFonts w:eastAsia="黑体"/>
       <w:color w:val="bc7a00"/>
     </w:rPr>
   </w:style>
@@ -15494,18 +16225,22 @@
     <w:name w:val="AttributeTok"/>
     <w:basedOn w:val="VerbatimChar"/>
     <w:rPr>
+      <w:rFonts w:eastAsia="黑体"/>
       <w:color w:val="7d9029"/>
     </w:rPr>
   </w:style>
   <w:style w:type="character" w:customStyle="1" w:styleId="RegionMarkerTok">
     <w:name w:val="RegionMarkerTok"/>
     <w:basedOn w:val="VerbatimChar"/>
-    <w:rPr/>
+    <w:rPr>
+      <w:rFonts w:eastAsia="黑体"/>
+    </w:rPr>
   </w:style>
   <w:style w:type="character" w:customStyle="1" w:styleId="InformationTok">
     <w:name w:val="InformationTok"/>
     <w:basedOn w:val="VerbatimChar"/>
     <w:rPr>
+      <w:rFonts w:eastAsia="黑体"/>
       <w:b/>
       <w:i/>
       <w:color w:val="60a0b0"/>
@@ -15515,6 +16250,7 @@
     <w:name w:val="WarningTok"/>
     <w:basedOn w:val="VerbatimChar"/>
     <w:rPr>
+      <w:rFonts w:eastAsia="黑体"/>
       <w:b/>
       <w:i/>
       <w:color w:val="60a0b0"/>
@@ -15524,6 +16260,7 @@
     <w:name w:val="AlertTok"/>
     <w:basedOn w:val="VerbatimChar"/>
     <w:rPr>
+      <w:rFonts w:eastAsia="黑体"/>
       <w:b/>
       <w:color w:val="ff0000"/>
     </w:rPr>
@@ -15532,6 +16269,7 @@
     <w:name w:val="ErrorTok"/>
     <w:basedOn w:val="VerbatimChar"/>
     <w:rPr>
+      <w:rFonts w:eastAsia="黑体"/>
       <w:b/>
       <w:color w:val="ff0000"/>
     </w:rPr>
@@ -15539,7 +16277,9 @@
   <w:style w:type="character" w:customStyle="1" w:styleId="NormalTok">
     <w:name w:val="NormalTok"/>
     <w:basedOn w:val="VerbatimChar"/>
-    <w:rPr/>
+    <w:rPr>
+      <w:rFonts w:eastAsia="黑体"/>
+    </w:rPr>
   </w:style>
 </w:styles>
 </file>
@@ -15588,12 +16328,12 @@
     <a:fontScheme name="Office">
       <a:majorFont>
         <a:latin typeface="Calibri"/>
-        <a:ea typeface=""/>
+        <a:ea typeface="黑体"/>
         <a:cs typeface=""/>
         <a:font script="Jpan" typeface="ＭＳ ゴシック"/>
         <a:font script="Hang" typeface="맑은 고딕"/>
-        <a:font script="Hans" typeface="宋体"/>
-        <a:font script="Hant" typeface="新細明體"/>
+        <a:font script="Hans" typeface="黑体"/>
+        <a:font script="Hant" typeface="黑体"/>
         <a:font script="Arab" typeface="Times New Roman"/>
         <a:font script="Hebr" typeface="Times New Roman"/>
         <a:font script="Thai" typeface="Angsana New"/>
@@ -15623,12 +16363,12 @@
       </a:majorFont>
       <a:minorFont>
         <a:latin typeface="Cambria"/>
-        <a:ea typeface=""/>
+        <a:ea typeface="黑体"/>
         <a:cs typeface=""/>
         <a:font script="Jpan" typeface="ＭＳ 明朝"/>
         <a:font script="Hang" typeface="맑은 고딕"/>
-        <a:font script="Hans" typeface="宋体"/>
-        <a:font script="Hant" typeface="新細明體"/>
+        <a:font script="Hans" typeface="黑体"/>
+        <a:font script="Hant" typeface="黑体"/>
         <a:font script="Arab" typeface="Arial"/>
         <a:font script="Hebr" typeface="Arial"/>
         <a:font script="Thai" typeface="Cordia New"/>

--- a/04-滤波电路/02-高通滤波/有源高通滤波电路/有源高通滤波电路.docx
+++ b/04-滤波电路/02-高通滤波/有源高通滤波电路/有源高通滤波电路.docx
@@ -3254,7 +3254,7 @@
           <w:color w:val="555555"/>
           <w:sz w:val="21"/>
         </w:rPr>
-        <w:t>材料收集者：杜文杰，WX手机：19519196569，QQ:3478827729</w:t>
+        <w:t>材料收集者：杜文杰，微信/手机：19519196569，QQ:3478827729</w:t>
       </w:r>
     </w:p>
     <w:sectPr>
